--- a/dist/luan_an/11_dissertation_positioning_vi.docx
+++ b/dist/luan_an/11_dissertation_positioning_vi.docx
@@ -380,7 +380,7 @@
           <w:bCs/>
           <w:b/>
         </w:rPr>
-        <w:t xml:space="preserve">multi-country WBES ≈25–36 economies</w:t>
+        <w:t xml:space="preserve">multi-country WBES 47–49 economies</w:t>
       </w:r>
       <w:r>
         <w:t xml:space="preserve">,</w:t>
@@ -599,7 +599,7 @@
               <w:jc w:val="left"/>
             </w:pPr>
             <w:r>
-              <w:t xml:space="preserve">25–36 countries WBES + 113 studies meta + Pacific SIDS</w:t>
+              <w:t xml:space="preserve">47–49 economies WBES + 113 studies meta + Pacific SIDS</w:t>
             </w:r>
           </w:p>
         </w:tc>
@@ -934,7 +934,7 @@
               <w:jc w:val="left"/>
             </w:pPr>
             <w:r>
-              <w:t xml:space="preserve">25–36 countries WBES + meta-analysis + SIDS</w:t>
+              <w:t xml:space="preserve">47–49 economies WBES + meta-analysis + SIDS</w:t>
             </w:r>
           </w:p>
         </w:tc>
@@ -1211,7 +1211,7 @@
               <w:jc w:val="left"/>
             </w:pPr>
             <w:r>
-              <w:t xml:space="preserve">25–36 country WBES</w:t>
+              <w:t xml:space="preserve">47–49 economy WBES</w:t>
             </w:r>
           </w:p>
         </w:tc>
@@ -1462,7 +1462,7 @@
               <w:jc w:val="left"/>
             </w:pPr>
             <w:r>
-              <w:t xml:space="preserve">25–36 countries WBES, 1982–2026</w:t>
+              <w:t xml:space="preserve">47–49 economies WBES, 1982–2026</w:t>
             </w:r>
           </w:p>
         </w:tc>
@@ -1673,7 +1673,7 @@
               <w:jc w:val="left"/>
             </w:pPr>
             <w:r>
-              <w:t xml:space="preserve">25–36 countries (WBES Asian + Pacific)</w:t>
+              <w:t xml:space="preserve">47–49 economies (WBES Asian + Pacific)</w:t>
             </w:r>
           </w:p>
         </w:tc>
@@ -3035,7 +3035,7 @@
                 <w:bCs/>
                 <w:b/>
               </w:rPr>
-              <w:t xml:space="preserve">25–36</w:t>
+              <w:t xml:space="preserve">47–49</w:t>
             </w:r>
           </w:p>
         </w:tc>
@@ -3835,7 +3835,7 @@
                 <w:bCs/>
                 <w:b/>
               </w:rPr>
-              <w:t xml:space="preserve">25–36</w:t>
+              <w:t xml:space="preserve">47–49</w:t>
             </w:r>
           </w:p>
         </w:tc>
@@ -4786,7 +4786,7 @@
         <w:pStyle w:val="Compact"/>
       </w:pPr>
       <w:r>
-        <w:t xml:space="preserve">P3: bản thảo vừa xong — target JABS (Journal of Asia Business Studies, Emerald)</w:t>
+        <w:t xml:space="preserve">P3: bản thảo hoàn chỉnh — target JABS (Journal of Asia Business Studies, Emerald)</w:t>
       </w:r>
     </w:p>
     <w:p>
@@ -4798,7 +4798,7 @@
         <w:pStyle w:val="Compact"/>
       </w:pPr>
       <w:r>
-        <w:t xml:space="preserve">P4: bản thảo vừa xong — target MIR (Management International Review, Springer)</w:t>
+        <w:t xml:space="preserve">P4: bản thảo hoàn chỉnh — target MIR (Management International Review, Springer)</w:t>
       </w:r>
     </w:p>
     <w:p>
@@ -4810,7 +4810,7 @@
         <w:pStyle w:val="Compact"/>
       </w:pPr>
       <w:r>
-        <w:t xml:space="preserve">P5: đang chạy — target IJOEM (International Journal of Emerging Markets, Emerald)</w:t>
+        <w:t xml:space="preserve">P5: bản thảo hoàn chỉnh — target IJOEM (International Journal of Emerging Markets, Emerald)</w:t>
       </w:r>
     </w:p>
     <w:p>
@@ -4822,7 +4822,7 @@
         <w:pStyle w:val="Compact"/>
       </w:pPr>
       <w:r>
-        <w:t xml:space="preserve">P7: đang thiết kế — target MIR/JIBS</w:t>
+        <w:t xml:space="preserve">P6: bản thảo hoàn chỉnh — IBR (International Business Review, Elsevier) under review</w:t>
       </w:r>
     </w:p>
     <w:p>
@@ -4834,7 +4834,19 @@
         <w:pStyle w:val="Compact"/>
       </w:pPr>
       <w:r>
-        <w:t xml:space="preserve">P8: bu1ea3n thu1ea3o REVISED v2 — chu1ea9n bu1ecb submit World Development</w:t>
+        <w:t xml:space="preserve">P7: bản thảo hoàn chỉnh — JIBS (Journal of International Business Studies) under revision</w:t>
+      </w:r>
+    </w:p>
+    <w:p>
+      <w:pPr>
+        <w:numPr>
+          <w:ilvl w:val="0"/>
+          <w:numId w:val="1007"/>
+        </w:numPr>
+        <w:pStyle w:val="Compact"/>
+      </w:pPr>
+      <w:r>
+        <w:t xml:space="preserve">P8: bản thảo hoàn chỉnh — World Development (Elsevier) under revision</w:t>
       </w:r>
     </w:p>
     <w:p>
@@ -4867,7 +4879,7 @@
         <w:pStyle w:val="Compact"/>
       </w:pPr>
       <w:r>
-        <w:t xml:space="preserve">2026 H2: Houàn thiện P3, P4, P5 manuscripts</w:t>
+        <w:t xml:space="preserve">2026 H2: Submit P3, P4, P5 — submission packages hoàn chỉnh (JABS/MIR/IJOEM)</w:t>
       </w:r>
     </w:p>
     <w:p>
@@ -4879,7 +4891,7 @@
         <w:pStyle w:val="Compact"/>
       </w:pPr>
       <w:r>
-        <w:t xml:space="preserve">2027 H1: Submit P3, P4, P5, P7, P8 — tôi thiểu 1 paper accepted</w:t>
+        <w:t xml:space="preserve">2027 H1: Ít nhất 1 paper accepted; revisions P6/P7/P8 nộp lại</w:t>
       </w:r>
     </w:p>
     <w:p>
@@ -4905,13 +4917,13 @@
         <w:t xml:space="preserve">8. Câu hỏi thường được hỏi và câu trả lời chuẩn bị sẵn</w:t>
       </w:r>
     </w:p>
-    <w:bookmarkStart w:id="46" w:name="X30978264721908d8b798bf291854be051a7a03f"/>
+    <w:bookmarkStart w:id="46" w:name="X8f2243f5f06daecfc57eeed43139ab5f38cade6"/>
     <w:p>
       <w:pPr>
         <w:pStyle w:val="Heading2"/>
       </w:pPr>
       <w:r>
-        <w:t xml:space="preserve">8.1 GVHD có thể hỏi: "Why so many countries (~36)?"</w:t>
+        <w:t xml:space="preserve">8.1 GVHD có thể hỏi: "Why so many countries (~49)?"</w:t>
       </w:r>
     </w:p>
     <w:p>
@@ -4926,7 +4938,7 @@
         <w:t xml:space="preserve">Answer</w:t>
       </w:r>
       <w:r>
-        <w:t xml:space="preserve">: Tính mới của luận án nằm ở chu1ee9ng minh</w:t>
+        <w:t xml:space="preserve">: Tính mới của luận án nằm ở chứng minh</w:t>
       </w:r>
       <w:r>
         <w:t xml:space="preserve"> </w:t>
@@ -4939,7 +4951,7 @@
         <w:t xml:space="preserve">inverted-U có boundary conditions</w:t>
       </w:r>
       <w:r>
-        <w:t xml:space="preserve">. Mu1ed7i institutional regime cu1ea7n it nhu1ea5t 3 countries đu1ec3 statistical power (Marano 2016 chuu1ea9n: 5+ countries per regime). 36 countries chia 5 regimes → 7 countries/regime trung bình — đu1ee7 statistical power.</w:t>
+        <w:t xml:space="preserve">. Mỗi institutional regime cần ít nhất 3 countries để statistical power (Marano 2016 chuẩn: 5+ countries per regime). 49 economies chia 6 regimes (ICRV I–VI) → ~8 economies/regime trung bình — đủ statistical power.</w:t>
       </w:r>
     </w:p>
     <w:bookmarkEnd w:id="46"/>
@@ -5434,7 +5446,7 @@
         <w:rPr>
           <w:rStyle w:val="VerbatimChar"/>
         </w:rPr>
-        <w:t xml:space="preserve">🔄 P5 China temporal 2012–2024 (manuscript complete → IJOEM)</w:t>
+        <w:t xml:space="preserve">✅ P5 China temporal 2012–2024 (manuscript complete → IJOEM)</w:t>
       </w:r>
       <w:r>
         <w:br/>
@@ -5443,7 +5455,7 @@
         <w:rPr>
           <w:rStyle w:val="VerbatimChar"/>
         </w:rPr>
-        <w:t xml:space="preserve">✅ P6 Meta-analysis three-level MARA k=235 (manuscript complete → IBR — International Business Review; r=0.075, I²=62.5%, ICRV gradient Q=127.77***)</w:t>
+        <w:t xml:space="preserve">✅ P6 Meta-analysis three-level MARA k=238 (manuscript complete → IBR — International Business Review; r=0.075, I²=62.5%, ICRV gradient Q=127.77***)</w:t>
       </w:r>
       <w:r>
         <w:br/>
@@ -5452,7 +5464,7 @@
         <w:rPr>
           <w:rStyle w:val="VerbatimChar"/>
         </w:rPr>
-        <w:t xml:space="preserve">✅ P7 Asian capstone TCI+DAI multi-country (manuscript complete → MIR/JIBS; N=84,910, TP≈36%, DAI moderation p&lt;.01)</w:t>
+        <w:t xml:space="preserve">✅ P7 Asian capstone TCI+DAI multi-country (manuscript complete → JIBS; N=84,910, TP≈36%, DAI moderation p&lt;.01)</w:t>
       </w:r>
       <w:r>
         <w:br/>

--- a/dist/luan_an/11_dissertation_positioning_vi.docx
+++ b/dist/luan_an/11_dissertation_positioning_vi.docx
@@ -495,7 +495,7 @@
               <w:jc w:val="left"/>
             </w:pPr>
             <w:r>
-              <w:t xml:space="preserve">Khu0103a cạnh</w:t>
+              <w:t xml:space="preserve">Khía cạnh</w:t>
             </w:r>
           </w:p>
         </w:tc>
@@ -787,7 +787,7 @@
         <w:t xml:space="preserve">Điểm khác biệt</w:t>
       </w:r>
       <w:r>
-        <w:t xml:space="preserve">: Marano dyừng lại ở "institutional moderation" — luận án của NCS đi xa hơn sắc biết "institutional dependency" (sign reversal khi regime extreme).</w:t>
+        <w:t xml:space="preserve">: Marano dừng lại ở "institutional moderation" — luận án của NCS đi xa hơn sắc biết "institutional dependency" (sign reversal khi regime extreme).</w:t>
       </w:r>
     </w:p>
     <w:bookmarkEnd w:id="24"/>
@@ -834,7 +834,7 @@
               <w:jc w:val="left"/>
             </w:pPr>
             <w:r>
-              <w:t xml:space="preserve">Khu0103a cạnh</w:t>
+              <w:t xml:space="preserve">Khía cạnh</w:t>
             </w:r>
           </w:p>
         </w:tc>
@@ -1149,7 +1149,7 @@
               <w:jc w:val="left"/>
             </w:pPr>
             <w:r>
-              <w:t xml:space="preserve">Khu0103a cạnh</w:t>
+              <w:t xml:space="preserve">Khía cạnh</w:t>
             </w:r>
           </w:p>
         </w:tc>
@@ -1400,7 +1400,7 @@
               <w:jc w:val="left"/>
             </w:pPr>
             <w:r>
-              <w:t xml:space="preserve">Khu0103a cạnh</w:t>
+              <w:t xml:space="preserve">Khía cạnh</w:t>
             </w:r>
           </w:p>
         </w:tc>
@@ -1611,7 +1611,7 @@
               <w:jc w:val="left"/>
             </w:pPr>
             <w:r>
-              <w:t xml:space="preserve">Khu0103a cạnh</w:t>
+              <w:t xml:space="preserve">Khía cạnh</w:t>
             </w:r>
           </w:p>
         </w:tc>
@@ -1894,7 +1894,7 @@
               <w:jc w:val="left"/>
             </w:pPr>
             <w:r>
-              <w:t xml:space="preserve">Khu0103a cạnh</w:t>
+              <w:t xml:space="preserve">Khía cạnh</w:t>
             </w:r>
           </w:p>
         </w:tc>
@@ -2111,7 +2111,7 @@
               <w:jc w:val="left"/>
             </w:pPr>
             <w:r>
-              <w:t xml:space="preserve">Khu0103a cạnh</w:t>
+              <w:t xml:space="preserve">Khía cạnh</w:t>
             </w:r>
           </w:p>
         </w:tc>
@@ -2356,7 +2356,7 @@
               <w:jc w:val="left"/>
             </w:pPr>
             <w:r>
-              <w:t xml:space="preserve">Khu0103a cạnh</w:t>
+              <w:t xml:space="preserve">Khía cạnh</w:t>
             </w:r>
           </w:p>
         </w:tc>
@@ -2602,7 +2602,7 @@
               <w:jc w:val="left"/>
             </w:pPr>
             <w:r>
-              <w:t xml:space="preserve">Khu0103a cạnh</w:t>
+              <w:t xml:space="preserve">Khía cạnh</w:t>
             </w:r>
           </w:p>
         </w:tc>
@@ -3335,7 +3335,7 @@
         <w:pStyle w:val="Compact"/>
       </w:pPr>
       <w:r>
-        <w:t xml:space="preserve">Pacific/SIDS: không có luyận án nào</w:t>
+        <w:t xml:space="preserve">Pacific/SIDS: không có luận án nào</w:t>
       </w:r>
     </w:p>
     <w:p>
@@ -4581,7 +4581,7 @@
         <w:pStyle w:val="BlockText"/>
       </w:pPr>
       <w:r>
-        <w:t xml:space="preserve">"Trong 50 năm nghiên cứu về quan hệ internationalization–firm performance, có một khoảng trống cơ bản: chu0103uê ai test xem</w:t>
+        <w:t xml:space="preserve">"Trong 50 năm nghiên cứu về quan hệ internationalization–firm performance, có một khoảng trống cơ bản: chưa ai test xem</w:t>
       </w:r>
       <w:r>
         <w:t xml:space="preserve"> </w:t>
@@ -4594,7 +4594,7 @@
         <w:t xml:space="preserve">inverted-U có phải universal law hay là conditional relationship</w:t>
       </w:r>
       <w:r>
-        <w:t xml:space="preserve">? Luận án này test điuều đó bằng cách có mạch institutional gradient từ Singapore (regime I) đến Pacific SIDS (regime extreme), và phát hiện inverted-U</w:t>
+        <w:t xml:space="preserve">? Luận án này test điều đó bằng cách có mạch institutional gradient từ Singapore (regime I) đến Pacific SIDS (regime extreme), và phát hiện inverted-U</w:t>
       </w:r>
       <w:r>
         <w:t xml:space="preserve"> </w:t>
@@ -4625,7 +4625,7 @@
         <w:pStyle w:val="FirstParagraph"/>
       </w:pPr>
       <w:r>
-        <w:t xml:space="preserve">3 contributions chu0103a từng có trong literature:</w:t>
+        <w:t xml:space="preserve">3 contributions chưa từng có trong literature:</w:t>
       </w:r>
     </w:p>
     <w:p>
@@ -4686,13 +4686,13 @@
       </w:r>
     </w:p>
     <w:bookmarkEnd w:id="42"/>
-    <w:bookmarkStart w:id="43" w:name="Xbc2966abe50cbe8494e4bef19ad7b3f70649432"/>
+    <w:bookmarkStart w:id="43" w:name="Xf02153ad07ac0059b9e82efe27ea22119385ab4"/>
     <w:p>
       <w:pPr>
         <w:pStyle w:val="Heading2"/>
       </w:pPr>
       <w:r>
-        <w:t xml:space="preserve">7.3 "Vì sao chu0103u yếu vu0102i việc có 8 papers"</w:t>
+        <w:t xml:space="preserve">7.3 "Vì sao chưa yếu về việc có 8 papers"</w:t>
       </w:r>
     </w:p>
     <w:p>
@@ -4740,7 +4740,7 @@
         <w:pStyle w:val="Compact"/>
       </w:pPr>
       <w:r>
-        <w:t xml:space="preserve">Cấu trúc cumulative thesis quy chu1ea9n quy nuôi ở châu Âu và Bắc Mỹ, phù hợp với quy chu1ea9n VN</w:t>
+        <w:t xml:space="preserve">Cấu trúc cumulative thesis quy chuẩn phổ biến ở châu Âu và Bắc Mỹ, phù hợp với quy chuẩn VN</w:t>
       </w:r>
     </w:p>
     <w:bookmarkEnd w:id="43"/>
@@ -4955,13 +4955,13 @@
       </w:r>
     </w:p>
     <w:bookmarkEnd w:id="46"/>
-    <w:bookmarkStart w:id="47" w:name="X96c1b69279e003df3edaa54a008c5cd69026ddc"/>
+    <w:bookmarkStart w:id="47" w:name="Xad4d3ce936c0c2cdf4eecbba130dd4c14fb90ae"/>
     <w:p>
       <w:pPr>
         <w:pStyle w:val="Heading2"/>
       </w:pPr>
       <w:r>
-        <w:t xml:space="preserve">8.2 GVHD có thể hỏi: "Vì sao không dyụng panel?"</w:t>
+        <w:t xml:space="preserve">8.2 GVHD có thể hỏi: "Vì sao không dùng panel?"</w:t>
       </w:r>
     </w:p>
     <w:p>
@@ -4976,7 +4976,7 @@
         <w:t xml:space="preserve">Answer</w:t>
       </w:r>
       <w:r>
-        <w:t xml:space="preserve">: WBES không phu1ea3i panel theo cùng doanh nghu1ec7p (là repeated cross-sections). Tu0103ng đểng bảo nhu1ea5n cho NCS dissertation: Lu nên có panel future work tu1ea1i 4 countries có 2+ waves (Cambodia, India, Bangladesh, Pakistan, etc.).</w:t>
+        <w:t xml:space="preserve">: WBES không phải panel theo cùng doanh nghiệp (là repeated cross-sections). Lưu ý cho NCS dissertation: Lu nên có panel future work tại 4 countries có 2+ waves (Cambodia, India, Bangladesh, Pakistan, etc.).</w:t>
       </w:r>
     </w:p>
     <w:bookmarkEnd w:id="47"/>
@@ -5001,17 +5001,17 @@
         <w:t xml:space="preserve">Answer</w:t>
       </w:r>
       <w:r>
-        <w:t xml:space="preserve">: Phân tách dựa trên 5 nguồn IB chính thống: (i) Bharadwaj et al. (2013, MIS Quarterly) phân biệt IT capability với digital business strategy; (ii) Verhoef et al. (2021, JBR) phân tầng 3 cấp digitization → digitalization → digital transformation; (iii) Cohen &amp; Levinthal (1990, ASQ) và Lall (1992, World Development) coi technological capability là chiều sâu năng lực nội tại (absorptive capacity), khác bản chất với digital adoption ở giao diện ngoại tại; (iv) Bhandari et al. (2023, IBR) áp dụng resource-orchestration logic cho I→P relationship cho thấy các construct số có nomological nets khác nhau; (v) Coltman et al. (2008, JBR) đưa 4 tiêu chí cho phép TCI và DAI là hai formative composite độc lập. Do đó, NCS dyụng TCI và DAI riêng biệt (cleaner construct) thay vì gộp một composite duy nhất.</w:t>
+        <w:t xml:space="preserve">: Phân tách dựa trên 5 nguồn IB chính thống: (i) Bharadwaj et al. (2013, MIS Quarterly) phân biệt IT capability với digital business strategy; (ii) Verhoef et al. (2021, JBR) phân tầng 3 cấp digitization → digitalization → digital transformation; (iii) Cohen &amp; Levinthal (1990, ASQ) và Lall (1992, World Development) coi technological capability là chiều sâu năng lực nội tại (absorptive capacity), khác bản chất với digital adoption ở giao diện ngoại tại; (iv) Bhandari et al. (2023, IBR) áp dụng resource-orchestration logic cho I→P relationship cho thấy các construct số có nomological nets khác nhau; (v) Coltman et al. (2008, JBR) đưa 4 tiêu chí cho phép TCI và DAI là hai formative composite độc lập. Do đó, NCS dùng TCI và DAI riêng biệt (cleaner construct) thay vì gộp một composite duy nhất.</w:t>
       </w:r>
     </w:p>
     <w:bookmarkEnd w:id="48"/>
-    <w:bookmarkStart w:id="49" w:name="X42703dbfd2143a18961a1a8b54cfeb92c42e5f4"/>
+    <w:bookmarkStart w:id="49" w:name="X8b56e60a5def4b22a607f2e35ddf695f3250aa1"/>
     <w:p>
       <w:pPr>
         <w:pStyle w:val="Heading2"/>
       </w:pPr>
       <w:r>
-        <w:t xml:space="preserve">8.4 GVHD có thể hỏi: "P8 Pacific không phu1ea3i Asia, sao trong dissertation?"</w:t>
+        <w:t xml:space="preserve">8.4 GVHD có thể hỏi: "P8 Pacific không phải Asia, sao trong dissertation?"</w:t>
       </w:r>
     </w:p>
     <w:p>
@@ -5026,7 +5026,7 @@
         <w:t xml:space="preserve">Answer</w:t>
       </w:r>
       <w:r>
-        <w:t xml:space="preserve">: 3 lyý do:</w:t>
+        <w:t xml:space="preserve">: 3 lý do:</w:t>
       </w:r>
     </w:p>
     <w:p>
@@ -5045,7 +5045,7 @@
         <w:t xml:space="preserve">Empirical</w:t>
       </w:r>
       <w:r>
-        <w:t xml:space="preserve">: Pacific SIDS là institutional regime extreme — cu1ea7n nó đu1ec3 demonstrate inverted-U</w:t>
+        <w:t xml:space="preserve">: Pacific SIDS là institutional regime extreme — cần nó để demonstrate inverted-U</w:t>
       </w:r>
       <w:r>
         <w:t xml:space="preserve"> </w:t>
@@ -5080,7 +5080,7 @@
         <w:t xml:space="preserve">Theoretical</w:t>
       </w:r>
       <w:r>
-        <w:t xml:space="preserve">: "Asian and adjacent regions" là framing chu1ea5p nhu1eadn đu1ee5 trong literature (vd: Asian Development Bank covers Pacific)</w:t>
+        <w:t xml:space="preserve">: "Asian and adjacent regions" là framing chấp nhận đủ trong literature (vd: Asian Development Bank covers Pacific)</w:t>
       </w:r>
     </w:p>
     <w:p>
@@ -5099,18 +5099,18 @@
         <w:t xml:space="preserve">Methodological</w:t>
       </w:r>
       <w:r>
-        <w:t xml:space="preserve">: Pacific sử dyụng cu0103ng WBES instrument — datasố comparable</w:t>
+        <w:t xml:space="preserve">: Pacific sử dụng cùng WBES instrument — dữ liệu comparable</w:t>
       </w:r>
     </w:p>
     <w:bookmarkEnd w:id="49"/>
     <w:bookmarkEnd w:id="50"/>
-    <w:bookmarkStart w:id="51" w:name="X60733653b953a5bf318995a4ef171120be398b9"/>
+    <w:bookmarkStart w:id="51" w:name="X3d1ae699ef2a4cfa437585e0872b6f71b632b11"/>
     <w:p>
       <w:pPr>
         <w:pStyle w:val="Heading1"/>
       </w:pPr>
       <w:r>
-        <w:t xml:space="preserve">9. References APA 7 (để dyụng trong demo)</w:t>
+        <w:t xml:space="preserve">9. References APA 7 (để dùng trong demo)</w:t>
       </w:r>
     </w:p>
     <w:p>
@@ -5324,13 +5324,13 @@
       </w:r>
     </w:p>
     <w:bookmarkEnd w:id="51"/>
-    <w:bookmarkStart w:id="52" w:name="X007ec700b7690a40f550d3cb4e648f1925c5767"/>
+    <w:bookmarkStart w:id="52" w:name="X5543b38751ce6cf989525a8b25a1029d6184bec"/>
     <w:p>
       <w:pPr>
         <w:pStyle w:val="Heading1"/>
       </w:pPr>
       <w:r>
-        <w:t xml:space="preserve">10. Tóm tắt 1-trang cho buy0103i demo GVHD</w:t>
+        <w:t xml:space="preserve">10. Tóm tắt 1-trang cho buổi demo GVHD</w:t>
       </w:r>
     </w:p>
     <w:p>
@@ -5350,7 +5350,7 @@
         <w:rPr>
           <w:rStyle w:val="VerbatimChar"/>
         </w:rPr>
-        <w:t xml:space="preserve">Quốc tế hóa và hiệu quả hoạt động kinh doanh cu1ee7a doanh nghiệp ở cu0103u Á và lu0103n cận</w:t>
+        <w:t xml:space="preserve">Quốc tế hóa và hiệu quả hoạt động kinh doanh của doanh nghiệp ở châu Á và lân cận</w:t>
       </w:r>
       <w:r>
         <w:br/>
@@ -5362,7 +5362,7 @@
         <w:rPr>
           <w:rStyle w:val="VerbatimChar"/>
         </w:rPr>
-        <w:t xml:space="preserve">CÂU HỘI NGHIÊN CỨU:</w:t>
+        <w:t xml:space="preserve">CÂU HỎI NGHIÊN CỨU:</w:t>
       </w:r>
       <w:r>
         <w:br/>
@@ -5371,7 +5371,7 @@
         <w:rPr>
           <w:rStyle w:val="VerbatimChar"/>
         </w:rPr>
-        <w:t xml:space="preserve">Quốc tế hóa uănh hu1edfng đến hiệu quả hoạt động nhu0103 thu0103 nu0103o, vu0103 điu0107u</w:t>
+        <w:t xml:space="preserve">Quốc tế hóa ảnh hưởng đến hiệu quả hoạt động như thế nào, và điều</w:t>
       </w:r>
       <w:r>
         <w:br/>
@@ -5380,7 +5380,7 @@
         <w:rPr>
           <w:rStyle w:val="VerbatimChar"/>
         </w:rPr>
-        <w:t xml:space="preserve">kiện thyể chu1ebf, nu0103ng lyưc syô vu0103 đu0102c điu0103m nhu0103 quu1ea3n tru1ecb nu0103o giải thyích</w:t>
+        <w:t xml:space="preserve">kiện thể chế, năng lực số và đặc điểm nhà quản trị nào giải thích</w:t>
       </w:r>
       <w:r>
         <w:br/>
@@ -5437,7 +5437,7 @@
         <w:rPr>
           <w:rStyle w:val="VerbatimChar"/>
         </w:rPr>
-        <w:t xml:space="preserve">✅ P4 Singapore — Advanced I, inverted-U (TP ~88.6% FSTS), DAI Tier-1+2 moderation (draft → MIR)</w:t>
+        <w:t xml:space="preserve">✅ P4 Singapore — Advanced I, inverted-U (TP ~82% FSTS), DAI Tier-1+2 moderation (draft → MIR)</w:t>
       </w:r>
       <w:r>
         <w:br/>
@@ -5455,7 +5455,7 @@
         <w:rPr>
           <w:rStyle w:val="VerbatimChar"/>
         </w:rPr>
-        <w:t xml:space="preserve">✅ P6 Meta-analysis three-level MARA k=238 (manuscript complete → IBR — International Business Review; r=0.075, I²=62.5%, ICRV gradient Q=127.77***)</w:t>
+        <w:t xml:space="preserve">✅ P6 Meta-analysis three-level MARA k=259/K=309 (manuscript complete → IBR — International Business Review; r=0.074, I²=61.2% [L2=L3=30.6%], ICRV Q_M=10.16*)</w:t>
       </w:r>
       <w:r>
         <w:br/>
@@ -5503,7 +5503,7 @@
         <w:rPr>
           <w:rStyle w:val="VerbatimChar"/>
         </w:rPr>
-        <w:t xml:space="preserve">Singapore (Advanced I)               → Inverted-U, TP ~88.6% FSTS (wide CI [53–253%], support-constrained)</w:t>
+        <w:t xml:space="preserve">Singapore (Advanced I)               → Inverted-U, TP ~82% FSTS (wide CI [53–253%], support-constrained)</w:t>
       </w:r>
       <w:r>
         <w:br/>
@@ -5642,13 +5642,13 @@
       </w:r>
     </w:p>
     <w:bookmarkEnd w:id="52"/>
-    <w:bookmarkStart w:id="53" w:name="X1681b1f4a41befa2ea6448150b7b1b6eaaacf84"/>
+    <w:bookmarkStart w:id="53" w:name="Xe5e9b3b57245bdb5097ecbbb1c295b5ccf00f89"/>
     <w:p>
       <w:pPr>
         <w:pStyle w:val="Heading1"/>
       </w:pPr>
       <w:r>
-        <w:t xml:space="preserve">11. File kèm theo đyể demo GVHD</w:t>
+        <w:t xml:space="preserve">11. File kèm theo để demo GVHD</w:t>
       </w:r>
     </w:p>
     <w:p>
@@ -5690,7 +5690,7 @@
         <w:t xml:space="preserve"> </w:t>
       </w:r>
       <w:r>
-        <w:t xml:space="preserve">— dyàn yu0102 5 chu0103uơng</w:t>
+        <w:t xml:space="preserve">— dàn ý 5 chương</w:t>
       </w:r>
     </w:p>
     <w:p>
@@ -5711,7 +5711,7 @@
         <w:t xml:space="preserve"> </w:t>
       </w:r>
       <w:r>
-        <w:t xml:space="preserve">— khung 4 ty1ea7ng + digital lens + H1–H6</w:t>
+        <w:t xml:space="preserve">— khung 4 tầng + digital lens + H1–H6</w:t>
       </w:r>
     </w:p>
     <w:p>

--- a/dist/luan_an/11_dissertation_positioning_vi.docx
+++ b/dist/luan_an/11_dissertation_positioning_vi.docx
@@ -5455,7 +5455,7 @@
         <w:rPr>
           <w:rStyle w:val="VerbatimChar"/>
         </w:rPr>
-        <w:t xml:space="preserve">✅ P6 Meta-analysis three-level MARA k=259/K=309 (manuscript complete → IBR — International Business Review; r=0.074, I²=61.2% [L2=L3=30.6%], ICRV Q_M=10.16*)</w:t>
+        <w:t xml:space="preserve">✅ P6 Meta-analysis three-level MARA k=238/K=288 (manuscript complete → IBR — International Business Review; r=0.074, I²=62.4% [within L2=54.1%, between L3=8.4%], ICRV omnibus Q_M=17.35**, p=.002)</w:t>
       </w:r>
       <w:r>
         <w:br/>

--- a/dist/luan_an/11_dissertation_positioning_vi.docx
+++ b/dist/luan_an/11_dissertation_positioning_vi.docx
@@ -3299,7 +3299,7 @@
         <w:pStyle w:val="Compact"/>
       </w:pPr>
       <w:r>
-        <w:t xml:space="preserve">Pattern: focus 1 ngành hoặc 1 vùng (vd: "DOI và hiệu quả doanh nghiệp ngành dệt may Việt Nam")</w:t>
+        <w:t xml:space="preserve">Pattern: focus 1 ngành hoặc 1 vùng (vd: "DOI và hiệu quả hoạt động kinh doanh ngành dệt may Việt Nam")</w:t>
       </w:r>
     </w:p>
     <w:p>

--- a/dist/luan_an/11_dissertation_positioning_vi.docx
+++ b/dist/luan_an/11_dissertation_positioning_vi.docx
@@ -625,7 +625,7 @@
               <w:jc w:val="left"/>
             </w:pPr>
             <w:r>
-              <w:t xml:space="preserve">Home country institutions moderates I-P</w:t>
+              <w:t xml:space="preserve">Home country institutions moderates I–P</w:t>
             </w:r>
           </w:p>
         </w:tc>
@@ -960,7 +960,7 @@
               <w:jc w:val="left"/>
             </w:pPr>
             <w:r>
-              <w:t xml:space="preserve">Government quality moderates EMNE I-P</w:t>
+              <w:t xml:space="preserve">Government quality moderates EMNE I–P</w:t>
             </w:r>
           </w:p>
         </w:tc>
@@ -1313,7 +1313,7 @@
               <w:jc w:val="left"/>
             </w:pPr>
             <w:r>
-              <w:t xml:space="preserve">Context-dependent I-P</w:t>
+              <w:t xml:space="preserve">Context-dependent I–P</w:t>
             </w:r>
           </w:p>
         </w:tc>
@@ -1335,7 +1335,7 @@
               <w:t xml:space="preserve"> </w:t>
             </w:r>
             <w:r>
-              <w:t xml:space="preserve">I-P (stronger claim)</w:t>
+              <w:t xml:space="preserve">I–P (stronger claim)</w:t>
             </w:r>
           </w:p>
         </w:tc>
@@ -2069,13 +2069,13 @@
     </w:p>
     <w:bookmarkEnd w:id="29"/>
     <w:bookmarkEnd w:id="30"/>
-    <w:bookmarkStart w:id="35" w:name="X656abdc008f8eda9abc3da165aef6ec8c0bce78"/>
+    <w:bookmarkStart w:id="35" w:name="Xc4db0a8fc4ef2080d8ca688e4b80bf11b06e120"/>
     <w:p>
       <w:pPr>
         <w:pStyle w:val="Heading1"/>
       </w:pPr>
       <w:r>
-        <w:t xml:space="preserve">3. So sánh với 4 dissertations cổ điển trong I-P literature</w:t>
+        <w:t xml:space="preserve">3. So sánh với 4 dissertations cổ điển trong I–P literature</w:t>
       </w:r>
     </w:p>
     <w:bookmarkStart w:id="31" w:name="X815dae53cf39536bc290a88969023687ec85865"/>
@@ -5590,7 +5590,7 @@
         <w:rPr>
           <w:rStyle w:val="VerbatimChar"/>
         </w:rPr>
-        <w:t xml:space="preserve">4. First WBES study Pacific SIDS in I-P literature</w:t>
+        <w:t xml:space="preserve">4. First WBES study Pacific SIDS in I–P literature</w:t>
       </w:r>
       <w:r>
         <w:br/>

--- a/dist/luan_an/11_dissertation_positioning_vi.docx
+++ b/dist/luan_an/11_dissertation_positioning_vi.docx
@@ -166,6 +166,8 @@
         <w:t xml:space="preserve">Cần Thơ, năm 2026</w:t>
       </w:r>
     </w:p>
+    <w:bookmarkEnd w:id="20"/>
+    <w:bookmarkEnd w:id="21"/>
     <w:p>
       <w:r>
         <w:pict>
@@ -173,8 +175,6 @@
         </w:pict>
       </w:r>
     </w:p>
-    <w:bookmarkEnd w:id="20"/>
-    <w:bookmarkEnd w:id="21"/>
     <w:bookmarkStart w:id="22" w:name="mục-lục"/>
     <w:p>
       <w:pPr>
@@ -193,7 +193,7 @@
         <w:pStyle w:val="Compact"/>
       </w:pPr>
       <w:r>
-        <w:t xml:space="preserve">Phenomenon-based positioning — vì sao luận án này khác</w:t>
+        <w:t xml:space="preserve">Định vị dựa trên hiện tượng — vì sao luận án này khác biệt</w:t>
       </w:r>
     </w:p>
     <w:p>
@@ -205,7 +205,7 @@
         <w:pStyle w:val="Compact"/>
       </w:pPr>
       <w:r>
-        <w:t xml:space="preserve">So sánh với 6 research programs comparable</w:t>
+        <w:t xml:space="preserve">So sánh với 6 chương trình nghiên cứu tương đương</w:t>
       </w:r>
     </w:p>
     <w:p>
@@ -217,7 +217,7 @@
         <w:pStyle w:val="Compact"/>
       </w:pPr>
       <w:r>
-        <w:t xml:space="preserve">So sánh với 4 dissertations cổ điển trong I–P literature</w:t>
+        <w:t xml:space="preserve">So sánh với 4 luận án kinh điển trong tài liệu về quan hệ giữa quốc tế hóa và hiệu quả hoạt động</w:t>
       </w:r>
     </w:p>
     <w:p>
@@ -229,7 +229,7 @@
         <w:pStyle w:val="Compact"/>
       </w:pPr>
       <w:r>
-        <w:t xml:space="preserve">So sánh với dissertations ở châu Á</w:t>
+        <w:t xml:space="preserve">So sánh với các luận án ở châu Á</w:t>
       </w:r>
     </w:p>
     <w:p>
@@ -241,7 +241,7 @@
         <w:pStyle w:val="Compact"/>
       </w:pPr>
       <w:r>
-        <w:t xml:space="preserve">Dissertation Việt Nam cùng chủ đề</w:t>
+        <w:t xml:space="preserve">Luận án Việt Nam cùng chủ đề</w:t>
       </w:r>
     </w:p>
     <w:p>
@@ -253,7 +253,7 @@
         <w:pStyle w:val="Compact"/>
       </w:pPr>
       <w:r>
-        <w:t xml:space="preserve">Differentiation matrix</w:t>
+        <w:t xml:space="preserve">Ma trận khác biệt hóa</w:t>
       </w:r>
     </w:p>
     <w:p>
@@ -265,7 +265,7 @@
         <w:pStyle w:val="Compact"/>
       </w:pPr>
       <w:r>
-        <w:t xml:space="preserve">Talking points cho buổi demo GVHD</w:t>
+        <w:t xml:space="preserve">Các điểm trình bày cho buổi demo với giảng viên hướng dẫn</w:t>
       </w:r>
     </w:p>
     <w:p>
@@ -313,7 +313,7 @@
         <w:pStyle w:val="Compact"/>
       </w:pPr>
       <w:r>
-        <w:t xml:space="preserve">File kèm theo để demo GVHD</w:t>
+        <w:t xml:space="preserve">File kèm theo để demo với giảng viên hướng dẫn</w:t>
       </w:r>
     </w:p>
     <w:p>
@@ -324,13 +324,13 @@
       </w:r>
     </w:p>
     <w:bookmarkEnd w:id="22"/>
-    <w:bookmarkStart w:id="23" w:name="X9345aa13f022cd79c465423695cba37dd881b80"/>
+    <w:bookmarkStart w:id="23" w:name="Xf6f47a997e69c5c61f0a15dab729d86b11298e9"/>
     <w:p>
       <w:pPr>
         <w:pStyle w:val="Heading1"/>
       </w:pPr>
       <w:r>
-        <w:t xml:space="preserve">1. Phenomenon-based positioning — vì sao luận án này khác</w:t>
+        <w:t xml:space="preserve">1. Định vị dựa trên hiện tượng — vì sao luận án này khác biệt</w:t>
       </w:r>
     </w:p>
     <w:p>
@@ -338,7 +338,7 @@
         <w:pStyle w:val="FirstParagraph"/>
       </w:pPr>
       <w:r>
-        <w:t xml:space="preserve">Luận án của NCS là</w:t>
+        <w:t xml:space="preserve">Luận án của nghiên cứu sinh là một</w:t>
       </w:r>
       <w:r>
         <w:t xml:space="preserve"> </w:t>
@@ -348,13 +348,13 @@
           <w:bCs/>
           <w:b/>
         </w:rPr>
-        <w:t xml:space="preserve">cumulative dissertation</w:t>
-      </w:r>
-      <w:r>
-        <w:t xml:space="preserve"> </w:t>
-      </w:r>
-      <w:r>
-        <w:t xml:space="preserve">với</w:t>
+        <w:t xml:space="preserve">luận án dạng tích lũy</w:t>
+      </w:r>
+      <w:r>
+        <w:t xml:space="preserve"> </w:t>
+      </w:r>
+      <w:r>
+        <w:t xml:space="preserve">gồm</w:t>
       </w:r>
       <w:r>
         <w:t xml:space="preserve"> </w:t>
@@ -364,13 +364,13 @@
           <w:bCs/>
           <w:b/>
         </w:rPr>
-        <w:t xml:space="preserve">8 papers</w:t>
-      </w:r>
-      <w:r>
-        <w:t xml:space="preserve"> </w:t>
-      </w:r>
-      <w:r>
-        <w:t xml:space="preserve">(P1–P8),</w:t>
+        <w:t xml:space="preserve">8 bài báo</w:t>
+      </w:r>
+      <w:r>
+        <w:t xml:space="preserve"> </w:t>
+      </w:r>
+      <w:r>
+        <w:t xml:space="preserve">(P1–P8), dựa trên</w:t>
       </w:r>
       <w:r>
         <w:t xml:space="preserve"> </w:t>
@@ -380,10 +380,13 @@
           <w:bCs/>
           <w:b/>
         </w:rPr>
-        <w:t xml:space="preserve">multi-country WBES 47–49 economies</w:t>
-      </w:r>
-      <w:r>
-        <w:t xml:space="preserve">,</w:t>
+        <w:t xml:space="preserve">dữ liệu WBES đa quốc gia ở 45 nền kinh tế</w:t>
+      </w:r>
+      <w:r>
+        <w:t xml:space="preserve"> </w:t>
+      </w:r>
+      <w:r>
+        <w:t xml:space="preserve">và</w:t>
       </w:r>
       <w:r>
         <w:t xml:space="preserve"> </w:t>
@@ -393,13 +396,13 @@
           <w:bCs/>
           <w:b/>
         </w:rPr>
-        <w:t xml:space="preserve">institutional gradient narrative</w:t>
-      </w:r>
-      <w:r>
-        <w:t xml:space="preserve"> </w:t>
-      </w:r>
-      <w:r>
-        <w:t xml:space="preserve">theo khung ICRV (Institutional Context Regime Variation — Biến thiên chế độ bối cảnh thể chế) từ Singapore (ICRV Regime I — Advanced Innovation-Driven) đến Pacific SIDS (ICRV Regime V/Frontier). Trong 1,745 papers sử dụng WBES đã công bố,</w:t>
+        <w:t xml:space="preserve">mạch trần thuật về gradient thể chế</w:t>
+      </w:r>
+      <w:r>
+        <w:t xml:space="preserve"> </w:t>
+      </w:r>
+      <w:r>
+        <w:t xml:space="preserve">theo khung ICRV (Institutional Context Regime Variation — Biến thiên chế độ bối cảnh thể chế), trải từ Singapore (ICRV Regime I — Advanced Innovation-Driven) đến Pacific SIDS (ICRV Regime V/Frontier). Trong số 1,745 bài báo sử dụng WBES đã công bố,</w:t>
       </w:r>
       <w:r>
         <w:t xml:space="preserve"> </w:t>
@@ -415,7 +418,7 @@
         <w:t xml:space="preserve"> </w:t>
       </w:r>
       <w:r>
-        <w:t xml:space="preserve">dissertation nào có cấu trúc tương đương.</w:t>
+        <w:t xml:space="preserve">luận án nào có cấu trúc tương đương.</w:t>
       </w:r>
     </w:p>
     <w:p>
@@ -423,7 +426,7 @@
         <w:pStyle w:val="BodyText"/>
       </w:pPr>
       <w:r>
-        <w:t xml:space="preserve">Tông luận này đối chiếu luận án với các công trình nghiên cứu quốc tế và châu Á tương đương để chứng minh</w:t>
+        <w:t xml:space="preserve">Tổng luận này đối chiếu luận án với các công trình nghiên cứu quốc tế và châu Á tương đương nhằm chứng minh</w:t>
       </w:r>
       <w:r>
         <w:t xml:space="preserve"> </w:t>
@@ -443,22 +446,22 @@
       </w:r>
     </w:p>
     <w:bookmarkEnd w:id="23"/>
-    <w:bookmarkStart w:id="30" w:name="Xb0bb49a7f9ba45c665bbf72f1a4a533e37aa547"/>
+    <w:bookmarkStart w:id="30" w:name="Xbbb641c37adb5958546c23562a2dfbfa14d699f"/>
     <w:p>
       <w:pPr>
         <w:pStyle w:val="Heading1"/>
       </w:pPr>
       <w:r>
-        <w:t xml:space="preserve">2. So sánh với 6 research programs comparable</w:t>
-      </w:r>
-    </w:p>
-    <w:bookmarkStart w:id="24" w:name="X32ad95f2f7aac42c2299b7fb0879492dfe6efb4"/>
+        <w:t xml:space="preserve">2. So sánh với 6 chương trình nghiên cứu tương đương</w:t>
+      </w:r>
+    </w:p>
+    <w:bookmarkStart w:id="24" w:name="marano-et-al.-2016-journal-of-management"/>
     <w:p>
       <w:pPr>
         <w:pStyle w:val="Heading2"/>
       </w:pPr>
       <w:r>
-        <w:t xml:space="preserve">2.1 Marano et al. (2016) —</w:t>
+        <w:t xml:space="preserve">2.1 Marano et al. (2016) —</w:t>
       </w:r>
       <w:r>
         <w:t xml:space="preserve"> </w:t>
@@ -474,7 +477,7 @@
     <w:tbl>
       <w:tblPr>
         <w:tblStyle w:val="Table"/>
-        <w:tblW w:type="auto" w:w="0"/>
+        <w:tblW w:type="pct" w:w="5000"/>
         <w:tblLook w:firstRow="1" w:lastRow="0" w:firstColumn="0" w:lastColumn="0" w:noHBand="0" w:noVBand="0" w:val="0020"/>
         <w:jc w:val="start"/>
       </w:tblPr>
@@ -495,19 +498,19 @@
               <w:jc w:val="left"/>
             </w:pPr>
             <w:r>
-              <w:t xml:space="preserve">Khu0103a cạnh</w:t>
-            </w:r>
-          </w:p>
-        </w:tc>
-        <w:tc>
-          <w:tcPr/>
-          <w:p>
-            <w:pPr>
-              <w:pStyle w:val="Compact"/>
-              <w:jc w:val="left"/>
-            </w:pPr>
-            <w:r>
-              <w:t xml:space="preserve">Marano et al. (2016)</w:t>
+              <w:t xml:space="preserve">Khía cạnh</w:t>
+            </w:r>
+          </w:p>
+        </w:tc>
+        <w:tc>
+          <w:tcPr/>
+          <w:p>
+            <w:pPr>
+              <w:pStyle w:val="Compact"/>
+              <w:jc w:val="left"/>
+            </w:pPr>
+            <w:r>
+              <w:t xml:space="preserve">Marano et al. (2016)</w:t>
             </w:r>
           </w:p>
         </w:tc>
@@ -599,7 +602,7 @@
               <w:jc w:val="left"/>
             </w:pPr>
             <w:r>
-              <w:t xml:space="preserve">47–49 economies WBES + 113 studies meta + Pacific SIDS</w:t>
+              <w:t xml:space="preserve">47–45 economies WBES + 113 studies meta + Pacific SIDS</w:t>
             </w:r>
           </w:p>
         </w:tc>
@@ -787,11 +790,44 @@
         <w:t xml:space="preserve">Điểm khác biệt</w:t>
       </w:r>
       <w:r>
-        <w:t xml:space="preserve">: Marano dyừng lại ở "institutional moderation" — luận án của NCS đi xa hơn sắc biết "institutional dependency" (sign reversal khi regime extreme).</w:t>
+        <w:t xml:space="preserve">: Marano dừng lại ở</w:t>
+      </w:r>
+      <w:r>
+        <w:t xml:space="preserve"> </w:t>
+      </w:r>
+      <w:r>
+        <w:t xml:space="preserve">“</w:t>
+      </w:r>
+      <w:r>
+        <w:t xml:space="preserve">điều tiết thể chế</w:t>
+      </w:r>
+      <w:r>
+        <w:t xml:space="preserve">”</w:t>
+      </w:r>
+      <w:r>
+        <w:t xml:space="preserve">, còn luận án của nghiên cứu sinh đi xa hơn đến mức</w:t>
+      </w:r>
+      <w:r>
+        <w:t xml:space="preserve"> </w:t>
+      </w:r>
+      <w:r>
+        <w:t xml:space="preserve">“</w:t>
+      </w:r>
+      <w:r>
+        <w:t xml:space="preserve">phụ thuộc thể chế</w:t>
+      </w:r>
+      <w:r>
+        <w:t xml:space="preserve">”</w:t>
+      </w:r>
+      <w:r>
+        <w:t xml:space="preserve"> </w:t>
+      </w:r>
+      <w:r>
+        <w:t xml:space="preserve">(dấu của hiệu ứng đảo chiều khi chế độ thể chế ở mức cực đoan).</w:t>
       </w:r>
     </w:p>
     <w:bookmarkEnd w:id="24"/>
-    <w:bookmarkStart w:id="25" w:name="Xb930cdf33158f78da4d877ef115e427fd2d290e"/>
+    <w:bookmarkStart w:id="25" w:name="X675bbd6711333258246cb1487096a63339c1524"/>
     <w:p>
       <w:pPr>
         <w:pStyle w:val="Heading2"/>
@@ -813,7 +849,7 @@
     <w:tbl>
       <w:tblPr>
         <w:tblStyle w:val="Table"/>
-        <w:tblW w:type="auto" w:w="0"/>
+        <w:tblW w:type="pct" w:w="5000"/>
         <w:tblLook w:firstRow="1" w:lastRow="0" w:firstColumn="0" w:lastColumn="0" w:noHBand="0" w:noVBand="0" w:val="0020"/>
         <w:jc w:val="start"/>
       </w:tblPr>
@@ -834,19 +870,19 @@
               <w:jc w:val="left"/>
             </w:pPr>
             <w:r>
-              <w:t xml:space="preserve">Khu0103a cạnh</w:t>
-            </w:r>
-          </w:p>
-        </w:tc>
-        <w:tc>
-          <w:tcPr/>
-          <w:p>
-            <w:pPr>
-              <w:pStyle w:val="Compact"/>
-              <w:jc w:val="left"/>
-            </w:pPr>
-            <w:r>
-              <w:t xml:space="preserve">Wu et al. (2022)</w:t>
+              <w:t xml:space="preserve">Khía cạnh</w:t>
+            </w:r>
+          </w:p>
+        </w:tc>
+        <w:tc>
+          <w:tcPr/>
+          <w:p>
+            <w:pPr>
+              <w:pStyle w:val="Compact"/>
+              <w:jc w:val="left"/>
+            </w:pPr>
+            <w:r>
+              <w:t xml:space="preserve">Wu et al. (2022)</w:t>
             </w:r>
           </w:p>
         </w:tc>
@@ -934,7 +970,7 @@
               <w:jc w:val="left"/>
             </w:pPr>
             <w:r>
-              <w:t xml:space="preserve">47–49 economies WBES + meta-analysis + SIDS</w:t>
+              <w:t xml:space="preserve">47–45 economies WBES + meta-analysis + SIDS</w:t>
             </w:r>
           </w:p>
         </w:tc>
@@ -1070,7 +1106,7 @@
         <w:t xml:space="preserve">Điểm khác biệt</w:t>
       </w:r>
       <w:r>
-        <w:t xml:space="preserve">: Wu focus EMNEs broadly; NCS focus</w:t>
+        <w:t xml:space="preserve">: Wu tập trung vào doanh nghiệp đa quốc gia thị trường mới nổi nói chung; nghiên cứu sinh tập trung vào</w:t>
       </w:r>
       <w:r>
         <w:t xml:space="preserve"> </w:t>
@@ -1080,13 +1116,10 @@
           <w:bCs/>
           <w:b/>
         </w:rPr>
-        <w:t xml:space="preserve">Asia + Pacific</w:t>
-      </w:r>
-      <w:r>
-        <w:t xml:space="preserve"> </w:t>
-      </w:r>
-      <w:r>
-        <w:t xml:space="preserve">với</w:t>
+        <w:t xml:space="preserve">châu Á và Thái Bình Dương</w:t>
+      </w:r>
+      <w:r>
+        <w:t xml:space="preserve">, kèm các</w:t>
       </w:r>
       <w:r>
         <w:t xml:space="preserve"> </w:t>
@@ -1096,17 +1129,17 @@
           <w:bCs/>
           <w:b/>
         </w:rPr>
-        <w:t xml:space="preserve">boundary cases</w:t>
-      </w:r>
-      <w:r>
-        <w:t xml:space="preserve"> </w:t>
-      </w:r>
-      <w:r>
-        <w:t xml:space="preserve">Pacific SIDS (Wu không cover).</w:t>
+        <w:t xml:space="preserve">trường hợp biên</w:t>
+      </w:r>
+      <w:r>
+        <w:t xml:space="preserve"> </w:t>
+      </w:r>
+      <w:r>
+        <w:t xml:space="preserve">Pacific SIDS mà Wu chưa bao quát.</w:t>
       </w:r>
     </w:p>
     <w:bookmarkEnd w:id="25"/>
-    <w:bookmarkStart w:id="26" w:name="Xac4cb5eb74a61c0cc2b2d0bd161874e9e9c79c5"/>
+    <w:bookmarkStart w:id="26" w:name="Xbad7e70cd4cfe1ff41c4c0a572961df845bb66a"/>
     <w:p>
       <w:pPr>
         <w:pStyle w:val="Heading2"/>
@@ -1128,7 +1161,7 @@
     <w:tbl>
       <w:tblPr>
         <w:tblStyle w:val="Table"/>
-        <w:tblW w:type="auto" w:w="0"/>
+        <w:tblW w:type="pct" w:w="5000"/>
         <w:tblLook w:firstRow="1" w:lastRow="0" w:firstColumn="0" w:lastColumn="0" w:noHBand="0" w:noVBand="0" w:val="0020"/>
         <w:jc w:val="start"/>
       </w:tblPr>
@@ -1149,19 +1182,19 @@
               <w:jc w:val="left"/>
             </w:pPr>
             <w:r>
-              <w:t xml:space="preserve">Khu0103a cạnh</w:t>
-            </w:r>
-          </w:p>
-        </w:tc>
-        <w:tc>
-          <w:tcPr/>
-          <w:p>
-            <w:pPr>
-              <w:pStyle w:val="Compact"/>
-              <w:jc w:val="left"/>
-            </w:pPr>
-            <w:r>
-              <w:t xml:space="preserve">Kirca et al. (2012)</w:t>
+              <w:t xml:space="preserve">Khía cạnh</w:t>
+            </w:r>
+          </w:p>
+        </w:tc>
+        <w:tc>
+          <w:tcPr/>
+          <w:p>
+            <w:pPr>
+              <w:pStyle w:val="Compact"/>
+              <w:jc w:val="left"/>
+            </w:pPr>
+            <w:r>
+              <w:t xml:space="preserve">Kirca et al. (2012)</w:t>
             </w:r>
           </w:p>
         </w:tc>
@@ -1211,7 +1244,7 @@
               <w:jc w:val="left"/>
             </w:pPr>
             <w:r>
-              <w:t xml:space="preserve">47–49 economy WBES</w:t>
+              <w:t xml:space="preserve">45-economy WBES</w:t>
             </w:r>
           </w:p>
         </w:tc>
@@ -1353,11 +1386,11 @@
         <w:t xml:space="preserve">Điểm khác biệt</w:t>
       </w:r>
       <w:r>
-        <w:t xml:space="preserve">: Kirca established context-dependent; NCS extended sang context-conditional với sign reversal evidence.</w:t>
+        <w:t xml:space="preserve">: Kirca đã thiết lập tính phụ thuộc bối cảnh; nghiên cứu sinh mở rộng sang tính điều kiện theo bối cảnh, kèm bằng chứng về sự đảo chiều của dấu hiệu ứng.</w:t>
       </w:r>
     </w:p>
     <w:bookmarkEnd w:id="26"/>
-    <w:bookmarkStart w:id="27" w:name="X53a2436519e706160d37d66acada7e89118b7a1"/>
+    <w:bookmarkStart w:id="27" w:name="X61587effb55c69149e26ead7acd83b1a1176c3d"/>
     <w:p>
       <w:pPr>
         <w:pStyle w:val="Heading2"/>
@@ -1379,7 +1412,7 @@
     <w:tbl>
       <w:tblPr>
         <w:tblStyle w:val="Table"/>
-        <w:tblW w:type="auto" w:w="0"/>
+        <w:tblW w:type="pct" w:w="5000"/>
         <w:tblLook w:firstRow="1" w:lastRow="0" w:firstColumn="0" w:lastColumn="0" w:noHBand="0" w:noVBand="0" w:val="0020"/>
         <w:jc w:val="start"/>
       </w:tblPr>
@@ -1400,19 +1433,19 @@
               <w:jc w:val="left"/>
             </w:pPr>
             <w:r>
-              <w:t xml:space="preserve">Khu0103a cạnh</w:t>
-            </w:r>
-          </w:p>
-        </w:tc>
-        <w:tc>
-          <w:tcPr/>
-          <w:p>
-            <w:pPr>
-              <w:pStyle w:val="Compact"/>
-              <w:jc w:val="left"/>
-            </w:pPr>
-            <w:r>
-              <w:t xml:space="preserve">Cuervo-Cazurra et al. (2018)</w:t>
+              <w:t xml:space="preserve">Khía cạnh</w:t>
+            </w:r>
+          </w:p>
+        </w:tc>
+        <w:tc>
+          <w:tcPr/>
+          <w:p>
+            <w:pPr>
+              <w:pStyle w:val="Compact"/>
+              <w:jc w:val="left"/>
+            </w:pPr>
+            <w:r>
+              <w:t xml:space="preserve">Cuervo-Cazurra et al. (2018)</w:t>
             </w:r>
           </w:p>
         </w:tc>
@@ -1462,7 +1495,7 @@
               <w:jc w:val="left"/>
             </w:pPr>
             <w:r>
-              <w:t xml:space="preserve">47–49 economies WBES, 1982–2026</w:t>
+              <w:t xml:space="preserve">47–45 economies WBES, 1982–2026</w:t>
             </w:r>
           </w:p>
         </w:tc>
@@ -1564,11 +1597,11 @@
         <w:t xml:space="preserve">Điểm khác biệt</w:t>
       </w:r>
       <w:r>
-        <w:t xml:space="preserve">: Cuervo-Cazurra single country; NCS multi-country với institutional gradient.</w:t>
+        <w:t xml:space="preserve">: Cuervo-Cazurra nghiên cứu một quốc gia; nghiên cứu sinh nghiên cứu đa quốc gia kèm gradient thể chế.</w:t>
       </w:r>
     </w:p>
     <w:bookmarkEnd w:id="27"/>
-    <w:bookmarkStart w:id="28" w:name="X9c7c55f4c444da9ec7c6c88bc45590cde8ee23c"/>
+    <w:bookmarkStart w:id="28" w:name="X928b981f46f6dd64d7fab05a2115a0589832040"/>
     <w:p>
       <w:pPr>
         <w:pStyle w:val="Heading2"/>
@@ -1590,7 +1623,7 @@
     <w:tbl>
       <w:tblPr>
         <w:tblStyle w:val="Table"/>
-        <w:tblW w:type="auto" w:w="0"/>
+        <w:tblW w:type="pct" w:w="5000"/>
         <w:tblLook w:firstRow="1" w:lastRow="0" w:firstColumn="0" w:lastColumn="0" w:noHBand="0" w:noVBand="0" w:val="0020"/>
         <w:jc w:val="start"/>
       </w:tblPr>
@@ -1611,19 +1644,19 @@
               <w:jc w:val="left"/>
             </w:pPr>
             <w:r>
-              <w:t xml:space="preserve">Khu0103a cạnh</w:t>
-            </w:r>
-          </w:p>
-        </w:tc>
-        <w:tc>
-          <w:tcPr/>
-          <w:p>
-            <w:pPr>
-              <w:pStyle w:val="Compact"/>
-              <w:jc w:val="left"/>
-            </w:pPr>
-            <w:r>
-              <w:t xml:space="preserve">Bhandari et al. (2023)</w:t>
+              <w:t xml:space="preserve">Khía cạnh</w:t>
+            </w:r>
+          </w:p>
+        </w:tc>
+        <w:tc>
+          <w:tcPr/>
+          <w:p>
+            <w:pPr>
+              <w:pStyle w:val="Compact"/>
+              <w:jc w:val="left"/>
+            </w:pPr>
+            <w:r>
+              <w:t xml:space="preserve">Bhandari et al. (2023)</w:t>
             </w:r>
           </w:p>
         </w:tc>
@@ -1673,7 +1706,7 @@
               <w:jc w:val="left"/>
             </w:pPr>
             <w:r>
-              <w:t xml:space="preserve">47–49 economies (WBES Asian + Pacific)</w:t>
+              <w:t xml:space="preserve">47–45 economies (WBES Asian + Pacific)</w:t>
             </w:r>
           </w:p>
         </w:tc>
@@ -1797,7 +1830,7 @@
               <w:t xml:space="preserve"> </w:t>
             </w:r>
             <w:r>
-              <w:t xml:space="preserve">theo Bharadwaj et al. (2013), Verhoef et al. (2021), Coltman et al. (2008)</w:t>
+              <w:t xml:space="preserve">theo Bharadwaj et al. (2013), Verhoef et al. (2021), Coltman et al. (2008)</w:t>
             </w:r>
           </w:p>
         </w:tc>
@@ -1815,7 +1848,7 @@
         <w:t xml:space="preserve">Điểm khác biệt</w:t>
       </w:r>
       <w:r>
-        <w:t xml:space="preserve">: Bhandari single-country USA, gộp digital capability theo resource-orchestration logic; NCS</w:t>
+        <w:t xml:space="preserve">: Bhandari nghiên cứu một quốc gia là Hoa Kỳ, gộp năng lực số theo logic dàn xếp nguồn lực; nghiên cứu sinh nghiên cứu</w:t>
       </w:r>
       <w:r>
         <w:t xml:space="preserve"> </w:t>
@@ -1825,13 +1858,13 @@
           <w:bCs/>
           <w:b/>
         </w:rPr>
-        <w:t xml:space="preserve">multi-country emerging</w:t>
-      </w:r>
-      <w:r>
-        <w:t xml:space="preserve"> </w:t>
-      </w:r>
-      <w:r>
-        <w:t xml:space="preserve">+</w:t>
+        <w:t xml:space="preserve">đa quốc gia thị trường mới nổi</w:t>
+      </w:r>
+      <w:r>
+        <w:t xml:space="preserve"> </w:t>
+      </w:r>
+      <w:r>
+        <w:t xml:space="preserve">và</w:t>
       </w:r>
       <w:r>
         <w:t xml:space="preserve"> </w:t>
@@ -1841,17 +1874,17 @@
           <w:bCs/>
           <w:b/>
         </w:rPr>
-        <w:t xml:space="preserve">TCI/DAI separated</w:t>
-      </w:r>
-      <w:r>
-        <w:t xml:space="preserve"> </w:t>
-      </w:r>
-      <w:r>
-        <w:t xml:space="preserve">(kế thừa Bharadwaj 2013, Verhoef 2021, Cohen &amp; Levinthal 1990, Lall 1992) — theoretically stronger.</w:t>
+        <w:t xml:space="preserve">tách bạch TCI với DAI</w:t>
+      </w:r>
+      <w:r>
+        <w:t xml:space="preserve"> </w:t>
+      </w:r>
+      <w:r>
+        <w:t xml:space="preserve">(kế thừa Bharadwaj 2013, Verhoef 2021, Cohen &amp; Levinthal 1990, Lall 1992), nhờ đó vững hơn về mặt lý thuyết.</w:t>
       </w:r>
     </w:p>
     <w:bookmarkEnd w:id="28"/>
-    <w:bookmarkStart w:id="29" w:name="X2e0d69b1404c689a3c29115da4653f03ee6aea8"/>
+    <w:bookmarkStart w:id="29" w:name="X1569677a03f9147cd5d6b95f9e5260e968dc7eb"/>
     <w:p>
       <w:pPr>
         <w:pStyle w:val="Heading2"/>
@@ -1873,7 +1906,7 @@
     <w:tbl>
       <w:tblPr>
         <w:tblStyle w:val="Table"/>
-        <w:tblW w:type="auto" w:w="0"/>
+        <w:tblW w:type="pct" w:w="5000"/>
         <w:tblLook w:firstRow="1" w:lastRow="0" w:firstColumn="0" w:lastColumn="0" w:noHBand="0" w:noVBand="0" w:val="0020"/>
         <w:jc w:val="start"/>
       </w:tblPr>
@@ -1894,7 +1927,7 @@
               <w:jc w:val="left"/>
             </w:pPr>
             <w:r>
-              <w:t xml:space="preserve">Khu0103a cạnh</w:t>
+              <w:t xml:space="preserve">Khía cạnh</w:t>
             </w:r>
           </w:p>
         </w:tc>
@@ -2064,21 +2097,21 @@
         <w:t xml:space="preserve">Điểm khác biệt</w:t>
       </w:r>
       <w:r>
-        <w:t xml:space="preserve">: Chen &amp; Meng analyze China alone; NCS positions China within broader gradient.</w:t>
+        <w:t xml:space="preserve">: Chen và Meng chỉ phân tích riêng Trung Quốc; nghiên cứu sinh định vị Trung Quốc trong một gradient rộng hơn.</w:t>
       </w:r>
     </w:p>
     <w:bookmarkEnd w:id="29"/>
     <w:bookmarkEnd w:id="30"/>
-    <w:bookmarkStart w:id="35" w:name="X656abdc008f8eda9abc3da165aef6ec8c0bce78"/>
+    <w:bookmarkStart w:id="35" w:name="X78aea080e7d2733005bc9e209e601db53b462e8"/>
     <w:p>
       <w:pPr>
         <w:pStyle w:val="Heading1"/>
       </w:pPr>
       <w:r>
-        <w:t xml:space="preserve">3. So sánh với 4 dissertations cổ điển trong I-P literature</w:t>
-      </w:r>
-    </w:p>
-    <w:bookmarkStart w:id="31" w:name="X815dae53cf39536bc290a88969023687ec85865"/>
+        <w:t xml:space="preserve">3. So sánh với 4 luận án kinh điển trong tài liệu về quan hệ giữa quốc tế hóa và hiệu quả hoạt động</w:t>
+      </w:r>
+    </w:p>
+    <w:bookmarkStart w:id="31" w:name="Xa0703f80107e1a5fdd14867c21014c2a1cace97"/>
     <w:p>
       <w:pPr>
         <w:pStyle w:val="Heading2"/>
@@ -2090,7 +2123,7 @@
     <w:tbl>
       <w:tblPr>
         <w:tblStyle w:val="Table"/>
-        <w:tblW w:type="auto" w:w="0"/>
+        <w:tblW w:type="pct" w:w="5000"/>
         <w:tblLook w:firstRow="1" w:lastRow="0" w:firstColumn="0" w:lastColumn="0" w:noHBand="0" w:noVBand="0" w:val="0020"/>
         <w:jc w:val="start"/>
       </w:tblPr>
@@ -2111,7 +2144,7 @@
               <w:jc w:val="left"/>
             </w:pPr>
             <w:r>
-              <w:t xml:space="preserve">Khu0103a cạnh</w:t>
+              <w:t xml:space="preserve">Khía cạnh</w:t>
             </w:r>
           </w:p>
         </w:tc>
@@ -2306,14 +2339,14 @@
           <w:bCs/>
           <w:b/>
         </w:rPr>
-        <w:t xml:space="preserve">Điểm kết thừa</w:t>
-      </w:r>
-      <w:r>
-        <w:t xml:space="preserve">: NCS kế thừa S-curve framework, mở rộng sang multiple Asian contexts + Pacific extreme.</w:t>
+        <w:t xml:space="preserve">Điểm kế thừa</w:t>
+      </w:r>
+      <w:r>
+        <w:t xml:space="preserve">: nghiên cứu sinh kế thừa khung đường chữ S, mở rộng sang nhiều bối cảnh châu Á và trường hợp cực đoan ở Thái Bình Dương.</w:t>
       </w:r>
     </w:p>
     <w:bookmarkEnd w:id="31"/>
-    <w:bookmarkStart w:id="32" w:name="X921c79e5919b56ddc0c8da210b919d90fd23c9d"/>
+    <w:bookmarkStart w:id="32" w:name="X16880c4dff73a06853cf45a1f4ac7bce4cf10e5"/>
     <w:p>
       <w:pPr>
         <w:pStyle w:val="Heading2"/>
@@ -2335,7 +2368,7 @@
     <w:tbl>
       <w:tblPr>
         <w:tblStyle w:val="Table"/>
-        <w:tblW w:type="auto" w:w="0"/>
+        <w:tblW w:type="pct" w:w="5000"/>
         <w:tblLook w:firstRow="1" w:lastRow="0" w:firstColumn="0" w:lastColumn="0" w:noHBand="0" w:noVBand="0" w:val="0020"/>
         <w:jc w:val="start"/>
       </w:tblPr>
@@ -2356,19 +2389,19 @@
               <w:jc w:val="left"/>
             </w:pPr>
             <w:r>
-              <w:t xml:space="preserve">Khu0103a cạnh</w:t>
-            </w:r>
-          </w:p>
-        </w:tc>
-        <w:tc>
-          <w:tcPr/>
-          <w:p>
-            <w:pPr>
-              <w:pStyle w:val="Compact"/>
-              <w:jc w:val="left"/>
-            </w:pPr>
-            <w:r>
-              <w:t xml:space="preserve">Contractor et al. (2007)</w:t>
+              <w:t xml:space="preserve">Khía cạnh</w:t>
+            </w:r>
+          </w:p>
+        </w:tc>
+        <w:tc>
+          <w:tcPr/>
+          <w:p>
+            <w:pPr>
+              <w:pStyle w:val="Compact"/>
+              <w:jc w:val="left"/>
+            </w:pPr>
+            <w:r>
+              <w:t xml:space="preserve">Contractor et al. (2007)</w:t>
             </w:r>
           </w:p>
         </w:tc>
@@ -2505,7 +2538,7 @@
       </w:tr>
     </w:tbl>
     <w:bookmarkEnd w:id="32"/>
-    <w:bookmarkStart w:id="33" w:name="Xb91748d86289d0e9461aa6a845138a67602ec96"/>
+    <w:bookmarkStart w:id="33" w:name="X8fca58f7723a3dbcbf8f6aa696828d8a2af4cef"/>
     <w:p>
       <w:pPr>
         <w:pStyle w:val="Heading2"/>
@@ -2533,13 +2566,13 @@
           <w:bCs/>
           <w:b/>
         </w:rPr>
-        <w:t xml:space="preserve">Foundational inverted-U paper</w:t>
-      </w:r>
-      <w:r>
-        <w:t xml:space="preserve"> </w:t>
-      </w:r>
-      <w:r>
-        <w:t xml:space="preserve">(US firms). NCS kế thừa framework,</w:t>
+        <w:t xml:space="preserve">Công trình nền tảng về quan hệ chữ U ngược</w:t>
+      </w:r>
+      <w:r>
+        <w:t xml:space="preserve"> </w:t>
+      </w:r>
+      <w:r>
+        <w:t xml:space="preserve">(doanh nghiệp Hoa Kỳ). Nghiên cứu sinh kế thừa khung này và</w:t>
       </w:r>
       <w:r>
         <w:t xml:space="preserve"> </w:t>
@@ -2549,17 +2582,17 @@
           <w:bCs/>
           <w:b/>
         </w:rPr>
-        <w:t xml:space="preserve">test boundary conditions</w:t>
-      </w:r>
-      <w:r>
-        <w:t xml:space="preserve"> </w:t>
-      </w:r>
-      <w:r>
-        <w:t xml:space="preserve">trong bối cảnh châu Á + Pacific.</w:t>
+        <w:t xml:space="preserve">kiểm định các điều kiện biên</w:t>
+      </w:r>
+      <w:r>
+        <w:t xml:space="preserve"> </w:t>
+      </w:r>
+      <w:r>
+        <w:t xml:space="preserve">trong bối cảnh châu Á và Thái Bình Dương.</w:t>
       </w:r>
     </w:p>
     <w:bookmarkEnd w:id="33"/>
-    <w:bookmarkStart w:id="34" w:name="Xdced2787a7c6cd74ccd45276fe2cbe92bd612c5"/>
+    <w:bookmarkStart w:id="34" w:name="Xbf131882a45ad82a66259166123d8702a601232"/>
     <w:p>
       <w:pPr>
         <w:pStyle w:val="Heading2"/>
@@ -2581,7 +2614,7 @@
     <w:tbl>
       <w:tblPr>
         <w:tblStyle w:val="Table"/>
-        <w:tblW w:type="auto" w:w="0"/>
+        <w:tblW w:type="pct" w:w="5000"/>
         <w:tblLook w:firstRow="1" w:lastRow="0" w:firstColumn="0" w:lastColumn="0" w:noHBand="0" w:noVBand="0" w:val="0020"/>
         <w:jc w:val="start"/>
       </w:tblPr>
@@ -2602,7 +2635,7 @@
               <w:jc w:val="left"/>
             </w:pPr>
             <w:r>
-              <w:t xml:space="preserve">Khu0103a cạnh</w:t>
+              <w:t xml:space="preserve">Khía cạnh</w:t>
             </w:r>
           </w:p>
         </w:tc>
@@ -2759,10 +2792,10 @@
           <w:bCs/>
           <w:b/>
         </w:rPr>
-        <w:t xml:space="preserve">Điểm kết thừa</w:t>
-      </w:r>
-      <w:r>
-        <w:t xml:space="preserve">: Verbeke challenged positive DOI-FP. NCS</w:t>
+        <w:t xml:space="preserve">Điểm kế thừa</w:t>
+      </w:r>
+      <w:r>
+        <w:t xml:space="preserve">: Verbeke đặt nghi vấn về quan hệ dương giữa mức độ quốc tế hóa và hiệu quả. Nghiên cứu sinh</w:t>
       </w:r>
       <w:r>
         <w:t xml:space="preserve"> </w:t>
@@ -2772,24 +2805,24 @@
           <w:bCs/>
           <w:b/>
         </w:rPr>
-        <w:t xml:space="preserve">explains heterogeneity</w:t>
-      </w:r>
-      <w:r>
-        <w:t xml:space="preserve"> </w:t>
-      </w:r>
-      <w:r>
-        <w:t xml:space="preserve">that produces both positive and negative results across institutional gradient.</w:t>
+        <w:t xml:space="preserve">giải thích sự dị biệt</w:t>
+      </w:r>
+      <w:r>
+        <w:t xml:space="preserve"> </w:t>
+      </w:r>
+      <w:r>
+        <w:t xml:space="preserve">vốn tạo ra cả kết quả dương lẫn âm dọc theo gradient thể chế.</w:t>
       </w:r>
     </w:p>
     <w:bookmarkEnd w:id="34"/>
     <w:bookmarkEnd w:id="35"/>
-    <w:bookmarkStart w:id="38" w:name="X62f0f7a43740d43832d9ba3c53cc1b095a2c787"/>
+    <w:bookmarkStart w:id="38" w:name="so-sánh-với-các-luận-án-ở-châu-á"/>
     <w:p>
       <w:pPr>
         <w:pStyle w:val="Heading1"/>
       </w:pPr>
       <w:r>
-        <w:t xml:space="preserve">4. So sánh với dissertations ở châu Á</w:t>
+        <w:t xml:space="preserve">4. So sánh với các luận án ở châu Á</w:t>
       </w:r>
     </w:p>
     <w:p>
@@ -2797,16 +2830,31 @@
         <w:pStyle w:val="FirstParagraph"/>
       </w:pPr>
       <w:r>
-        <w:t xml:space="preserve">Tìm kiếm ProQuest Dissertations + JIBS + AMJ archives cho "internationalization performance Asia dissertation":</w:t>
-      </w:r>
-    </w:p>
-    <w:bookmarkStart w:id="36" w:name="X8177df3af37d0290c83e13a803f9f35d14c83e0"/>
+        <w:t xml:space="preserve">Kết quả tra cứu trong các kho ProQuest Dissertations, JIBS và AMJ với từ khóa</w:t>
+      </w:r>
+      <w:r>
+        <w:t xml:space="preserve"> </w:t>
+      </w:r>
+      <w:r>
+        <w:t xml:space="preserve">“</w:t>
+      </w:r>
+      <w:r>
+        <w:t xml:space="preserve">internationalization performance Asia dissertation</w:t>
+      </w:r>
+      <w:r>
+        <w:t xml:space="preserve">”</w:t>
+      </w:r>
+      <w:r>
+        <w:t xml:space="preserve">:</w:t>
+      </w:r>
+    </w:p>
+    <w:bookmarkStart w:id="36" w:name="X8e528244a842d086bcf91cedf130c77b25df79d"/>
     <w:p>
       <w:pPr>
         <w:pStyle w:val="Heading2"/>
       </w:pPr>
       <w:r>
-        <w:t xml:space="preserve">4.1 Asian dissertations cùng chủ đề — typical pattern</w:t>
+        <w:t xml:space="preserve">4.1 Luận án châu Á cùng chủ đề — khuôn mẫu điển hình</w:t>
       </w:r>
     </w:p>
     <w:p>
@@ -2822,10 +2870,10 @@
           <w:bCs/>
           <w:b/>
         </w:rPr>
-        <w:t xml:space="preserve">Pattern</w:t>
-      </w:r>
-      <w:r>
-        <w:t xml:space="preserve">: 1 country focus (China/Korea/Taiwan), 1–3 papers, single methodology</w:t>
+        <w:t xml:space="preserve">Khuôn mẫu</w:t>
+      </w:r>
+      <w:r>
+        <w:t xml:space="preserve">: tập trung 1 quốc gia (Trung Quốc/Hàn Quốc/Đài Loan), 1–3 bài báo, một phương pháp duy nhất</w:t>
       </w:r>
     </w:p>
     <w:p>
@@ -2841,10 +2889,10 @@
           <w:bCs/>
           <w:b/>
         </w:rPr>
-        <w:t xml:space="preserve">Sample size</w:t>
-      </w:r>
-      <w:r>
-        <w:t xml:space="preserve">: 100–1,500 firms</w:t>
+        <w:t xml:space="preserve">Quy mô mẫu</w:t>
+      </w:r>
+      <w:r>
+        <w:t xml:space="preserve">: 100–1,500 doanh nghiệp</w:t>
       </w:r>
     </w:p>
     <w:p>
@@ -2860,10 +2908,10 @@
           <w:bCs/>
           <w:b/>
         </w:rPr>
-        <w:t xml:space="preserve">Theory</w:t>
-      </w:r>
-      <w:r>
-        <w:t xml:space="preserve">: 1–2 frameworks (RBV hoặc Institutional Theory)</w:t>
+        <w:t xml:space="preserve">Lý thuyết</w:t>
+      </w:r>
+      <w:r>
+        <w:t xml:space="preserve">: 1–2 khung (lý thuyết dựa trên nguồn lực hoặc lý thuyết thể chế)</w:t>
       </w:r>
     </w:p>
     <w:p>
@@ -2879,26 +2927,26 @@
           <w:bCs/>
           <w:b/>
         </w:rPr>
-        <w:t xml:space="preserve">Contribution</w:t>
-      </w:r>
-      <w:r>
-        <w:t xml:space="preserve">: Country-specific findings</w:t>
+        <w:t xml:space="preserve">Đóng góp</w:t>
+      </w:r>
+      <w:r>
+        <w:t xml:space="preserve">: phát hiện đặc thù theo quốc gia</w:t>
       </w:r>
     </w:p>
     <w:bookmarkEnd w:id="36"/>
-    <w:bookmarkStart w:id="37" w:name="Xf97678b3e472de36820cfb57a1de7c83af3855a"/>
+    <w:bookmarkStart w:id="37" w:name="X86dfb7786b8e0302f5a3a2fa26048a238ebbebd"/>
     <w:p>
       <w:pPr>
         <w:pStyle w:val="Heading2"/>
       </w:pPr>
       <w:r>
-        <w:t xml:space="preserve">4.2 NCS dissertation differentiation</w:t>
+        <w:t xml:space="preserve">4.2 Điểm khác biệt của luận án nghiên cứu sinh</w:t>
       </w:r>
     </w:p>
     <w:tbl>
       <w:tblPr>
         <w:tblStyle w:val="Table"/>
-        <w:tblW w:type="auto" w:w="0"/>
+        <w:tblW w:type="pct" w:w="5000"/>
         <w:tblLook w:firstRow="1" w:lastRow="0" w:firstColumn="0" w:lastColumn="0" w:noHBand="0" w:noVBand="0" w:val="0020"/>
         <w:jc w:val="start"/>
       </w:tblPr>
@@ -3273,13 +3321,13 @@
     </w:tbl>
     <w:bookmarkEnd w:id="37"/>
     <w:bookmarkEnd w:id="38"/>
-    <w:bookmarkStart w:id="39" w:name="Xe6dff87103ba967b514dc79bad098a121133ce7"/>
+    <w:bookmarkStart w:id="39" w:name="luận-án-việt-nam-cùng-chủ-đề"/>
     <w:p>
       <w:pPr>
         <w:pStyle w:val="Heading1"/>
       </w:pPr>
       <w:r>
-        <w:t xml:space="preserve">5. Dissertation Việt Nam cùng chủ đề</w:t>
+        <w:t xml:space="preserve">5. Luận án Việt Nam cùng chủ đề</w:t>
       </w:r>
     </w:p>
     <w:p>
@@ -3287,7 +3335,7 @@
         <w:pStyle w:val="FirstParagraph"/>
       </w:pPr>
       <w:r>
-        <w:t xml:space="preserve">Tìm trong cơ sở dữ liệu Luận án CTU, NEU, UEH, Foreign Trade University:</w:t>
+        <w:t xml:space="preserve">Kết quả tra cứu trong cơ sở dữ liệu luận án của các trường CTU, NEU, UEH và Đại học Ngoại thương:</w:t>
       </w:r>
     </w:p>
     <w:p>
@@ -3299,7 +3347,22 @@
         <w:pStyle w:val="Compact"/>
       </w:pPr>
       <w:r>
-        <w:t xml:space="preserve">Pattern: focus 1 ngành hoặc 1 vùng (vd: "DOI và hiệu quả doanh nghiệp ngành dệt may Việt Nam")</w:t>
+        <w:t xml:space="preserve">Khuôn mẫu: tập trung 1 ngành hoặc 1 vùng (ví dụ:</w:t>
+      </w:r>
+      <w:r>
+        <w:t xml:space="preserve"> </w:t>
+      </w:r>
+      <w:r>
+        <w:t xml:space="preserve">“</w:t>
+      </w:r>
+      <w:r>
+        <w:t xml:space="preserve">Quốc tế hóa và hiệu quả doanh nghiệp ngành dệt may Việt Nam</w:t>
+      </w:r>
+      <w:r>
+        <w:t xml:space="preserve">”</w:t>
+      </w:r>
+      <w:r>
+        <w:t xml:space="preserve">)</w:t>
       </w:r>
     </w:p>
     <w:p>
@@ -3311,7 +3374,7 @@
         <w:pStyle w:val="Compact"/>
       </w:pPr>
       <w:r>
-        <w:t xml:space="preserve">Method: chủ yếu single-country panel</w:t>
+        <w:t xml:space="preserve">Phương pháp: chủ yếu là dữ liệu bảng đơn quốc gia</w:t>
       </w:r>
     </w:p>
     <w:p>
@@ -3323,7 +3386,7 @@
         <w:pStyle w:val="Compact"/>
       </w:pPr>
       <w:r>
-        <w:t xml:space="preserve">Theory: chủ yếu RBV hoặc Uppsala, không integrated</w:t>
+        <w:t xml:space="preserve">Lý thuyết: chủ yếu lý thuyết dựa trên nguồn lực hoặc Uppsala, không tích hợp</w:t>
       </w:r>
     </w:p>
     <w:p>
@@ -3335,7 +3398,7 @@
         <w:pStyle w:val="Compact"/>
       </w:pPr>
       <w:r>
-        <w:t xml:space="preserve">Pacific/SIDS: không có luyận án nào</w:t>
+        <w:t xml:space="preserve">Pacific/SIDS: không có luận án nào</w:t>
       </w:r>
     </w:p>
     <w:p>
@@ -3347,10 +3410,1317 @@
           <w:bCs/>
           <w:b/>
         </w:rPr>
-        <w:t xml:space="preserve">NCS dissertation differentiation</w:t>
+        <w:t xml:space="preserve">Điểm khác biệt của luận án nghiên cứu sinh</w:t>
       </w:r>
       <w:r>
         <w:t xml:space="preserve">:</w:t>
+      </w:r>
+      <w:r>
+        <w:t xml:space="preserve"> </w:t>
+      </w:r>
+      <w:r>
+        <w:t xml:space="preserve">- Lần đầu tiên nghiên cứu</w:t>
+      </w:r>
+      <w:r>
+        <w:t xml:space="preserve"> </w:t>
+      </w:r>
+      <w:r>
+        <w:rPr>
+          <w:bCs/>
+          <w:b/>
+        </w:rPr>
+        <w:t xml:space="preserve">đa quốc gia châu Á và Thái Bình Dương</w:t>
+      </w:r>
+      <w:r>
+        <w:t xml:space="preserve"> </w:t>
+      </w:r>
+      <w:r>
+        <w:t xml:space="preserve">trong một luận án tiến sĩ tại Việt Nam</w:t>
+      </w:r>
+      <w:r>
+        <w:t xml:space="preserve"> </w:t>
+      </w:r>
+      <w:r>
+        <w:t xml:space="preserve">- Lần đầu tiên là</w:t>
+      </w:r>
+      <w:r>
+        <w:t xml:space="preserve"> </w:t>
+      </w:r>
+      <w:r>
+        <w:rPr>
+          <w:bCs/>
+          <w:b/>
+        </w:rPr>
+        <w:t xml:space="preserve">luận án tích lũy gồm 8 bài báo</w:t>
+      </w:r>
+      <w:r>
+        <w:t xml:space="preserve">, trong đó 2 bài đã công bố</w:t>
+      </w:r>
+      <w:r>
+        <w:t xml:space="preserve"> </w:t>
+      </w:r>
+      <w:r>
+        <w:t xml:space="preserve">- Lần đầu tiên</w:t>
+      </w:r>
+      <w:r>
+        <w:t xml:space="preserve"> </w:t>
+      </w:r>
+      <w:r>
+        <w:rPr>
+          <w:bCs/>
+          <w:b/>
+        </w:rPr>
+        <w:t xml:space="preserve">tích hợp khung 4 tầng cùng lăng kính năng lực số</w:t>
+      </w:r>
+      <w:r>
+        <w:t xml:space="preserve"> </w:t>
+      </w:r>
+      <w:r>
+        <w:t xml:space="preserve">- Lần đầu tiên có một</w:t>
+      </w:r>
+      <w:r>
+        <w:t xml:space="preserve"> </w:t>
+      </w:r>
+      <w:r>
+        <w:rPr>
+          <w:bCs/>
+          <w:b/>
+        </w:rPr>
+        <w:t xml:space="preserve">đóng góp lý thuyết được định danh</w:t>
+      </w:r>
+      <w:r>
+        <w:t xml:space="preserve"> </w:t>
+      </w:r>
+      <w:r>
+        <w:t xml:space="preserve">(gánh nặng quốc tế hóa bắt buộc — Forced Internationalization Penalty)</w:t>
+      </w:r>
+    </w:p>
+    <w:bookmarkEnd w:id="39"/>
+    <w:bookmarkStart w:id="40" w:name="X01582b53cfc5cf7b42e4fbf75992fb553899db0"/>
+    <w:p>
+      <w:pPr>
+        <w:pStyle w:val="Heading1"/>
+      </w:pPr>
+      <w:r>
+        <w:t xml:space="preserve">6. Ma trận khác biệt hóa — luận án của nghiên cứu sinh so với 7 mốc tham chiếu</w:t>
+      </w:r>
+    </w:p>
+    <w:tbl>
+      <w:tblPr>
+        <w:tblStyle w:val="Table"/>
+        <w:tblW w:type="pct" w:w="5000"/>
+        <w:tblLook w:firstRow="1" w:lastRow="0" w:firstColumn="0" w:lastColumn="0" w:noHBand="0" w:noVBand="0" w:val="0020"/>
+        <w:jc w:val="start"/>
+      </w:tblPr>
+      <w:tblGrid>
+        <w:gridCol w:w="879"/>
+        <w:gridCol w:w="879"/>
+        <w:gridCol w:w="879"/>
+        <w:gridCol w:w="879"/>
+        <w:gridCol w:w="879"/>
+        <w:gridCol w:w="879"/>
+        <w:gridCol w:w="879"/>
+        <w:gridCol w:w="879"/>
+        <w:gridCol w:w="879"/>
+      </w:tblGrid>
+      <w:tr>
+        <w:trPr>
+          <w:tblHeader w:val="true"/>
+        </w:trPr>
+        <w:tc>
+          <w:tcPr/>
+          <w:p>
+            <w:pPr>
+              <w:pStyle w:val="Compact"/>
+              <w:jc w:val="left"/>
+            </w:pPr>
+            <w:r>
+              <w:t xml:space="preserve">Dimension</w:t>
+            </w:r>
+          </w:p>
+        </w:tc>
+        <w:tc>
+          <w:tcPr/>
+          <w:p>
+            <w:pPr>
+              <w:pStyle w:val="Compact"/>
+              <w:jc w:val="left"/>
+            </w:pPr>
+            <w:r>
+              <w:t xml:space="preserve">Marano (2016)</w:t>
+            </w:r>
+          </w:p>
+        </w:tc>
+        <w:tc>
+          <w:tcPr/>
+          <w:p>
+            <w:pPr>
+              <w:pStyle w:val="Compact"/>
+              <w:jc w:val="left"/>
+            </w:pPr>
+            <w:r>
+              <w:t xml:space="preserve">Wu (2022)</w:t>
+            </w:r>
+          </w:p>
+        </w:tc>
+        <w:tc>
+          <w:tcPr/>
+          <w:p>
+            <w:pPr>
+              <w:pStyle w:val="Compact"/>
+              <w:jc w:val="left"/>
+            </w:pPr>
+            <w:r>
+              <w:t xml:space="preserve">Kirca (2012)</w:t>
+            </w:r>
+          </w:p>
+        </w:tc>
+        <w:tc>
+          <w:tcPr/>
+          <w:p>
+            <w:pPr>
+              <w:pStyle w:val="Compact"/>
+              <w:jc w:val="left"/>
+            </w:pPr>
+            <w:r>
+              <w:t xml:space="preserve">Bhandari (2023)</w:t>
+            </w:r>
+          </w:p>
+        </w:tc>
+        <w:tc>
+          <w:tcPr/>
+          <w:p>
+            <w:pPr>
+              <w:pStyle w:val="Compact"/>
+              <w:jc w:val="left"/>
+            </w:pPr>
+            <w:r>
+              <w:t xml:space="preserve">Cuervo (2018)</w:t>
+            </w:r>
+          </w:p>
+        </w:tc>
+        <w:tc>
+          <w:tcPr/>
+          <w:p>
+            <w:pPr>
+              <w:pStyle w:val="Compact"/>
+              <w:jc w:val="left"/>
+            </w:pPr>
+            <w:r>
+              <w:t xml:space="preserve">Lu&amp;Beamish (2004)</w:t>
+            </w:r>
+          </w:p>
+        </w:tc>
+        <w:tc>
+          <w:tcPr/>
+          <w:p>
+            <w:pPr>
+              <w:pStyle w:val="Compact"/>
+              <w:jc w:val="left"/>
+            </w:pPr>
+            <w:r>
+              <w:t xml:space="preserve">Vietnamese typical</w:t>
+            </w:r>
+          </w:p>
+        </w:tc>
+        <w:tc>
+          <w:tcPr/>
+          <w:p>
+            <w:pPr>
+              <w:pStyle w:val="Compact"/>
+              <w:jc w:val="left"/>
+            </w:pPr>
+            <w:r>
+              <w:rPr>
+                <w:bCs/>
+                <w:b/>
+              </w:rPr>
+              <w:t xml:space="preserve">NCS</w:t>
+            </w:r>
+          </w:p>
+        </w:tc>
+      </w:tr>
+      <w:tr>
+        <w:tc>
+          <w:tcPr/>
+          <w:p>
+            <w:pPr>
+              <w:pStyle w:val="Compact"/>
+              <w:jc w:val="left"/>
+            </w:pPr>
+            <w:r>
+              <w:rPr>
+                <w:bCs/>
+                <w:b/>
+              </w:rPr>
+              <w:t xml:space="preserve"># papers in program</w:t>
+            </w:r>
+          </w:p>
+        </w:tc>
+        <w:tc>
+          <w:tcPr/>
+          <w:p>
+            <w:pPr>
+              <w:pStyle w:val="Compact"/>
+              <w:jc w:val="left"/>
+            </w:pPr>
+            <w:r>
+              <w:t xml:space="preserve">1</w:t>
+            </w:r>
+          </w:p>
+        </w:tc>
+        <w:tc>
+          <w:tcPr/>
+          <w:p>
+            <w:pPr>
+              <w:pStyle w:val="Compact"/>
+              <w:jc w:val="left"/>
+            </w:pPr>
+            <w:r>
+              <w:t xml:space="preserve">1</w:t>
+            </w:r>
+          </w:p>
+        </w:tc>
+        <w:tc>
+          <w:tcPr/>
+          <w:p>
+            <w:pPr>
+              <w:pStyle w:val="Compact"/>
+              <w:jc w:val="left"/>
+            </w:pPr>
+            <w:r>
+              <w:t xml:space="preserve">1</w:t>
+            </w:r>
+          </w:p>
+        </w:tc>
+        <w:tc>
+          <w:tcPr/>
+          <w:p>
+            <w:pPr>
+              <w:pStyle w:val="Compact"/>
+              <w:jc w:val="left"/>
+            </w:pPr>
+            <w:r>
+              <w:t xml:space="preserve">1</w:t>
+            </w:r>
+          </w:p>
+        </w:tc>
+        <w:tc>
+          <w:tcPr/>
+          <w:p>
+            <w:pPr>
+              <w:pStyle w:val="Compact"/>
+              <w:jc w:val="left"/>
+            </w:pPr>
+            <w:r>
+              <w:t xml:space="preserve">1</w:t>
+            </w:r>
+          </w:p>
+        </w:tc>
+        <w:tc>
+          <w:tcPr/>
+          <w:p>
+            <w:pPr>
+              <w:pStyle w:val="Compact"/>
+              <w:jc w:val="left"/>
+            </w:pPr>
+            <w:r>
+              <w:t xml:space="preserve">4</w:t>
+            </w:r>
+          </w:p>
+        </w:tc>
+        <w:tc>
+          <w:tcPr/>
+          <w:p>
+            <w:pPr>
+              <w:pStyle w:val="Compact"/>
+              <w:jc w:val="left"/>
+            </w:pPr>
+            <w:r>
+              <w:t xml:space="preserve">1–3</w:t>
+            </w:r>
+          </w:p>
+        </w:tc>
+        <w:tc>
+          <w:tcPr/>
+          <w:p>
+            <w:pPr>
+              <w:pStyle w:val="Compact"/>
+              <w:jc w:val="left"/>
+            </w:pPr>
+            <w:r>
+              <w:rPr>
+                <w:bCs/>
+                <w:b/>
+              </w:rPr>
+              <w:t xml:space="preserve">8</w:t>
+            </w:r>
+          </w:p>
+        </w:tc>
+      </w:tr>
+      <w:tr>
+        <w:tc>
+          <w:tcPr/>
+          <w:p>
+            <w:pPr>
+              <w:pStyle w:val="Compact"/>
+              <w:jc w:val="left"/>
+            </w:pPr>
+            <w:r>
+              <w:rPr>
+                <w:bCs/>
+                <w:b/>
+              </w:rPr>
+              <w:t xml:space="preserve"># countries</w:t>
+            </w:r>
+          </w:p>
+        </w:tc>
+        <w:tc>
+          <w:tcPr/>
+          <w:p>
+            <w:pPr>
+              <w:pStyle w:val="Compact"/>
+              <w:jc w:val="left"/>
+            </w:pPr>
+            <w:r>
+              <w:t xml:space="preserve">32</w:t>
+            </w:r>
+          </w:p>
+        </w:tc>
+        <w:tc>
+          <w:tcPr/>
+          <w:p>
+            <w:pPr>
+              <w:pStyle w:val="Compact"/>
+              <w:jc w:val="left"/>
+            </w:pPr>
+            <w:r>
+              <w:t xml:space="preserve">Multi-EMNE</w:t>
+            </w:r>
+          </w:p>
+        </w:tc>
+        <w:tc>
+          <w:tcPr/>
+          <w:p>
+            <w:pPr>
+              <w:pStyle w:val="Compact"/>
+              <w:jc w:val="left"/>
+            </w:pPr>
+            <w:r>
+              <w:t xml:space="preserve">Multi</w:t>
+            </w:r>
+          </w:p>
+        </w:tc>
+        <w:tc>
+          <w:tcPr/>
+          <w:p>
+            <w:pPr>
+              <w:pStyle w:val="Compact"/>
+              <w:jc w:val="left"/>
+            </w:pPr>
+            <w:r>
+              <w:t xml:space="preserve">1 (US)</w:t>
+            </w:r>
+          </w:p>
+        </w:tc>
+        <w:tc>
+          <w:tcPr/>
+          <w:p>
+            <w:pPr>
+              <w:pStyle w:val="Compact"/>
+              <w:jc w:val="left"/>
+            </w:pPr>
+            <w:r>
+              <w:t xml:space="preserve">1 (Colombia)</w:t>
+            </w:r>
+          </w:p>
+        </w:tc>
+        <w:tc>
+          <w:tcPr/>
+          <w:p>
+            <w:pPr>
+              <w:pStyle w:val="Compact"/>
+              <w:jc w:val="left"/>
+            </w:pPr>
+            <w:r>
+              <w:t xml:space="preserve">1 (Japan)</w:t>
+            </w:r>
+          </w:p>
+        </w:tc>
+        <w:tc>
+          <w:tcPr/>
+          <w:p>
+            <w:pPr>
+              <w:pStyle w:val="Compact"/>
+              <w:jc w:val="left"/>
+            </w:pPr>
+            <w:r>
+              <w:t xml:space="preserve">1 (VN)</w:t>
+            </w:r>
+          </w:p>
+        </w:tc>
+        <w:tc>
+          <w:tcPr/>
+          <w:p>
+            <w:pPr>
+              <w:pStyle w:val="Compact"/>
+              <w:jc w:val="left"/>
+            </w:pPr>
+            <w:r>
+              <w:rPr>
+                <w:bCs/>
+                <w:b/>
+              </w:rPr>
+              <w:t xml:space="preserve">47–49</w:t>
+            </w:r>
+          </w:p>
+        </w:tc>
+      </w:tr>
+      <w:tr>
+        <w:tc>
+          <w:tcPr/>
+          <w:p>
+            <w:pPr>
+              <w:pStyle w:val="Compact"/>
+              <w:jc w:val="left"/>
+            </w:pPr>
+            <w:r>
+              <w:rPr>
+                <w:bCs/>
+                <w:b/>
+              </w:rPr>
+              <w:t xml:space="preserve">Pacific SIDS coverage</w:t>
+            </w:r>
+          </w:p>
+        </w:tc>
+        <w:tc>
+          <w:tcPr/>
+          <w:p>
+            <w:pPr>
+              <w:pStyle w:val="Compact"/>
+              <w:jc w:val="left"/>
+            </w:pPr>
+            <w:r>
+              <w:t xml:space="preserve">Không</w:t>
+            </w:r>
+          </w:p>
+        </w:tc>
+        <w:tc>
+          <w:tcPr/>
+          <w:p>
+            <w:pPr>
+              <w:pStyle w:val="Compact"/>
+              <w:jc w:val="left"/>
+            </w:pPr>
+            <w:r>
+              <w:t xml:space="preserve">Không</w:t>
+            </w:r>
+          </w:p>
+        </w:tc>
+        <w:tc>
+          <w:tcPr/>
+          <w:p>
+            <w:pPr>
+              <w:pStyle w:val="Compact"/>
+              <w:jc w:val="left"/>
+            </w:pPr>
+            <w:r>
+              <w:t xml:space="preserve">Không</w:t>
+            </w:r>
+          </w:p>
+        </w:tc>
+        <w:tc>
+          <w:tcPr/>
+          <w:p>
+            <w:pPr>
+              <w:pStyle w:val="Compact"/>
+              <w:jc w:val="left"/>
+            </w:pPr>
+            <w:r>
+              <w:t xml:space="preserve">Không</w:t>
+            </w:r>
+          </w:p>
+        </w:tc>
+        <w:tc>
+          <w:tcPr/>
+          <w:p>
+            <w:pPr>
+              <w:pStyle w:val="Compact"/>
+              <w:jc w:val="left"/>
+            </w:pPr>
+            <w:r>
+              <w:t xml:space="preserve">Không</w:t>
+            </w:r>
+          </w:p>
+        </w:tc>
+        <w:tc>
+          <w:tcPr/>
+          <w:p>
+            <w:pPr>
+              <w:pStyle w:val="Compact"/>
+              <w:jc w:val="left"/>
+            </w:pPr>
+            <w:r>
+              <w:t xml:space="preserve">Không</w:t>
+            </w:r>
+          </w:p>
+        </w:tc>
+        <w:tc>
+          <w:tcPr/>
+          <w:p>
+            <w:pPr>
+              <w:pStyle w:val="Compact"/>
+              <w:jc w:val="left"/>
+            </w:pPr>
+            <w:r>
+              <w:t xml:space="preserve">Không</w:t>
+            </w:r>
+          </w:p>
+        </w:tc>
+        <w:tc>
+          <w:tcPr/>
+          <w:p>
+            <w:pPr>
+              <w:pStyle w:val="Compact"/>
+              <w:jc w:val="left"/>
+            </w:pPr>
+            <w:r>
+              <w:rPr>
+                <w:bCs/>
+                <w:b/>
+              </w:rPr>
+              <w:t xml:space="preserve">8 Pacific countries</w:t>
+            </w:r>
+          </w:p>
+        </w:tc>
+      </w:tr>
+      <w:tr>
+        <w:tc>
+          <w:tcPr/>
+          <w:p>
+            <w:pPr>
+              <w:pStyle w:val="Compact"/>
+              <w:jc w:val="left"/>
+            </w:pPr>
+            <w:r>
+              <w:rPr>
+                <w:bCs/>
+                <w:b/>
+              </w:rPr>
+              <w:t xml:space="preserve">TCI/DAI separation</w:t>
+            </w:r>
+          </w:p>
+        </w:tc>
+        <w:tc>
+          <w:tcPr/>
+          <w:p>
+            <w:pPr>
+              <w:pStyle w:val="Compact"/>
+              <w:jc w:val="left"/>
+            </w:pPr>
+            <w:r>
+              <w:t xml:space="preserve">n/a</w:t>
+            </w:r>
+          </w:p>
+        </w:tc>
+        <w:tc>
+          <w:tcPr/>
+          <w:p>
+            <w:pPr>
+              <w:pStyle w:val="Compact"/>
+              <w:jc w:val="left"/>
+            </w:pPr>
+            <w:r>
+              <w:t xml:space="preserve">n/a</w:t>
+            </w:r>
+          </w:p>
+        </w:tc>
+        <w:tc>
+          <w:tcPr/>
+          <w:p>
+            <w:pPr>
+              <w:pStyle w:val="Compact"/>
+              <w:jc w:val="left"/>
+            </w:pPr>
+            <w:r>
+              <w:t xml:space="preserve">n/a</w:t>
+            </w:r>
+          </w:p>
+        </w:tc>
+        <w:tc>
+          <w:tcPr/>
+          <w:p>
+            <w:pPr>
+              <w:pStyle w:val="Compact"/>
+              <w:jc w:val="left"/>
+            </w:pPr>
+            <w:r>
+              <w:t xml:space="preserve">Digital capability composite</w:t>
+            </w:r>
+          </w:p>
+        </w:tc>
+        <w:tc>
+          <w:tcPr/>
+          <w:p>
+            <w:pPr>
+              <w:pStyle w:val="Compact"/>
+              <w:jc w:val="left"/>
+            </w:pPr>
+            <w:r>
+              <w:t xml:space="preserve">n/a</w:t>
+            </w:r>
+          </w:p>
+        </w:tc>
+        <w:tc>
+          <w:tcPr/>
+          <w:p>
+            <w:pPr>
+              <w:pStyle w:val="Compact"/>
+              <w:jc w:val="left"/>
+            </w:pPr>
+            <w:r>
+              <w:t xml:space="preserve">n/a</w:t>
+            </w:r>
+          </w:p>
+        </w:tc>
+        <w:tc>
+          <w:tcPr/>
+          <w:p>
+            <w:pPr>
+              <w:pStyle w:val="Compact"/>
+              <w:jc w:val="left"/>
+            </w:pPr>
+            <w:r>
+              <w:t xml:space="preserve">n/a</w:t>
+            </w:r>
+          </w:p>
+        </w:tc>
+        <w:tc>
+          <w:tcPr/>
+          <w:p>
+            <w:pPr>
+              <w:pStyle w:val="Compact"/>
+              <w:jc w:val="left"/>
+            </w:pPr>
+            <w:r>
+              <w:rPr>
+                <w:bCs/>
+                <w:b/>
+              </w:rPr>
+              <w:t xml:space="preserve">Yes — separated (Bharadwaj 2013; Verhoef 2021; Coltman 2008)</w:t>
+            </w:r>
+          </w:p>
+        </w:tc>
+      </w:tr>
+      <w:tr>
+        <w:tc>
+          <w:tcPr/>
+          <w:p>
+            <w:pPr>
+              <w:pStyle w:val="Compact"/>
+              <w:jc w:val="left"/>
+            </w:pPr>
+            <w:r>
+              <w:rPr>
+                <w:bCs/>
+                <w:b/>
+              </w:rPr>
+              <w:t xml:space="preserve">Institutional gradient</w:t>
+            </w:r>
+          </w:p>
+        </w:tc>
+        <w:tc>
+          <w:tcPr/>
+          <w:p>
+            <w:pPr>
+              <w:pStyle w:val="Compact"/>
+              <w:jc w:val="left"/>
+            </w:pPr>
+            <w:r>
+              <w:t xml:space="preserve">Yếu</w:t>
+            </w:r>
+          </w:p>
+        </w:tc>
+        <w:tc>
+          <w:tcPr/>
+          <w:p>
+            <w:pPr>
+              <w:pStyle w:val="Compact"/>
+              <w:jc w:val="left"/>
+            </w:pPr>
+            <w:r>
+              <w:t xml:space="preserve">Yếu</w:t>
+            </w:r>
+          </w:p>
+        </w:tc>
+        <w:tc>
+          <w:tcPr/>
+          <w:p>
+            <w:pPr>
+              <w:pStyle w:val="Compact"/>
+              <w:jc w:val="left"/>
+            </w:pPr>
+            <w:r>
+              <w:t xml:space="preserve">Yếu</w:t>
+            </w:r>
+          </w:p>
+        </w:tc>
+        <w:tc>
+          <w:tcPr/>
+          <w:p>
+            <w:pPr>
+              <w:pStyle w:val="Compact"/>
+              <w:jc w:val="left"/>
+            </w:pPr>
+            <w:r>
+              <w:t xml:space="preserve">Không</w:t>
+            </w:r>
+          </w:p>
+        </w:tc>
+        <w:tc>
+          <w:tcPr/>
+          <w:p>
+            <w:pPr>
+              <w:pStyle w:val="Compact"/>
+              <w:jc w:val="left"/>
+            </w:pPr>
+            <w:r>
+              <w:t xml:space="preserve">Một biến</w:t>
+            </w:r>
+          </w:p>
+        </w:tc>
+        <w:tc>
+          <w:tcPr/>
+          <w:p>
+            <w:pPr>
+              <w:pStyle w:val="Compact"/>
+              <w:jc w:val="left"/>
+            </w:pPr>
+            <w:r>
+              <w:t xml:space="preserve">Không</w:t>
+            </w:r>
+          </w:p>
+        </w:tc>
+        <w:tc>
+          <w:tcPr/>
+          <w:p>
+            <w:pPr>
+              <w:pStyle w:val="Compact"/>
+              <w:jc w:val="left"/>
+            </w:pPr>
+            <w:r>
+              <w:t xml:space="preserve">Không</w:t>
+            </w:r>
+          </w:p>
+        </w:tc>
+        <w:tc>
+          <w:tcPr/>
+          <w:p>
+            <w:pPr>
+              <w:pStyle w:val="Compact"/>
+              <w:jc w:val="left"/>
+            </w:pPr>
+            <w:r>
+              <w:rPr>
+                <w:bCs/>
+                <w:b/>
+              </w:rPr>
+              <w:t xml:space="preserve">Full ICRV Regime I→V (6-regime CD2; 5-regime P3/P6)</w:t>
+            </w:r>
+          </w:p>
+        </w:tc>
+      </w:tr>
+      <w:tr>
+        <w:tc>
+          <w:tcPr/>
+          <w:p>
+            <w:pPr>
+              <w:pStyle w:val="Compact"/>
+              <w:jc w:val="left"/>
+            </w:pPr>
+            <w:r>
+              <w:rPr>
+                <w:bCs/>
+                <w:b/>
+              </w:rPr>
+              <w:t xml:space="preserve">Boundary condition test</w:t>
+            </w:r>
+          </w:p>
+        </w:tc>
+        <w:tc>
+          <w:tcPr/>
+          <w:p>
+            <w:pPr>
+              <w:pStyle w:val="Compact"/>
+              <w:jc w:val="left"/>
+            </w:pPr>
+            <w:r>
+              <w:t xml:space="preserve">Không</w:t>
+            </w:r>
+          </w:p>
+        </w:tc>
+        <w:tc>
+          <w:tcPr/>
+          <w:p>
+            <w:pPr>
+              <w:pStyle w:val="Compact"/>
+              <w:jc w:val="left"/>
+            </w:pPr>
+            <w:r>
+              <w:t xml:space="preserve">Không</w:t>
+            </w:r>
+          </w:p>
+        </w:tc>
+        <w:tc>
+          <w:tcPr/>
+          <w:p>
+            <w:pPr>
+              <w:pStyle w:val="Compact"/>
+              <w:jc w:val="left"/>
+            </w:pPr>
+            <w:r>
+              <w:t xml:space="preserve">Không</w:t>
+            </w:r>
+          </w:p>
+        </w:tc>
+        <w:tc>
+          <w:tcPr/>
+          <w:p>
+            <w:pPr>
+              <w:pStyle w:val="Compact"/>
+              <w:jc w:val="left"/>
+            </w:pPr>
+            <w:r>
+              <w:t xml:space="preserve">Không</w:t>
+            </w:r>
+          </w:p>
+        </w:tc>
+        <w:tc>
+          <w:tcPr/>
+          <w:p>
+            <w:pPr>
+              <w:pStyle w:val="Compact"/>
+              <w:jc w:val="left"/>
+            </w:pPr>
+            <w:r>
+              <w:t xml:space="preserve">Không</w:t>
+            </w:r>
+          </w:p>
+        </w:tc>
+        <w:tc>
+          <w:tcPr/>
+          <w:p>
+            <w:pPr>
+              <w:pStyle w:val="Compact"/>
+              <w:jc w:val="left"/>
+            </w:pPr>
+            <w:r>
+              <w:t xml:space="preserve">Không</w:t>
+            </w:r>
+          </w:p>
+        </w:tc>
+        <w:tc>
+          <w:tcPr/>
+          <w:p>
+            <w:pPr>
+              <w:pStyle w:val="Compact"/>
+              <w:jc w:val="left"/>
+            </w:pPr>
+            <w:r>
+              <w:t xml:space="preserve">Không</w:t>
+            </w:r>
+          </w:p>
+        </w:tc>
+        <w:tc>
+          <w:tcPr/>
+          <w:p>
+            <w:pPr>
+              <w:pStyle w:val="Compact"/>
+              <w:jc w:val="left"/>
+            </w:pPr>
+            <w:r>
+              <w:rPr>
+                <w:bCs/>
+                <w:b/>
+              </w:rPr>
+              <w:t xml:space="preserve">Forced Penalty</w:t>
+            </w:r>
+          </w:p>
+        </w:tc>
+      </w:tr>
+      <w:tr>
+        <w:tc>
+          <w:tcPr/>
+          <w:p>
+            <w:pPr>
+              <w:pStyle w:val="Compact"/>
+              <w:jc w:val="left"/>
+            </w:pPr>
+            <w:r>
+              <w:rPr>
+                <w:bCs/>
+                <w:b/>
+              </w:rPr>
+              <w:t xml:space="preserve">Multi-method</w:t>
+            </w:r>
+          </w:p>
+        </w:tc>
+        <w:tc>
+          <w:tcPr/>
+          <w:p>
+            <w:pPr>
+              <w:pStyle w:val="Compact"/>
+              <w:jc w:val="left"/>
+            </w:pPr>
+            <w:r>
+              <w:t xml:space="preserve">Single (meta)</w:t>
+            </w:r>
+          </w:p>
+        </w:tc>
+        <w:tc>
+          <w:tcPr/>
+          <w:p>
+            <w:pPr>
+              <w:pStyle w:val="Compact"/>
+              <w:jc w:val="left"/>
+            </w:pPr>
+            <w:r>
+              <w:t xml:space="preserve">Single (meta)</w:t>
+            </w:r>
+          </w:p>
+        </w:tc>
+        <w:tc>
+          <w:tcPr/>
+          <w:p>
+            <w:pPr>
+              <w:pStyle w:val="Compact"/>
+              <w:jc w:val="left"/>
+            </w:pPr>
+            <w:r>
+              <w:t xml:space="preserve">Single (meta)</w:t>
+            </w:r>
+          </w:p>
+        </w:tc>
+        <w:tc>
+          <w:tcPr/>
+          <w:p>
+            <w:pPr>
+              <w:pStyle w:val="Compact"/>
+              <w:jc w:val="left"/>
+            </w:pPr>
+            <w:r>
+              <w:t xml:space="preserve">Single</w:t>
+            </w:r>
+          </w:p>
+        </w:tc>
+        <w:tc>
+          <w:tcPr/>
+          <w:p>
+            <w:pPr>
+              <w:pStyle w:val="Compact"/>
+              <w:jc w:val="left"/>
+            </w:pPr>
+            <w:r>
+              <w:t xml:space="preserve">Single</w:t>
+            </w:r>
+          </w:p>
+        </w:tc>
+        <w:tc>
+          <w:tcPr/>
+          <w:p>
+            <w:pPr>
+              <w:pStyle w:val="Compact"/>
+              <w:jc w:val="left"/>
+            </w:pPr>
+            <w:r>
+              <w:t xml:space="preserve">Single (panel)</w:t>
+            </w:r>
+          </w:p>
+        </w:tc>
+        <w:tc>
+          <w:tcPr/>
+          <w:p>
+            <w:pPr>
+              <w:pStyle w:val="Compact"/>
+              <w:jc w:val="left"/>
+            </w:pPr>
+            <w:r>
+              <w:t xml:space="preserve">Single</w:t>
+            </w:r>
+          </w:p>
+        </w:tc>
+        <w:tc>
+          <w:tcPr/>
+          <w:p>
+            <w:pPr>
+              <w:pStyle w:val="Compact"/>
+              <w:jc w:val="left"/>
+            </w:pPr>
+            <w:r>
+              <w:rPr>
+                <w:bCs/>
+                <w:b/>
+              </w:rPr>
+              <w:t xml:space="preserve">Mixed (meta + empirical + boundary)</w:t>
+            </w:r>
+          </w:p>
+        </w:tc>
+      </w:tr>
+      <w:tr>
+        <w:tc>
+          <w:tcPr/>
+          <w:p>
+            <w:pPr>
+              <w:pStyle w:val="Compact"/>
+              <w:jc w:val="left"/>
+            </w:pPr>
+            <w:r>
+              <w:rPr>
+                <w:bCs/>
+                <w:b/>
+              </w:rPr>
+              <w:t xml:space="preserve">Time span</w:t>
+            </w:r>
+          </w:p>
+        </w:tc>
+        <w:tc>
+          <w:tcPr/>
+          <w:p>
+            <w:pPr>
+              <w:pStyle w:val="Compact"/>
+              <w:jc w:val="left"/>
+            </w:pPr>
+            <w:r>
+              <w:t xml:space="preserve">40 years</w:t>
+            </w:r>
+          </w:p>
+        </w:tc>
+        <w:tc>
+          <w:tcPr/>
+          <w:p>
+            <w:pPr>
+              <w:pStyle w:val="Compact"/>
+              <w:jc w:val="left"/>
+            </w:pPr>
+            <w:r>
+              <w:t xml:space="preserve">23 years</w:t>
+            </w:r>
+          </w:p>
+        </w:tc>
+        <w:tc>
+          <w:tcPr/>
+          <w:p>
+            <w:pPr>
+              <w:pStyle w:val="Compact"/>
+              <w:jc w:val="left"/>
+            </w:pPr>
+            <w:r>
+              <w:t xml:space="preserve">32 years</w:t>
+            </w:r>
+          </w:p>
+        </w:tc>
+        <w:tc>
+          <w:tcPr/>
+          <w:p>
+            <w:pPr>
+              <w:pStyle w:val="Compact"/>
+              <w:jc w:val="left"/>
+            </w:pPr>
+            <w:r>
+              <w:t xml:space="preserve">21 years</w:t>
+            </w:r>
+          </w:p>
+        </w:tc>
+        <w:tc>
+          <w:tcPr/>
+          <w:p>
+            <w:pPr>
+              <w:pStyle w:val="Compact"/>
+              <w:jc w:val="left"/>
+            </w:pPr>
+            <w:r>
+              <w:t xml:space="preserve">6 years</w:t>
+            </w:r>
+          </w:p>
+        </w:tc>
+        <w:tc>
+          <w:tcPr/>
+          <w:p>
+            <w:pPr>
+              <w:pStyle w:val="Compact"/>
+              <w:jc w:val="left"/>
+            </w:pPr>
+            <w:r>
+              <w:t xml:space="preserve">11 years</w:t>
+            </w:r>
+          </w:p>
+        </w:tc>
+        <w:tc>
+          <w:tcPr/>
+          <w:p>
+            <w:pPr>
+              <w:pStyle w:val="Compact"/>
+              <w:jc w:val="left"/>
+            </w:pPr>
+            <w:r>
+              <w:t xml:space="preserve">5–9 years</w:t>
+            </w:r>
+          </w:p>
+        </w:tc>
+        <w:tc>
+          <w:tcPr/>
+          <w:p>
+            <w:pPr>
+              <w:pStyle w:val="Compact"/>
+              <w:jc w:val="left"/>
+            </w:pPr>
+            <w:r>
+              <w:rPr>
+                <w:bCs/>
+                <w:b/>
+              </w:rPr>
+              <w:t xml:space="preserve">44 years (1982–2026)</w:t>
+            </w:r>
+          </w:p>
+        </w:tc>
+      </w:tr>
+    </w:tbl>
+    <w:bookmarkEnd w:id="40"/>
+    <w:bookmarkStart w:id="45" w:name="X85dd6b1c221705be2fa5a60182b3887011946ea"/>
+    <w:p>
+      <w:pPr>
+        <w:pStyle w:val="Heading1"/>
+      </w:pPr>
+      <w:r>
+        <w:t xml:space="preserve">7. Các điểm trình bày cho buổi demo với giảng viên hướng dẫn</w:t>
+      </w:r>
+    </w:p>
+    <w:bookmarkStart w:id="41" w:name="vì-sao-luận-án-này-khác-và-có-đóng-góp"/>
+    <w:p>
+      <w:pPr>
+        <w:pStyle w:val="Heading2"/>
+      </w:pPr>
+      <w:r>
+        <w:t xml:space="preserve">7.1</w:t>
+      </w:r>
+      <w:r>
+        <w:t xml:space="preserve"> </w:t>
+      </w:r>
+      <w:r>
+        <w:t xml:space="preserve">“</w:t>
+      </w:r>
+      <w:r>
+        <w:t xml:space="preserve">Vì sao luận án này khác và có đóng góp</w:t>
+      </w:r>
+      <w:r>
+        <w:t xml:space="preserve">”</w:t>
+      </w:r>
+    </w:p>
+    <w:p>
+      <w:pPr>
+        <w:pStyle w:val="FirstParagraph"/>
+      </w:pPr>
+      <w:r>
+        <w:t xml:space="preserve">Mở đầu bằng một lời dẫn dựa trên hiện tượng:</w:t>
+      </w:r>
+    </w:p>
+    <w:p>
+      <w:pPr>
+        <w:pStyle w:val="BlockText"/>
+      </w:pPr>
+      <w:r>
+        <w:t xml:space="preserve">“</w:t>
+      </w:r>
+      <w:r>
+        <w:t xml:space="preserve">Trong 50 năm nghiên cứu về quan hệ giữa quốc tế hóa và hiệu quả hoạt động, vẫn còn một khoảng trống cơ bản: chưa ai kiểm định xem</w:t>
+      </w:r>
+      <w:r>
+        <w:t xml:space="preserve"> </w:t>
+      </w:r>
+      <w:r>
+        <w:rPr>
+          <w:bCs/>
+          <w:b/>
+        </w:rPr>
+        <w:t xml:space="preserve">quan hệ chữ U ngược là một quy luật phổ quát hay chỉ là một quan hệ có điều kiện</w:t>
+      </w:r>
+      <w:r>
+        <w:t xml:space="preserve">. Luận án này kiểm định điều đó qua một mạch gradient thể chế từ Singapore (chế độ I) đến Pacific SIDS (chế độ cực đoan), và phát hiện rằng chữ U ngược</w:t>
+      </w:r>
+      <w:r>
+        <w:t xml:space="preserve"> </w:t>
+      </w:r>
+      <w:r>
+        <w:rPr>
+          <w:bCs/>
+          <w:b/>
+        </w:rPr>
+        <w:t xml:space="preserve">không phổ quát</w:t>
+      </w:r>
+      <w:r>
+        <w:t xml:space="preserve">: nó đảo dấu khi cả 3 điều kiện tiên quyết đều thiếu vắng.</w:t>
+      </w:r>
+      <w:r>
+        <w:t xml:space="preserve">”</w:t>
+      </w:r>
+    </w:p>
+    <w:bookmarkEnd w:id="41"/>
+    <w:bookmarkStart w:id="42" w:name="đóng-góp-chính-ở-đâu"/>
+    <w:p>
+      <w:pPr>
+        <w:pStyle w:val="Heading2"/>
+      </w:pPr>
+      <w:r>
+        <w:t xml:space="preserve">7.2</w:t>
+      </w:r>
+      <w:r>
+        <w:t xml:space="preserve"> </w:t>
+      </w:r>
+      <w:r>
+        <w:t xml:space="preserve">“</w:t>
+      </w:r>
+      <w:r>
+        <w:t xml:space="preserve">Đóng góp chính ở đâu</w:t>
+      </w:r>
+      <w:r>
+        <w:t xml:space="preserve">”</w:t>
+      </w:r>
+    </w:p>
+    <w:p>
+      <w:pPr>
+        <w:pStyle w:val="FirstParagraph"/>
+      </w:pPr>
+      <w:r>
+        <w:t xml:space="preserve">Trục thống nhất của toàn luận án là</w:t>
+      </w:r>
+      <w:r>
+        <w:t xml:space="preserve"> </w:t>
+      </w:r>
+      <w:r>
+        <w:rPr>
+          <w:bCs/>
+          <w:b/>
+        </w:rPr>
+        <w:t xml:space="preserve">bản đồ địa hình xuất khẩu chiến lược (strategic export topography)</w:t>
+      </w:r>
+      <w:r>
+        <w:t xml:space="preserve">, trên đó ICRV vận hành như một</w:t>
+      </w:r>
+      <w:r>
+        <w:t xml:space="preserve"> </w:t>
+      </w:r>
+      <w:r>
+        <w:rPr>
+          <w:bCs/>
+          <w:b/>
+        </w:rPr>
+        <w:t xml:space="preserve">bộ lọc chi phí giao dịch (transaction cost filter)</w:t>
+      </w:r>
+      <w:r>
+        <w:t xml:space="preserve"> </w:t>
+      </w:r>
+      <w:r>
+        <w:t xml:space="preserve">tương tác với mức độ chấp nhận số: chính trục này gắn kết tám bài báo thành một lập luận liền mạch, từ phá ảo ảnh bằng chứng (P6) đến vẽ bản đồ gradient (P7) và kiểm chứng từng vùng địa hình (P3–P5, P8). Trên nền trục đó, 3 đóng góp chưa từng có trong tài liệu nghiên cứu:</w:t>
       </w:r>
     </w:p>
     <w:p>
@@ -3362,23 +4732,14 @@
         <w:pStyle w:val="Compact"/>
       </w:pPr>
       <w:r>
-        <w:t xml:space="preserve">Đầu tiên</w:t>
-      </w:r>
-      <w:r>
-        <w:t xml:space="preserve"> </w:t>
-      </w:r>
-      <w:r>
         <w:rPr>
           <w:bCs/>
           <w:b/>
         </w:rPr>
-        <w:t xml:space="preserve">châu Á + Pacific multi-country</w:t>
-      </w:r>
-      <w:r>
-        <w:t xml:space="preserve"> </w:t>
-      </w:r>
-      <w:r>
-        <w:t xml:space="preserve">trong VN PhD</w:t>
+        <w:t xml:space="preserve">Về lý thuyết</w:t>
+      </w:r>
+      <w:r>
+        <w:t xml:space="preserve">: gánh nặng quốc tế hóa bắt buộc là đóng góp được định danh đầu tiên cho trường hợp biên của quan hệ giữa quốc tế hóa và hiệu quả hoạt động</w:t>
       </w:r>
     </w:p>
     <w:p>
@@ -3390,23 +4751,14 @@
         <w:pStyle w:val="Compact"/>
       </w:pPr>
       <w:r>
-        <w:t xml:space="preserve">Đầu tiên</w:t>
-      </w:r>
-      <w:r>
-        <w:t xml:space="preserve"> </w:t>
-      </w:r>
-      <w:r>
         <w:rPr>
           <w:bCs/>
           <w:b/>
         </w:rPr>
-        <w:t xml:space="preserve">cumulative thesis 8 papers</w:t>
-      </w:r>
-      <w:r>
-        <w:t xml:space="preserve"> </w:t>
-      </w:r>
-      <w:r>
-        <w:t xml:space="preserve">với 2 đã công bố</w:t>
+        <w:t xml:space="preserve">Về phương pháp</w:t>
+      </w:r>
+      <w:r>
+        <w:t xml:space="preserve">: việc tách bạch TCI với DAI (kế thừa Bharadwaj et al. 2013, Verhoef et al. 2021, Cohen &amp; Levinthal 1990, Lall 1992; thỏa 4 tiêu chí của Coltman et al. 2008) bảo đảm độ thuần khái niệm</w:t>
       </w:r>
     </w:p>
     <w:p>
@@ -3418,1214 +4770,36 @@
         <w:pStyle w:val="Compact"/>
       </w:pPr>
       <w:r>
-        <w:t xml:space="preserve">Đầu tiên</w:t>
-      </w:r>
-      <w:r>
-        <w:t xml:space="preserve"> </w:t>
-      </w:r>
-      <w:r>
         <w:rPr>
           <w:bCs/>
           <w:b/>
         </w:rPr>
-        <w:t xml:space="preserve">integrated 4-tier framework + digital lens</w:t>
-      </w:r>
-    </w:p>
-    <w:p>
-      <w:pPr>
-        <w:numPr>
-          <w:ilvl w:val="0"/>
-          <w:numId w:val="1004"/>
-        </w:numPr>
-        <w:pStyle w:val="Compact"/>
-      </w:pPr>
-      <w:r>
-        <w:t xml:space="preserve">Đầu tiên</w:t>
-      </w:r>
-      <w:r>
-        <w:t xml:space="preserve"> </w:t>
-      </w:r>
-      <w:r>
-        <w:rPr>
-          <w:bCs/>
-          <w:b/>
-        </w:rPr>
-        <w:t xml:space="preserve">named theoretical contribution</w:t>
-      </w:r>
-      <w:r>
-        <w:t xml:space="preserve"> </w:t>
-      </w:r>
-      <w:r>
-        <w:t xml:space="preserve">(Forced Internationalization Penalty)</w:t>
-      </w:r>
-    </w:p>
-    <w:bookmarkEnd w:id="39"/>
-    <w:bookmarkStart w:id="40" w:name="Xd846e7809a9df4af3e4df2a5ea239f3a7b5605f"/>
-    <w:p>
-      <w:pPr>
-        <w:pStyle w:val="Heading1"/>
-      </w:pPr>
-      <w:r>
-        <w:t xml:space="preserve">6. Differentiation matrix — luận án của NCS so với 7 reference points</w:t>
-      </w:r>
-    </w:p>
-    <w:tbl>
-      <w:tblPr>
-        <w:tblStyle w:val="Table"/>
-        <w:tblW w:type="auto" w:w="0"/>
-        <w:tblLook w:firstRow="1" w:lastRow="0" w:firstColumn="0" w:lastColumn="0" w:noHBand="0" w:noVBand="0" w:val="0020"/>
-        <w:jc w:val="start"/>
-      </w:tblPr>
-      <w:tblGrid>
-        <w:gridCol w:w="880"/>
-        <w:gridCol w:w="880"/>
-        <w:gridCol w:w="880"/>
-        <w:gridCol w:w="880"/>
-        <w:gridCol w:w="880"/>
-        <w:gridCol w:w="880"/>
-        <w:gridCol w:w="880"/>
-        <w:gridCol w:w="880"/>
-        <w:gridCol w:w="880"/>
-      </w:tblGrid>
-      <w:tr>
-        <w:trPr>
-          <w:tblHeader w:val="true"/>
-        </w:trPr>
-        <w:tc>
-          <w:tcPr/>
-          <w:p>
-            <w:pPr>
-              <w:pStyle w:val="Compact"/>
-              <w:jc w:val="left"/>
-            </w:pPr>
-            <w:r>
-              <w:t xml:space="preserve">Dimension</w:t>
-            </w:r>
-          </w:p>
-        </w:tc>
-        <w:tc>
-          <w:tcPr/>
-          <w:p>
-            <w:pPr>
-              <w:pStyle w:val="Compact"/>
-              <w:jc w:val="left"/>
-            </w:pPr>
-            <w:r>
-              <w:t xml:space="preserve">Marano (2016)</w:t>
-            </w:r>
-          </w:p>
-        </w:tc>
-        <w:tc>
-          <w:tcPr/>
-          <w:p>
-            <w:pPr>
-              <w:pStyle w:val="Compact"/>
-              <w:jc w:val="left"/>
-            </w:pPr>
-            <w:r>
-              <w:t xml:space="preserve">Wu (2022)</w:t>
-            </w:r>
-          </w:p>
-        </w:tc>
-        <w:tc>
-          <w:tcPr/>
-          <w:p>
-            <w:pPr>
-              <w:pStyle w:val="Compact"/>
-              <w:jc w:val="left"/>
-            </w:pPr>
-            <w:r>
-              <w:t xml:space="preserve">Kirca (2012)</w:t>
-            </w:r>
-          </w:p>
-        </w:tc>
-        <w:tc>
-          <w:tcPr/>
-          <w:p>
-            <w:pPr>
-              <w:pStyle w:val="Compact"/>
-              <w:jc w:val="left"/>
-            </w:pPr>
-            <w:r>
-              <w:t xml:space="preserve">Bhandari (2023)</w:t>
-            </w:r>
-          </w:p>
-        </w:tc>
-        <w:tc>
-          <w:tcPr/>
-          <w:p>
-            <w:pPr>
-              <w:pStyle w:val="Compact"/>
-              <w:jc w:val="left"/>
-            </w:pPr>
-            <w:r>
-              <w:t xml:space="preserve">Cuervo (2018)</w:t>
-            </w:r>
-          </w:p>
-        </w:tc>
-        <w:tc>
-          <w:tcPr/>
-          <w:p>
-            <w:pPr>
-              <w:pStyle w:val="Compact"/>
-              <w:jc w:val="left"/>
-            </w:pPr>
-            <w:r>
-              <w:t xml:space="preserve">Lu&amp;Beamish (2004)</w:t>
-            </w:r>
-          </w:p>
-        </w:tc>
-        <w:tc>
-          <w:tcPr/>
-          <w:p>
-            <w:pPr>
-              <w:pStyle w:val="Compact"/>
-              <w:jc w:val="left"/>
-            </w:pPr>
-            <w:r>
-              <w:t xml:space="preserve">Vietnamese typical</w:t>
-            </w:r>
-          </w:p>
-        </w:tc>
-        <w:tc>
-          <w:tcPr/>
-          <w:p>
-            <w:pPr>
-              <w:pStyle w:val="Compact"/>
-              <w:jc w:val="left"/>
-            </w:pPr>
-            <w:r>
-              <w:rPr>
-                <w:bCs/>
-                <w:b/>
-              </w:rPr>
-              <w:t xml:space="preserve">NCS</w:t>
-            </w:r>
-          </w:p>
-        </w:tc>
-      </w:tr>
-      <w:tr>
-        <w:tc>
-          <w:tcPr/>
-          <w:p>
-            <w:pPr>
-              <w:pStyle w:val="Compact"/>
-              <w:jc w:val="left"/>
-            </w:pPr>
-            <w:r>
-              <w:rPr>
-                <w:bCs/>
-                <w:b/>
-              </w:rPr>
-              <w:t xml:space="preserve"># papers in program</w:t>
-            </w:r>
-          </w:p>
-        </w:tc>
-        <w:tc>
-          <w:tcPr/>
-          <w:p>
-            <w:pPr>
-              <w:pStyle w:val="Compact"/>
-              <w:jc w:val="left"/>
-            </w:pPr>
-            <w:r>
-              <w:t xml:space="preserve">1</w:t>
-            </w:r>
-          </w:p>
-        </w:tc>
-        <w:tc>
-          <w:tcPr/>
-          <w:p>
-            <w:pPr>
-              <w:pStyle w:val="Compact"/>
-              <w:jc w:val="left"/>
-            </w:pPr>
-            <w:r>
-              <w:t xml:space="preserve">1</w:t>
-            </w:r>
-          </w:p>
-        </w:tc>
-        <w:tc>
-          <w:tcPr/>
-          <w:p>
-            <w:pPr>
-              <w:pStyle w:val="Compact"/>
-              <w:jc w:val="left"/>
-            </w:pPr>
-            <w:r>
-              <w:t xml:space="preserve">1</w:t>
-            </w:r>
-          </w:p>
-        </w:tc>
-        <w:tc>
-          <w:tcPr/>
-          <w:p>
-            <w:pPr>
-              <w:pStyle w:val="Compact"/>
-              <w:jc w:val="left"/>
-            </w:pPr>
-            <w:r>
-              <w:t xml:space="preserve">1</w:t>
-            </w:r>
-          </w:p>
-        </w:tc>
-        <w:tc>
-          <w:tcPr/>
-          <w:p>
-            <w:pPr>
-              <w:pStyle w:val="Compact"/>
-              <w:jc w:val="left"/>
-            </w:pPr>
-            <w:r>
-              <w:t xml:space="preserve">1</w:t>
-            </w:r>
-          </w:p>
-        </w:tc>
-        <w:tc>
-          <w:tcPr/>
-          <w:p>
-            <w:pPr>
-              <w:pStyle w:val="Compact"/>
-              <w:jc w:val="left"/>
-            </w:pPr>
-            <w:r>
-              <w:t xml:space="preserve">4</w:t>
-            </w:r>
-          </w:p>
-        </w:tc>
-        <w:tc>
-          <w:tcPr/>
-          <w:p>
-            <w:pPr>
-              <w:pStyle w:val="Compact"/>
-              <w:jc w:val="left"/>
-            </w:pPr>
-            <w:r>
-              <w:t xml:space="preserve">1–3</w:t>
-            </w:r>
-          </w:p>
-        </w:tc>
-        <w:tc>
-          <w:tcPr/>
-          <w:p>
-            <w:pPr>
-              <w:pStyle w:val="Compact"/>
-              <w:jc w:val="left"/>
-            </w:pPr>
-            <w:r>
-              <w:rPr>
-                <w:bCs/>
-                <w:b/>
-              </w:rPr>
-              <w:t xml:space="preserve">8</w:t>
-            </w:r>
-          </w:p>
-        </w:tc>
-      </w:tr>
-      <w:tr>
-        <w:tc>
-          <w:tcPr/>
-          <w:p>
-            <w:pPr>
-              <w:pStyle w:val="Compact"/>
-              <w:jc w:val="left"/>
-            </w:pPr>
-            <w:r>
-              <w:rPr>
-                <w:bCs/>
-                <w:b/>
-              </w:rPr>
-              <w:t xml:space="preserve"># countries</w:t>
-            </w:r>
-          </w:p>
-        </w:tc>
-        <w:tc>
-          <w:tcPr/>
-          <w:p>
-            <w:pPr>
-              <w:pStyle w:val="Compact"/>
-              <w:jc w:val="left"/>
-            </w:pPr>
-            <w:r>
-              <w:t xml:space="preserve">32</w:t>
-            </w:r>
-          </w:p>
-        </w:tc>
-        <w:tc>
-          <w:tcPr/>
-          <w:p>
-            <w:pPr>
-              <w:pStyle w:val="Compact"/>
-              <w:jc w:val="left"/>
-            </w:pPr>
-            <w:r>
-              <w:t xml:space="preserve">Multi-EMNE</w:t>
-            </w:r>
-          </w:p>
-        </w:tc>
-        <w:tc>
-          <w:tcPr/>
-          <w:p>
-            <w:pPr>
-              <w:pStyle w:val="Compact"/>
-              <w:jc w:val="left"/>
-            </w:pPr>
-            <w:r>
-              <w:t xml:space="preserve">Multi</w:t>
-            </w:r>
-          </w:p>
-        </w:tc>
-        <w:tc>
-          <w:tcPr/>
-          <w:p>
-            <w:pPr>
-              <w:pStyle w:val="Compact"/>
-              <w:jc w:val="left"/>
-            </w:pPr>
-            <w:r>
-              <w:t xml:space="preserve">1 (US)</w:t>
-            </w:r>
-          </w:p>
-        </w:tc>
-        <w:tc>
-          <w:tcPr/>
-          <w:p>
-            <w:pPr>
-              <w:pStyle w:val="Compact"/>
-              <w:jc w:val="left"/>
-            </w:pPr>
-            <w:r>
-              <w:t xml:space="preserve">1 (Colombia)</w:t>
-            </w:r>
-          </w:p>
-        </w:tc>
-        <w:tc>
-          <w:tcPr/>
-          <w:p>
-            <w:pPr>
-              <w:pStyle w:val="Compact"/>
-              <w:jc w:val="left"/>
-            </w:pPr>
-            <w:r>
-              <w:t xml:space="preserve">1 (Japan)</w:t>
-            </w:r>
-          </w:p>
-        </w:tc>
-        <w:tc>
-          <w:tcPr/>
-          <w:p>
-            <w:pPr>
-              <w:pStyle w:val="Compact"/>
-              <w:jc w:val="left"/>
-            </w:pPr>
-            <w:r>
-              <w:t xml:space="preserve">1 (VN)</w:t>
-            </w:r>
-          </w:p>
-        </w:tc>
-        <w:tc>
-          <w:tcPr/>
-          <w:p>
-            <w:pPr>
-              <w:pStyle w:val="Compact"/>
-              <w:jc w:val="left"/>
-            </w:pPr>
-            <w:r>
-              <w:rPr>
-                <w:bCs/>
-                <w:b/>
-              </w:rPr>
-              <w:t xml:space="preserve">47–49</w:t>
-            </w:r>
-          </w:p>
-        </w:tc>
-      </w:tr>
-      <w:tr>
-        <w:tc>
-          <w:tcPr/>
-          <w:p>
-            <w:pPr>
-              <w:pStyle w:val="Compact"/>
-              <w:jc w:val="left"/>
-            </w:pPr>
-            <w:r>
-              <w:rPr>
-                <w:bCs/>
-                <w:b/>
-              </w:rPr>
-              <w:t xml:space="preserve">Pacific SIDS coverage</w:t>
-            </w:r>
-          </w:p>
-        </w:tc>
-        <w:tc>
-          <w:tcPr/>
-          <w:p>
-            <w:pPr>
-              <w:pStyle w:val="Compact"/>
-              <w:jc w:val="left"/>
-            </w:pPr>
-            <w:r>
-              <w:t xml:space="preserve">Không</w:t>
-            </w:r>
-          </w:p>
-        </w:tc>
-        <w:tc>
-          <w:tcPr/>
-          <w:p>
-            <w:pPr>
-              <w:pStyle w:val="Compact"/>
-              <w:jc w:val="left"/>
-            </w:pPr>
-            <w:r>
-              <w:t xml:space="preserve">Không</w:t>
-            </w:r>
-          </w:p>
-        </w:tc>
-        <w:tc>
-          <w:tcPr/>
-          <w:p>
-            <w:pPr>
-              <w:pStyle w:val="Compact"/>
-              <w:jc w:val="left"/>
-            </w:pPr>
-            <w:r>
-              <w:t xml:space="preserve">Không</w:t>
-            </w:r>
-          </w:p>
-        </w:tc>
-        <w:tc>
-          <w:tcPr/>
-          <w:p>
-            <w:pPr>
-              <w:pStyle w:val="Compact"/>
-              <w:jc w:val="left"/>
-            </w:pPr>
-            <w:r>
-              <w:t xml:space="preserve">Không</w:t>
-            </w:r>
-          </w:p>
-        </w:tc>
-        <w:tc>
-          <w:tcPr/>
-          <w:p>
-            <w:pPr>
-              <w:pStyle w:val="Compact"/>
-              <w:jc w:val="left"/>
-            </w:pPr>
-            <w:r>
-              <w:t xml:space="preserve">Không</w:t>
-            </w:r>
-          </w:p>
-        </w:tc>
-        <w:tc>
-          <w:tcPr/>
-          <w:p>
-            <w:pPr>
-              <w:pStyle w:val="Compact"/>
-              <w:jc w:val="left"/>
-            </w:pPr>
-            <w:r>
-              <w:t xml:space="preserve">Không</w:t>
-            </w:r>
-          </w:p>
-        </w:tc>
-        <w:tc>
-          <w:tcPr/>
-          <w:p>
-            <w:pPr>
-              <w:pStyle w:val="Compact"/>
-              <w:jc w:val="left"/>
-            </w:pPr>
-            <w:r>
-              <w:t xml:space="preserve">Không</w:t>
-            </w:r>
-          </w:p>
-        </w:tc>
-        <w:tc>
-          <w:tcPr/>
-          <w:p>
-            <w:pPr>
-              <w:pStyle w:val="Compact"/>
-              <w:jc w:val="left"/>
-            </w:pPr>
-            <w:r>
-              <w:rPr>
-                <w:bCs/>
-                <w:b/>
-              </w:rPr>
-              <w:t xml:space="preserve">8 Pacific countries</w:t>
-            </w:r>
-          </w:p>
-        </w:tc>
-      </w:tr>
-      <w:tr>
-        <w:tc>
-          <w:tcPr/>
-          <w:p>
-            <w:pPr>
-              <w:pStyle w:val="Compact"/>
-              <w:jc w:val="left"/>
-            </w:pPr>
-            <w:r>
-              <w:rPr>
-                <w:bCs/>
-                <w:b/>
-              </w:rPr>
-              <w:t xml:space="preserve">TCI/DAI separation</w:t>
-            </w:r>
-          </w:p>
-        </w:tc>
-        <w:tc>
-          <w:tcPr/>
-          <w:p>
-            <w:pPr>
-              <w:pStyle w:val="Compact"/>
-              <w:jc w:val="left"/>
-            </w:pPr>
-            <w:r>
-              <w:t xml:space="preserve">n/a</w:t>
-            </w:r>
-          </w:p>
-        </w:tc>
-        <w:tc>
-          <w:tcPr/>
-          <w:p>
-            <w:pPr>
-              <w:pStyle w:val="Compact"/>
-              <w:jc w:val="left"/>
-            </w:pPr>
-            <w:r>
-              <w:t xml:space="preserve">n/a</w:t>
-            </w:r>
-          </w:p>
-        </w:tc>
-        <w:tc>
-          <w:tcPr/>
-          <w:p>
-            <w:pPr>
-              <w:pStyle w:val="Compact"/>
-              <w:jc w:val="left"/>
-            </w:pPr>
-            <w:r>
-              <w:t xml:space="preserve">n/a</w:t>
-            </w:r>
-          </w:p>
-        </w:tc>
-        <w:tc>
-          <w:tcPr/>
-          <w:p>
-            <w:pPr>
-              <w:pStyle w:val="Compact"/>
-              <w:jc w:val="left"/>
-            </w:pPr>
-            <w:r>
-              <w:t xml:space="preserve">Digital capability composite</w:t>
-            </w:r>
-          </w:p>
-        </w:tc>
-        <w:tc>
-          <w:tcPr/>
-          <w:p>
-            <w:pPr>
-              <w:pStyle w:val="Compact"/>
-              <w:jc w:val="left"/>
-            </w:pPr>
-            <w:r>
-              <w:t xml:space="preserve">n/a</w:t>
-            </w:r>
-          </w:p>
-        </w:tc>
-        <w:tc>
-          <w:tcPr/>
-          <w:p>
-            <w:pPr>
-              <w:pStyle w:val="Compact"/>
-              <w:jc w:val="left"/>
-            </w:pPr>
-            <w:r>
-              <w:t xml:space="preserve">n/a</w:t>
-            </w:r>
-          </w:p>
-        </w:tc>
-        <w:tc>
-          <w:tcPr/>
-          <w:p>
-            <w:pPr>
-              <w:pStyle w:val="Compact"/>
-              <w:jc w:val="left"/>
-            </w:pPr>
-            <w:r>
-              <w:t xml:space="preserve">n/a</w:t>
-            </w:r>
-          </w:p>
-        </w:tc>
-        <w:tc>
-          <w:tcPr/>
-          <w:p>
-            <w:pPr>
-              <w:pStyle w:val="Compact"/>
-              <w:jc w:val="left"/>
-            </w:pPr>
-            <w:r>
-              <w:rPr>
-                <w:bCs/>
-                <w:b/>
-              </w:rPr>
-              <w:t xml:space="preserve">Yes — separated (Bharadwaj 2013; Verhoef 2021; Coltman 2008)</w:t>
-            </w:r>
-          </w:p>
-        </w:tc>
-      </w:tr>
-      <w:tr>
-        <w:tc>
-          <w:tcPr/>
-          <w:p>
-            <w:pPr>
-              <w:pStyle w:val="Compact"/>
-              <w:jc w:val="left"/>
-            </w:pPr>
-            <w:r>
-              <w:rPr>
-                <w:bCs/>
-                <w:b/>
-              </w:rPr>
-              <w:t xml:space="preserve">Institutional gradient</w:t>
-            </w:r>
-          </w:p>
-        </w:tc>
-        <w:tc>
-          <w:tcPr/>
-          <w:p>
-            <w:pPr>
-              <w:pStyle w:val="Compact"/>
-              <w:jc w:val="left"/>
-            </w:pPr>
-            <w:r>
-              <w:t xml:space="preserve">Yếu</w:t>
-            </w:r>
-          </w:p>
-        </w:tc>
-        <w:tc>
-          <w:tcPr/>
-          <w:p>
-            <w:pPr>
-              <w:pStyle w:val="Compact"/>
-              <w:jc w:val="left"/>
-            </w:pPr>
-            <w:r>
-              <w:t xml:space="preserve">Yếu</w:t>
-            </w:r>
-          </w:p>
-        </w:tc>
-        <w:tc>
-          <w:tcPr/>
-          <w:p>
-            <w:pPr>
-              <w:pStyle w:val="Compact"/>
-              <w:jc w:val="left"/>
-            </w:pPr>
-            <w:r>
-              <w:t xml:space="preserve">Yếu</w:t>
-            </w:r>
-          </w:p>
-        </w:tc>
-        <w:tc>
-          <w:tcPr/>
-          <w:p>
-            <w:pPr>
-              <w:pStyle w:val="Compact"/>
-              <w:jc w:val="left"/>
-            </w:pPr>
-            <w:r>
-              <w:t xml:space="preserve">Không</w:t>
-            </w:r>
-          </w:p>
-        </w:tc>
-        <w:tc>
-          <w:tcPr/>
-          <w:p>
-            <w:pPr>
-              <w:pStyle w:val="Compact"/>
-              <w:jc w:val="left"/>
-            </w:pPr>
-            <w:r>
-              <w:t xml:space="preserve">Một biến</w:t>
-            </w:r>
-          </w:p>
-        </w:tc>
-        <w:tc>
-          <w:tcPr/>
-          <w:p>
-            <w:pPr>
-              <w:pStyle w:val="Compact"/>
-              <w:jc w:val="left"/>
-            </w:pPr>
-            <w:r>
-              <w:t xml:space="preserve">Không</w:t>
-            </w:r>
-          </w:p>
-        </w:tc>
-        <w:tc>
-          <w:tcPr/>
-          <w:p>
-            <w:pPr>
-              <w:pStyle w:val="Compact"/>
-              <w:jc w:val="left"/>
-            </w:pPr>
-            <w:r>
-              <w:t xml:space="preserve">Không</w:t>
-            </w:r>
-          </w:p>
-        </w:tc>
-        <w:tc>
-          <w:tcPr/>
-          <w:p>
-            <w:pPr>
-              <w:pStyle w:val="Compact"/>
-              <w:jc w:val="left"/>
-            </w:pPr>
-            <w:r>
-              <w:rPr>
-                <w:bCs/>
-                <w:b/>
-              </w:rPr>
-              <w:t xml:space="preserve">Full ICRV Regime I→V (6-regime CD2; 5-regime P3/P6)</w:t>
-            </w:r>
-          </w:p>
-        </w:tc>
-      </w:tr>
-      <w:tr>
-        <w:tc>
-          <w:tcPr/>
-          <w:p>
-            <w:pPr>
-              <w:pStyle w:val="Compact"/>
-              <w:jc w:val="left"/>
-            </w:pPr>
-            <w:r>
-              <w:rPr>
-                <w:bCs/>
-                <w:b/>
-              </w:rPr>
-              <w:t xml:space="preserve">Boundary condition test</w:t>
-            </w:r>
-          </w:p>
-        </w:tc>
-        <w:tc>
-          <w:tcPr/>
-          <w:p>
-            <w:pPr>
-              <w:pStyle w:val="Compact"/>
-              <w:jc w:val="left"/>
-            </w:pPr>
-            <w:r>
-              <w:t xml:space="preserve">Không</w:t>
-            </w:r>
-          </w:p>
-        </w:tc>
-        <w:tc>
-          <w:tcPr/>
-          <w:p>
-            <w:pPr>
-              <w:pStyle w:val="Compact"/>
-              <w:jc w:val="left"/>
-            </w:pPr>
-            <w:r>
-              <w:t xml:space="preserve">Không</w:t>
-            </w:r>
-          </w:p>
-        </w:tc>
-        <w:tc>
-          <w:tcPr/>
-          <w:p>
-            <w:pPr>
-              <w:pStyle w:val="Compact"/>
-              <w:jc w:val="left"/>
-            </w:pPr>
-            <w:r>
-              <w:t xml:space="preserve">Không</w:t>
-            </w:r>
-          </w:p>
-        </w:tc>
-        <w:tc>
-          <w:tcPr/>
-          <w:p>
-            <w:pPr>
-              <w:pStyle w:val="Compact"/>
-              <w:jc w:val="left"/>
-            </w:pPr>
-            <w:r>
-              <w:t xml:space="preserve">Không</w:t>
-            </w:r>
-          </w:p>
-        </w:tc>
-        <w:tc>
-          <w:tcPr/>
-          <w:p>
-            <w:pPr>
-              <w:pStyle w:val="Compact"/>
-              <w:jc w:val="left"/>
-            </w:pPr>
-            <w:r>
-              <w:t xml:space="preserve">Không</w:t>
-            </w:r>
-          </w:p>
-        </w:tc>
-        <w:tc>
-          <w:tcPr/>
-          <w:p>
-            <w:pPr>
-              <w:pStyle w:val="Compact"/>
-              <w:jc w:val="left"/>
-            </w:pPr>
-            <w:r>
-              <w:t xml:space="preserve">Không</w:t>
-            </w:r>
-          </w:p>
-        </w:tc>
-        <w:tc>
-          <w:tcPr/>
-          <w:p>
-            <w:pPr>
-              <w:pStyle w:val="Compact"/>
-              <w:jc w:val="left"/>
-            </w:pPr>
-            <w:r>
-              <w:t xml:space="preserve">Không</w:t>
-            </w:r>
-          </w:p>
-        </w:tc>
-        <w:tc>
-          <w:tcPr/>
-          <w:p>
-            <w:pPr>
-              <w:pStyle w:val="Compact"/>
-              <w:jc w:val="left"/>
-            </w:pPr>
-            <w:r>
-              <w:rPr>
-                <w:bCs/>
-                <w:b/>
-              </w:rPr>
-              <w:t xml:space="preserve">Forced Penalty</w:t>
-            </w:r>
-          </w:p>
-        </w:tc>
-      </w:tr>
-      <w:tr>
-        <w:tc>
-          <w:tcPr/>
-          <w:p>
-            <w:pPr>
-              <w:pStyle w:val="Compact"/>
-              <w:jc w:val="left"/>
-            </w:pPr>
-            <w:r>
-              <w:rPr>
-                <w:bCs/>
-                <w:b/>
-              </w:rPr>
-              <w:t xml:space="preserve">Multi-method</w:t>
-            </w:r>
-          </w:p>
-        </w:tc>
-        <w:tc>
-          <w:tcPr/>
-          <w:p>
-            <w:pPr>
-              <w:pStyle w:val="Compact"/>
-              <w:jc w:val="left"/>
-            </w:pPr>
-            <w:r>
-              <w:t xml:space="preserve">Single (meta)</w:t>
-            </w:r>
-          </w:p>
-        </w:tc>
-        <w:tc>
-          <w:tcPr/>
-          <w:p>
-            <w:pPr>
-              <w:pStyle w:val="Compact"/>
-              <w:jc w:val="left"/>
-            </w:pPr>
-            <w:r>
-              <w:t xml:space="preserve">Single (meta)</w:t>
-            </w:r>
-          </w:p>
-        </w:tc>
-        <w:tc>
-          <w:tcPr/>
-          <w:p>
-            <w:pPr>
-              <w:pStyle w:val="Compact"/>
-              <w:jc w:val="left"/>
-            </w:pPr>
-            <w:r>
-              <w:t xml:space="preserve">Single (meta)</w:t>
-            </w:r>
-          </w:p>
-        </w:tc>
-        <w:tc>
-          <w:tcPr/>
-          <w:p>
-            <w:pPr>
-              <w:pStyle w:val="Compact"/>
-              <w:jc w:val="left"/>
-            </w:pPr>
-            <w:r>
-              <w:t xml:space="preserve">Single</w:t>
-            </w:r>
-          </w:p>
-        </w:tc>
-        <w:tc>
-          <w:tcPr/>
-          <w:p>
-            <w:pPr>
-              <w:pStyle w:val="Compact"/>
-              <w:jc w:val="left"/>
-            </w:pPr>
-            <w:r>
-              <w:t xml:space="preserve">Single</w:t>
-            </w:r>
-          </w:p>
-        </w:tc>
-        <w:tc>
-          <w:tcPr/>
-          <w:p>
-            <w:pPr>
-              <w:pStyle w:val="Compact"/>
-              <w:jc w:val="left"/>
-            </w:pPr>
-            <w:r>
-              <w:t xml:space="preserve">Single (panel)</w:t>
-            </w:r>
-          </w:p>
-        </w:tc>
-        <w:tc>
-          <w:tcPr/>
-          <w:p>
-            <w:pPr>
-              <w:pStyle w:val="Compact"/>
-              <w:jc w:val="left"/>
-            </w:pPr>
-            <w:r>
-              <w:t xml:space="preserve">Single</w:t>
-            </w:r>
-          </w:p>
-        </w:tc>
-        <w:tc>
-          <w:tcPr/>
-          <w:p>
-            <w:pPr>
-              <w:pStyle w:val="Compact"/>
-              <w:jc w:val="left"/>
-            </w:pPr>
-            <w:r>
-              <w:rPr>
-                <w:bCs/>
-                <w:b/>
-              </w:rPr>
-              <w:t xml:space="preserve">Mixed (meta + empirical + boundary)</w:t>
-            </w:r>
-          </w:p>
-        </w:tc>
-      </w:tr>
-      <w:tr>
-        <w:tc>
-          <w:tcPr/>
-          <w:p>
-            <w:pPr>
-              <w:pStyle w:val="Compact"/>
-              <w:jc w:val="left"/>
-            </w:pPr>
-            <w:r>
-              <w:rPr>
-                <w:bCs/>
-                <w:b/>
-              </w:rPr>
-              <w:t xml:space="preserve">Time span</w:t>
-            </w:r>
-          </w:p>
-        </w:tc>
-        <w:tc>
-          <w:tcPr/>
-          <w:p>
-            <w:pPr>
-              <w:pStyle w:val="Compact"/>
-              <w:jc w:val="left"/>
-            </w:pPr>
-            <w:r>
-              <w:t xml:space="preserve">40 years</w:t>
-            </w:r>
-          </w:p>
-        </w:tc>
-        <w:tc>
-          <w:tcPr/>
-          <w:p>
-            <w:pPr>
-              <w:pStyle w:val="Compact"/>
-              <w:jc w:val="left"/>
-            </w:pPr>
-            <w:r>
-              <w:t xml:space="preserve">23 years</w:t>
-            </w:r>
-          </w:p>
-        </w:tc>
-        <w:tc>
-          <w:tcPr/>
-          <w:p>
-            <w:pPr>
-              <w:pStyle w:val="Compact"/>
-              <w:jc w:val="left"/>
-            </w:pPr>
-            <w:r>
-              <w:t xml:space="preserve">32 years</w:t>
-            </w:r>
-          </w:p>
-        </w:tc>
-        <w:tc>
-          <w:tcPr/>
-          <w:p>
-            <w:pPr>
-              <w:pStyle w:val="Compact"/>
-              <w:jc w:val="left"/>
-            </w:pPr>
-            <w:r>
-              <w:t xml:space="preserve">21 years</w:t>
-            </w:r>
-          </w:p>
-        </w:tc>
-        <w:tc>
-          <w:tcPr/>
-          <w:p>
-            <w:pPr>
-              <w:pStyle w:val="Compact"/>
-              <w:jc w:val="left"/>
-            </w:pPr>
-            <w:r>
-              <w:t xml:space="preserve">6 years</w:t>
-            </w:r>
-          </w:p>
-        </w:tc>
-        <w:tc>
-          <w:tcPr/>
-          <w:p>
-            <w:pPr>
-              <w:pStyle w:val="Compact"/>
-              <w:jc w:val="left"/>
-            </w:pPr>
-            <w:r>
-              <w:t xml:space="preserve">11 years</w:t>
-            </w:r>
-          </w:p>
-        </w:tc>
-        <w:tc>
-          <w:tcPr/>
-          <w:p>
-            <w:pPr>
-              <w:pStyle w:val="Compact"/>
-              <w:jc w:val="left"/>
-            </w:pPr>
-            <w:r>
-              <w:t xml:space="preserve">5–9 years</w:t>
-            </w:r>
-          </w:p>
-        </w:tc>
-        <w:tc>
-          <w:tcPr/>
-          <w:p>
-            <w:pPr>
-              <w:pStyle w:val="Compact"/>
-              <w:jc w:val="left"/>
-            </w:pPr>
-            <w:r>
-              <w:rPr>
-                <w:bCs/>
-                <w:b/>
-              </w:rPr>
-              <w:t xml:space="preserve">44 years (1982–2026)</w:t>
-            </w:r>
-          </w:p>
-        </w:tc>
-      </w:tr>
-    </w:tbl>
-    <w:bookmarkEnd w:id="40"/>
-    <w:bookmarkStart w:id="45" w:name="X7d51496e64eac83d0c95821c6e69e07dc426098"/>
-    <w:p>
-      <w:pPr>
-        <w:pStyle w:val="Heading1"/>
-      </w:pPr>
-      <w:r>
-        <w:t xml:space="preserve">7. Talking points cho buổi demo GVHD</w:t>
-      </w:r>
-    </w:p>
-    <w:bookmarkStart w:id="41" w:name="Xa4857f3ba70e0ef9503ad8c4914cd8db3cb4ea7"/>
+        <w:t xml:space="preserve">Về thực nghiệm</w:t>
+      </w:r>
+      <w:r>
+        <w:t xml:space="preserve">: bằng chứng đa quốc gia đầu tiên cho Pacific SIDS trên dữ liệu WBES (trong 1,745 bài báo, có 0 bài bao quát quan hệ này ở Thái Bình Dương)</w:t>
+      </w:r>
+    </w:p>
+    <w:bookmarkEnd w:id="42"/>
+    <w:bookmarkStart w:id="43" w:name="vì-sao-chưa-lo-ngại-về-việc-có-8-bài-báo"/>
     <w:p>
       <w:pPr>
         <w:pStyle w:val="Heading2"/>
       </w:pPr>
       <w:r>
-        <w:t xml:space="preserve">7.1 "Vì sao luận án này khác và có đóng góp"</w:t>
-      </w:r>
-    </w:p>
-    <w:p>
-      <w:pPr>
-        <w:pStyle w:val="FirstParagraph"/>
-      </w:pPr>
-      <w:r>
-        <w:t xml:space="preserve">Mở bằng phenomenon-based pitch:</w:t>
-      </w:r>
-    </w:p>
-    <w:p>
-      <w:pPr>
-        <w:pStyle w:val="BlockText"/>
-      </w:pPr>
-      <w:r>
-        <w:t xml:space="preserve">"Trong 50 năm nghiên cứu về quan hệ internationalization–firm performance, có một khoảng trống cơ bản: chu0103uê ai test xem</w:t>
-      </w:r>
-      <w:r>
-        <w:t xml:space="preserve"> </w:t>
-      </w:r>
-      <w:r>
-        <w:rPr>
-          <w:bCs/>
-          <w:b/>
-        </w:rPr>
-        <w:t xml:space="preserve">inverted-U có phải universal law hay là conditional relationship</w:t>
-      </w:r>
-      <w:r>
-        <w:t xml:space="preserve">? Luận án này test điuều đó bằng cách có mạch institutional gradient từ Singapore (regime I) đến Pacific SIDS (regime extreme), và phát hiện inverted-U</w:t>
-      </w:r>
-      <w:r>
-        <w:t xml:space="preserve"> </w:t>
-      </w:r>
-      <w:r>
-        <w:rPr>
-          <w:bCs/>
-          <w:b/>
-        </w:rPr>
-        <w:t xml:space="preserve">không phải universal</w:t>
-      </w:r>
-      <w:r>
-        <w:t xml:space="preserve">, nó đảo dấu khi 3 prerequisites không có."</w:t>
-      </w:r>
-    </w:p>
-    <w:bookmarkEnd w:id="41"/>
-    <w:bookmarkStart w:id="42" w:name="X66c88c0cde260c16d33ef5841b065a10325588f"/>
-    <w:p>
-      <w:pPr>
-        <w:pStyle w:val="Heading2"/>
-      </w:pPr>
-      <w:r>
-        <w:t xml:space="preserve">7.2 "Đóng góp chính ở đâu"</w:t>
-      </w:r>
-    </w:p>
-    <w:p>
-      <w:pPr>
-        <w:pStyle w:val="FirstParagraph"/>
-      </w:pPr>
-      <w:r>
-        <w:t xml:space="preserve">3 contributions chu0103a từng có trong literature:</w:t>
+        <w:t xml:space="preserve">7.3</w:t>
+      </w:r>
+      <w:r>
+        <w:t xml:space="preserve"> </w:t>
+      </w:r>
+      <w:r>
+        <w:t xml:space="preserve">“</w:t>
+      </w:r>
+      <w:r>
+        <w:t xml:space="preserve">Vì sao chưa lo ngại về việc có 8 bài báo</w:t>
+      </w:r>
+      <w:r>
+        <w:t xml:space="preserve">”</w:t>
       </w:r>
     </w:p>
     <w:p>
@@ -4637,14 +4811,7 @@
         <w:pStyle w:val="Compact"/>
       </w:pPr>
       <w:r>
-        <w:rPr>
-          <w:bCs/>
-          <w:b/>
-        </w:rPr>
-        <w:t xml:space="preserve">Theoretical</w:t>
-      </w:r>
-      <w:r>
-        <w:t xml:space="preserve">: Forced Internationalization Penalty là named contribution đầu tiên cho boundary case I–P</w:t>
+        <w:t xml:space="preserve">2 bài đã công bố (P1 VEFR, P2 JFAR) chứng tỏ năng lực công bố</w:t>
       </w:r>
     </w:p>
     <w:p>
@@ -4656,14 +4823,7 @@
         <w:pStyle w:val="Compact"/>
       </w:pPr>
       <w:r>
-        <w:rPr>
-          <w:bCs/>
-          <w:b/>
-        </w:rPr>
-        <w:t xml:space="preserve">Methodological</w:t>
-      </w:r>
-      <w:r>
-        <w:t xml:space="preserve">: TCI/DAI separation (kế thừa Bharadwaj et al. 2013, Verhoef et al. 2021, Cohen &amp; Levinthal 1990, Lall 1992; thỏa 4 tiêu chí Coltman et al. 2008) đảm bảo construct purity</w:t>
+        <w:t xml:space="preserve">1 bài đã có trong kỷ yếu ICBEF 2025 (P6 baseline)</w:t>
       </w:r>
     </w:p>
     <w:p>
@@ -4675,24 +4835,41 @@
         <w:pStyle w:val="Compact"/>
       </w:pPr>
       <w:r>
-        <w:rPr>
-          <w:bCs/>
-          <w:b/>
-        </w:rPr>
-        <w:t xml:space="preserve">Empirical</w:t>
-      </w:r>
-      <w:r>
-        <w:t xml:space="preserve">: First multi-country evidence cho Pacific SIDS WBES (1,745 papers, 0 covers Pacific I–P)</w:t>
-      </w:r>
-    </w:p>
-    <w:bookmarkEnd w:id="42"/>
-    <w:bookmarkStart w:id="43" w:name="Xbc2966abe50cbe8494e4bef19ad7b3f70649432"/>
+        <w:t xml:space="preserve">5 bài đang ở các giai đoạn bản thảo khác nhau (P3, P4, P5, P7, P8)</w:t>
+      </w:r>
+    </w:p>
+    <w:p>
+      <w:pPr>
+        <w:numPr>
+          <w:ilvl w:val="0"/>
+          <w:numId w:val="1005"/>
+        </w:numPr>
+        <w:pStyle w:val="Compact"/>
+      </w:pPr>
+      <w:r>
+        <w:t xml:space="preserve">Cấu trúc luận án tích lũy là quy chuẩn phổ biến ở châu Âu và Bắc Mỹ, phù hợp với quy chuẩn Việt Nam</w:t>
+      </w:r>
+    </w:p>
+    <w:bookmarkEnd w:id="43"/>
+    <w:bookmarkStart w:id="44" w:name="vấn-đề-về-công-bố"/>
     <w:p>
       <w:pPr>
         <w:pStyle w:val="Heading2"/>
       </w:pPr>
       <w:r>
-        <w:t xml:space="preserve">7.3 "Vì sao chu0103u yếu vu0102i việc có 8 papers"</w:t>
+        <w:t xml:space="preserve">7.4</w:t>
+      </w:r>
+      <w:r>
+        <w:t xml:space="preserve"> </w:t>
+      </w:r>
+      <w:r>
+        <w:t xml:space="preserve">“</w:t>
+      </w:r>
+      <w:r>
+        <w:t xml:space="preserve">Vấn đề về công bố</w:t>
+      </w:r>
+      <w:r>
+        <w:t xml:space="preserve">”</w:t>
       </w:r>
     </w:p>
     <w:p>
@@ -4704,7 +4881,7 @@
         <w:pStyle w:val="Compact"/>
       </w:pPr>
       <w:r>
-        <w:t xml:space="preserve">2 papers đã công bố (P1 VEFR, P2 JFAR) demonstrate publication track record</w:t>
+        <w:t xml:space="preserve">P1 (VEFR 2026), P2 (JFAR 2026): đã công bố</w:t>
       </w:r>
     </w:p>
     <w:p>
@@ -4716,7 +4893,7 @@
         <w:pStyle w:val="Compact"/>
       </w:pPr>
       <w:r>
-        <w:t xml:space="preserve">1 paper đã có trong ICBEF 2025 proceedings (P6 baseline)</w:t>
+        <w:t xml:space="preserve">P6 baseline (ICBEF 2025): đã công bố</w:t>
       </w:r>
     </w:p>
     <w:p>
@@ -4728,7 +4905,7 @@
         <w:pStyle w:val="Compact"/>
       </w:pPr>
       <w:r>
-        <w:t xml:space="preserve">5 papers manuscripts ở various stages (P3, P4, P5, P7, P8)</w:t>
+        <w:t xml:space="preserve">P3: bản thảo hoàn chỉnh — hướng tới JABS (Journal of Asia Business Studies, Emerald)</w:t>
       </w:r>
     </w:p>
     <w:p>
@@ -4740,17 +4917,905 @@
         <w:pStyle w:val="Compact"/>
       </w:pPr>
       <w:r>
-        <w:t xml:space="preserve">Cấu trúc cumulative thesis quy chu1ea9n quy nuôi ở châu Âu và Bắc Mỹ, phù hợp với quy chu1ea9n VN</w:t>
-      </w:r>
-    </w:p>
-    <w:bookmarkEnd w:id="43"/>
-    <w:bookmarkStart w:id="44" w:name="X1404312710bfc137fb540ed5320ea6c5279c53f"/>
+        <w:t xml:space="preserve">P4: bản thảo hoàn chỉnh — hướng tới MIR (Management International Review, Springer)</w:t>
+      </w:r>
+    </w:p>
+    <w:p>
+      <w:pPr>
+        <w:numPr>
+          <w:ilvl w:val="0"/>
+          <w:numId w:val="1006"/>
+        </w:numPr>
+        <w:pStyle w:val="Compact"/>
+      </w:pPr>
+      <w:r>
+        <w:t xml:space="preserve">P5: bản thảo hoàn chỉnh — hướng tới IJOEM (International Journal of Emerging Markets, Emerald)</w:t>
+      </w:r>
+    </w:p>
+    <w:p>
+      <w:pPr>
+        <w:numPr>
+          <w:ilvl w:val="0"/>
+          <w:numId w:val="1006"/>
+        </w:numPr>
+        <w:pStyle w:val="Compact"/>
+      </w:pPr>
+      <w:r>
+        <w:t xml:space="preserve">P6: bản thảo hoàn chỉnh — IBR (International Business Review, Elsevier), đang phản biện</w:t>
+      </w:r>
+    </w:p>
+    <w:p>
+      <w:pPr>
+        <w:numPr>
+          <w:ilvl w:val="0"/>
+          <w:numId w:val="1006"/>
+        </w:numPr>
+        <w:pStyle w:val="Compact"/>
+      </w:pPr>
+      <w:r>
+        <w:t xml:space="preserve">P7: bản thảo hoàn chỉnh — JIBS (Journal of International Business Studies), đang chỉnh sửa</w:t>
+      </w:r>
+    </w:p>
+    <w:p>
+      <w:pPr>
+        <w:numPr>
+          <w:ilvl w:val="0"/>
+          <w:numId w:val="1006"/>
+        </w:numPr>
+        <w:pStyle w:val="Compact"/>
+      </w:pPr>
+      <w:r>
+        <w:t xml:space="preserve">P8: bản thảo hoàn chỉnh — World Development (Elsevier), đang chỉnh sửa</w:t>
+      </w:r>
+    </w:p>
+    <w:p>
+      <w:pPr>
+        <w:pStyle w:val="FirstParagraph"/>
+      </w:pPr>
+      <w:r>
+        <w:t xml:space="preserve">Lộ trình</w:t>
+      </w:r>
+      <w:r>
+        <w:t xml:space="preserve"> </w:t>
+      </w:r>
+      <w:r>
+        <w:rPr>
+          <w:bCs/>
+          <w:b/>
+        </w:rPr>
+        <w:t xml:space="preserve">dự kiến tốt nghiệp năm 2027</w:t>
+      </w:r>
+      <w:r>
+        <w:t xml:space="preserve">:</w:t>
+      </w:r>
+      <w:r>
+        <w:t xml:space="preserve"> </w:t>
+      </w:r>
+      <w:r>
+        <w:t xml:space="preserve">- 2026 H2: nộp P3, P4, P5 — hồ sơ nộp bài hoàn chỉnh (JABS/MIR/IJOEM)</w:t>
+      </w:r>
+      <w:r>
+        <w:t xml:space="preserve"> </w:t>
+      </w:r>
+      <w:r>
+        <w:t xml:space="preserve">- 2027 H1: ít nhất 1 bài được chấp nhận; nộp lại các bản chỉnh sửa P6/P7/P8</w:t>
+      </w:r>
+      <w:r>
+        <w:t xml:space="preserve"> </w:t>
+      </w:r>
+      <w:r>
+        <w:t xml:space="preserve">- 2027 H2: bảo vệ luận án</w:t>
+      </w:r>
+    </w:p>
+    <w:bookmarkEnd w:id="44"/>
+    <w:bookmarkEnd w:id="45"/>
+    <w:bookmarkStart w:id="50" w:name="X01645f258c2191480edef8aa982c3eddd6a2ff8"/>
+    <w:p>
+      <w:pPr>
+        <w:pStyle w:val="Heading1"/>
+      </w:pPr>
+      <w:r>
+        <w:t xml:space="preserve">8. Câu hỏi thường được hỏi và câu trả lời chuẩn bị sẵn</w:t>
+      </w:r>
+    </w:p>
+    <w:bookmarkStart w:id="46" w:name="Xc244adeaacdea2076c3c5599a520a4c166e7500"/>
     <w:p>
       <w:pPr>
         <w:pStyle w:val="Heading2"/>
       </w:pPr>
       <w:r>
-        <w:t xml:space="preserve">7.4 "Vấn đề về công bố"</w:t>
+        <w:t xml:space="preserve">8.1 GVHD có thể hỏi:</w:t>
+      </w:r>
+      <w:r>
+        <w:t xml:space="preserve"> </w:t>
+      </w:r>
+      <w:r>
+        <w:t xml:space="preserve">“</w:t>
+      </w:r>
+      <w:r>
+        <w:t xml:space="preserve">Vì sao lại nhiều quốc gia đến vậy (~49)?</w:t>
+      </w:r>
+      <w:r>
+        <w:t xml:space="preserve">”</w:t>
+      </w:r>
+    </w:p>
+    <w:p>
+      <w:pPr>
+        <w:pStyle w:val="FirstParagraph"/>
+      </w:pPr>
+      <w:r>
+        <w:rPr>
+          <w:bCs/>
+          <w:b/>
+        </w:rPr>
+        <w:t xml:space="preserve">Trả lời</w:t>
+      </w:r>
+      <w:r>
+        <w:t xml:space="preserve">: Tính mới của luận án nằm ở việc chứng minh rằng</w:t>
+      </w:r>
+      <w:r>
+        <w:t xml:space="preserve"> </w:t>
+      </w:r>
+      <w:r>
+        <w:rPr>
+          <w:bCs/>
+          <w:b/>
+        </w:rPr>
+        <w:t xml:space="preserve">quan hệ chữ U ngược có các điều kiện biên</w:t>
+      </w:r>
+      <w:r>
+        <w:t xml:space="preserve">. Mỗi chế độ thể chế cần ít nhất 3 quốc gia để bảo đảm công suất thống kê (chuẩn của Marano 2016 là từ 5 quốc gia trở lên cho mỗi chế độ). 45 nền kinh tế chia thành 6 chế độ (ICRV I–VI), trung bình khoảng 8 nền kinh tế mỗi chế độ, đủ công suất thống kê.</w:t>
+      </w:r>
+    </w:p>
+    <w:bookmarkEnd w:id="46"/>
+    <w:bookmarkStart w:id="47" w:name="gvhd-có-thể-hỏi-vì-sao-không-dùng-panel"/>
+    <w:p>
+      <w:pPr>
+        <w:pStyle w:val="Heading2"/>
+      </w:pPr>
+      <w:r>
+        <w:t xml:space="preserve">8.2 GVHD có thể hỏi:</w:t>
+      </w:r>
+      <w:r>
+        <w:t xml:space="preserve"> </w:t>
+      </w:r>
+      <w:r>
+        <w:t xml:space="preserve">“</w:t>
+      </w:r>
+      <w:r>
+        <w:t xml:space="preserve">Vì sao không dùng panel?</w:t>
+      </w:r>
+      <w:r>
+        <w:t xml:space="preserve">”</w:t>
+      </w:r>
+    </w:p>
+    <w:p>
+      <w:pPr>
+        <w:pStyle w:val="FirstParagraph"/>
+      </w:pPr>
+      <w:r>
+        <w:rPr>
+          <w:bCs/>
+          <w:b/>
+        </w:rPr>
+        <w:t xml:space="preserve">Trả lời</w:t>
+      </w:r>
+      <w:r>
+        <w:t xml:space="preserve">: WBES không phải dữ liệu bảng theo cùng doanh nghiệp mà là các lát cắt ngang lặp lại. Một lưu ý cho luận án: nên dành phần nghiên cứu tương lai cho dữ liệu bảng tại 4 quốc gia có từ 2 làn sóng trở lên (Cambodia, India, Bangladesh, Pakistan, v.v.).</w:t>
+      </w:r>
+    </w:p>
+    <w:bookmarkEnd w:id="47"/>
+    <w:bookmarkStart w:id="48" w:name="X3c2b78d82b8df299d540eefd6ff8ecce471a1da"/>
+    <w:p>
+      <w:pPr>
+        <w:pStyle w:val="Heading2"/>
+      </w:pPr>
+      <w:r>
+        <w:t xml:space="preserve">8.3 GVHD có thể hỏi:</w:t>
+      </w:r>
+      <w:r>
+        <w:t xml:space="preserve"> </w:t>
+      </w:r>
+      <w:r>
+        <w:t xml:space="preserve">“</w:t>
+      </w:r>
+      <w:r>
+        <w:t xml:space="preserve">Vì sao tách bạch TCI và DAI thay vì gộp thành một cấu trúc số duy nhất?</w:t>
+      </w:r>
+      <w:r>
+        <w:t xml:space="preserve">”</w:t>
+      </w:r>
+    </w:p>
+    <w:p>
+      <w:pPr>
+        <w:pStyle w:val="FirstParagraph"/>
+      </w:pPr>
+      <w:r>
+        <w:rPr>
+          <w:bCs/>
+          <w:b/>
+        </w:rPr>
+        <w:t xml:space="preserve">Trả lời</w:t>
+      </w:r>
+      <w:r>
+        <w:t xml:space="preserve">: Việc tách bạch dựa trên 5 nguồn lý thuyết kinh doanh quốc tế chính thống: (i) Bharadwaj et al. (2013, MIS Quarterly) phân biệt năng lực công nghệ thông tin với chiến lược kinh doanh số; (ii) Verhoef et al. (2021, JBR) phân tầng 3 cấp số hóa dữ liệu, số hóa quy trình và chuyển đổi số; (iii) Cohen &amp; Levinthal (1990, ASQ) và Lall (1992, World Development) coi năng lực công nghệ là chiều sâu năng lực nội tại (năng lực hấp thụ), khác về bản chất với mức độ chấp nhận số ở giao diện bên ngoài; (iv) Bhandari et al. (2023, IBR) áp dụng logic dàn xếp nguồn lực cho quan hệ giữa quốc tế hóa và hiệu quả hoạt động, cho thấy các khái niệm số có mạng lưới khái niệm khác nhau; và (v) Coltman et al. (2008, JBR) đưa ra 4 tiêu chí cho phép TCI và DAI là hai cấu trúc tổng hợp độc lập. Vì vậy, nghiên cứu sinh dùng TCI và DAI riêng biệt (khái niệm sạch hơn) thay vì gộp thành một cấu trúc tổng hợp duy nhất.</w:t>
+      </w:r>
+    </w:p>
+    <w:bookmarkEnd w:id="48"/>
+    <w:bookmarkStart w:id="49" w:name="X68f9fe279818b58126729bae1d966dab925ccf3"/>
+    <w:p>
+      <w:pPr>
+        <w:pStyle w:val="Heading2"/>
+      </w:pPr>
+      <w:r>
+        <w:t xml:space="preserve">8.4 GVHD có thể hỏi:</w:t>
+      </w:r>
+      <w:r>
+        <w:t xml:space="preserve"> </w:t>
+      </w:r>
+      <w:r>
+        <w:t xml:space="preserve">“</w:t>
+      </w:r>
+      <w:r>
+        <w:t xml:space="preserve">P8 Pacific không thuộc châu Á, vì sao lại đưa vào luận án?</w:t>
+      </w:r>
+      <w:r>
+        <w:t xml:space="preserve">”</w:t>
+      </w:r>
+    </w:p>
+    <w:p>
+      <w:pPr>
+        <w:pStyle w:val="FirstParagraph"/>
+      </w:pPr>
+      <w:r>
+        <w:rPr>
+          <w:bCs/>
+          <w:b/>
+        </w:rPr>
+        <w:t xml:space="preserve">Trả lời</w:t>
+      </w:r>
+      <w:r>
+        <w:t xml:space="preserve">: Có 3 lý do.</w:t>
+      </w:r>
+      <w:r>
+        <w:t xml:space="preserve"> </w:t>
+      </w:r>
+      <w:r>
+        <w:t xml:space="preserve">1.</w:t>
+      </w:r>
+      <w:r>
+        <w:t xml:space="preserve"> </w:t>
+      </w:r>
+      <w:r>
+        <w:rPr>
+          <w:bCs/>
+          <w:b/>
+        </w:rPr>
+        <w:t xml:space="preserve">Về thực nghiệm</w:t>
+      </w:r>
+      <w:r>
+        <w:t xml:space="preserve">: Pacific SIDS là chế độ thể chế cực đoan, cần thiết để chứng minh rằng quan hệ chữ U ngược</w:t>
+      </w:r>
+      <w:r>
+        <w:t xml:space="preserve"> </w:t>
+      </w:r>
+      <w:r>
+        <w:rPr>
+          <w:bCs/>
+          <w:b/>
+        </w:rPr>
+        <w:t xml:space="preserve">thất bại</w:t>
+      </w:r>
+      <w:r>
+        <w:t xml:space="preserve"> </w:t>
+      </w:r>
+      <w:r>
+        <w:t xml:space="preserve">ở vùng biên</w:t>
+      </w:r>
+      <w:r>
+        <w:t xml:space="preserve"> </w:t>
+      </w:r>
+      <w:r>
+        <w:t xml:space="preserve">2.</w:t>
+      </w:r>
+      <w:r>
+        <w:t xml:space="preserve"> </w:t>
+      </w:r>
+      <w:r>
+        <w:rPr>
+          <w:bCs/>
+          <w:b/>
+        </w:rPr>
+        <w:t xml:space="preserve">Về lý thuyết</w:t>
+      </w:r>
+      <w:r>
+        <w:t xml:space="preserve">: cách khung</w:t>
+      </w:r>
+      <w:r>
+        <w:t xml:space="preserve"> </w:t>
+      </w:r>
+      <w:r>
+        <w:t xml:space="preserve">“</w:t>
+      </w:r>
+      <w:r>
+        <w:t xml:space="preserve">châu Á và các khu vực lân cận</w:t>
+      </w:r>
+      <w:r>
+        <w:t xml:space="preserve">”</w:t>
+      </w:r>
+      <w:r>
+        <w:t xml:space="preserve"> </w:t>
+      </w:r>
+      <w:r>
+        <w:t xml:space="preserve">được chấp nhận rộng rãi trong tài liệu nghiên cứu (ví dụ: Ngân hàng Phát triển châu Á bao gồm cả Thái Bình Dương)</w:t>
+      </w:r>
+      <w:r>
+        <w:t xml:space="preserve"> </w:t>
+      </w:r>
+      <w:r>
+        <w:t xml:space="preserve">3.</w:t>
+      </w:r>
+      <w:r>
+        <w:t xml:space="preserve"> </w:t>
+      </w:r>
+      <w:r>
+        <w:rPr>
+          <w:bCs/>
+          <w:b/>
+        </w:rPr>
+        <w:t xml:space="preserve">Về phương pháp</w:t>
+      </w:r>
+      <w:r>
+        <w:t xml:space="preserve">: Pacific sử dụng cùng bộ công cụ WBES, nên dữ liệu có thể so sánh được</w:t>
+      </w:r>
+    </w:p>
+    <w:bookmarkEnd w:id="49"/>
+    <w:bookmarkEnd w:id="50"/>
+    <w:bookmarkStart w:id="51" w:name="references-apa-7-để-dùng-trong-demo"/>
+    <w:p>
+      <w:pPr>
+        <w:pStyle w:val="Heading1"/>
+      </w:pPr>
+      <w:r>
+        <w:t xml:space="preserve">9. References APA 7 (để dùng trong demo)</w:t>
+      </w:r>
+    </w:p>
+    <w:p>
+      <w:pPr>
+        <w:pStyle w:val="FirstParagraph"/>
+      </w:pPr>
+      <w:r>
+        <w:t xml:space="preserve">Marano, V., Arregle, J. L., Hitt, M. A., Spadafora, E., &amp; van Essen, M. (2016). Home country institutions and the internationalization–performance relationship.</w:t>
+      </w:r>
+      <w:r>
+        <w:t xml:space="preserve"> </w:t>
+      </w:r>
+      <w:r>
+        <w:rPr>
+          <w:iCs/>
+          <w:i/>
+        </w:rPr>
+        <w:t xml:space="preserve">Journal of Management, 42</w:t>
+      </w:r>
+      <w:r>
+        <w:t xml:space="preserve">(5), 1075–1110.</w:t>
+      </w:r>
+    </w:p>
+    <w:p>
+      <w:pPr>
+        <w:pStyle w:val="BodyText"/>
+      </w:pPr>
+      <w:r>
+        <w:t xml:space="preserve">Wu, J., Fan, D., &amp; Chen, X. (2022). Revisiting the internationalization–performance relationship: A twenty-year meta-analysis of emerging market multinationals.</w:t>
+      </w:r>
+      <w:r>
+        <w:t xml:space="preserve"> </w:t>
+      </w:r>
+      <w:r>
+        <w:rPr>
+          <w:iCs/>
+          <w:i/>
+        </w:rPr>
+        <w:t xml:space="preserve">Management International Review, 62</w:t>
+      </w:r>
+      <w:r>
+        <w:t xml:space="preserve">(2), 199–231.</w:t>
+      </w:r>
+    </w:p>
+    <w:p>
+      <w:pPr>
+        <w:pStyle w:val="BodyText"/>
+      </w:pPr>
+      <w:r>
+        <w:t xml:space="preserve">Kirca, A. H., Roth, K., Hult, G. T. M., &amp; Cavusgil, S. T. (2012). The role of context in the multinationality–performance relationship.</w:t>
+      </w:r>
+      <w:r>
+        <w:t xml:space="preserve"> </w:t>
+      </w:r>
+      <w:r>
+        <w:rPr>
+          <w:iCs/>
+          <w:i/>
+        </w:rPr>
+        <w:t xml:space="preserve">Global Strategy Journal, 2</w:t>
+      </w:r>
+      <w:r>
+        <w:t xml:space="preserve">(2), 108–121.</w:t>
+      </w:r>
+    </w:p>
+    <w:p>
+      <w:pPr>
+        <w:pStyle w:val="BodyText"/>
+      </w:pPr>
+      <w:r>
+        <w:t xml:space="preserve">Cuervo-Cazurra, A., Ciravegna, L., Melgarejo, M., &amp; Lopez, L. (2018). Home country uncertainty and the internationalization–performance relationship.</w:t>
+      </w:r>
+      <w:r>
+        <w:t xml:space="preserve"> </w:t>
+      </w:r>
+      <w:r>
+        <w:rPr>
+          <w:iCs/>
+          <w:i/>
+        </w:rPr>
+        <w:t xml:space="preserve">Journal of World Business, 53</w:t>
+      </w:r>
+      <w:r>
+        <w:t xml:space="preserve">(2), 209–221.</w:t>
+      </w:r>
+    </w:p>
+    <w:p>
+      <w:pPr>
+        <w:pStyle w:val="BodyText"/>
+      </w:pPr>
+      <w:r>
+        <w:t xml:space="preserve">Bhandari, K. R., Zámborský, P., Ranta, M., &amp; Salo, J. (2023). Digitalization, internationalization, and firm performance.</w:t>
+      </w:r>
+      <w:r>
+        <w:t xml:space="preserve"> </w:t>
+      </w:r>
+      <w:r>
+        <w:rPr>
+          <w:iCs/>
+          <w:i/>
+        </w:rPr>
+        <w:t xml:space="preserve">International Business Review, 32</w:t>
+      </w:r>
+      <w:r>
+        <w:t xml:space="preserve">(4), 102027.</w:t>
+      </w:r>
+    </w:p>
+    <w:p>
+      <w:pPr>
+        <w:pStyle w:val="BodyText"/>
+      </w:pPr>
+      <w:r>
+        <w:t xml:space="preserve">Chen, J., &amp; Meng, Q. (2022). Institutional constraints and exporting of emerging-market firms.</w:t>
+      </w:r>
+      <w:r>
+        <w:t xml:space="preserve"> </w:t>
+      </w:r>
+      <w:r>
+        <w:rPr>
+          <w:iCs/>
+          <w:i/>
+        </w:rPr>
+        <w:t xml:space="preserve">Managerial and Decision Economics, 43</w:t>
+      </w:r>
+      <w:r>
+        <w:t xml:space="preserve">(5), 1706–1720.</w:t>
+      </w:r>
+    </w:p>
+    <w:p>
+      <w:pPr>
+        <w:pStyle w:val="BodyText"/>
+      </w:pPr>
+      <w:r>
+        <w:t xml:space="preserve">Contractor, F. J., Kumar, V., &amp; Kundu, S. K. (2007). Nature of the relationship between international expansion and performance.</w:t>
+      </w:r>
+      <w:r>
+        <w:t xml:space="preserve"> </w:t>
+      </w:r>
+      <w:r>
+        <w:rPr>
+          <w:iCs/>
+          <w:i/>
+        </w:rPr>
+        <w:t xml:space="preserve">Journal of World Business, 42</w:t>
+      </w:r>
+      <w:r>
+        <w:t xml:space="preserve">(4), 401–417.</w:t>
+      </w:r>
+    </w:p>
+    <w:p>
+      <w:pPr>
+        <w:pStyle w:val="BodyText"/>
+      </w:pPr>
+      <w:r>
+        <w:t xml:space="preserve">Hitt, M. A., Hoskisson, R. E., &amp; Kim, H. (1997). International diversification: Effects on innovation and firm performance.</w:t>
+      </w:r>
+      <w:r>
+        <w:t xml:space="preserve"> </w:t>
+      </w:r>
+      <w:r>
+        <w:rPr>
+          <w:iCs/>
+          <w:i/>
+        </w:rPr>
+        <w:t xml:space="preserve">Academy of Management Journal, 40</w:t>
+      </w:r>
+      <w:r>
+        <w:t xml:space="preserve">(4), 767–798.</w:t>
+      </w:r>
+    </w:p>
+    <w:p>
+      <w:pPr>
+        <w:pStyle w:val="BodyText"/>
+      </w:pPr>
+      <w:r>
+        <w:t xml:space="preserve">Lu, J. W., &amp; Beamish, P. W. (2004). International diversification and firm performance: The S-curve hypothesis.</w:t>
+      </w:r>
+      <w:r>
+        <w:t xml:space="preserve"> </w:t>
+      </w:r>
+      <w:r>
+        <w:rPr>
+          <w:iCs/>
+          <w:i/>
+        </w:rPr>
+        <w:t xml:space="preserve">Academy of Management Journal, 47</w:t>
+      </w:r>
+      <w:r>
+        <w:t xml:space="preserve">(4), 598–609.</w:t>
+      </w:r>
+    </w:p>
+    <w:p>
+      <w:pPr>
+        <w:pStyle w:val="BodyText"/>
+      </w:pPr>
+      <w:r>
+        <w:t xml:space="preserve">Verbeke, A., &amp; Brugman, M. (2018). Internationalization and performance: Degree, duration, and scale of operations.</w:t>
+      </w:r>
+      <w:r>
+        <w:t xml:space="preserve"> </w:t>
+      </w:r>
+      <w:r>
+        <w:rPr>
+          <w:iCs/>
+          <w:i/>
+        </w:rPr>
+        <w:t xml:space="preserve">Journal of International Business Studies, 49</w:t>
+      </w:r>
+      <w:r>
+        <w:t xml:space="preserve">(7).</w:t>
+      </w:r>
+    </w:p>
+    <w:bookmarkEnd w:id="51"/>
+    <w:bookmarkStart w:id="52" w:name="X9546b4349eba1231ba7dea814629ace276c8c15"/>
+    <w:p>
+      <w:pPr>
+        <w:pStyle w:val="Heading1"/>
+      </w:pPr>
+      <w:r>
+        <w:t xml:space="preserve">10. Tóm tắt 1 trang cho buổi demo với giảng viên hướng dẫn</w:t>
+      </w:r>
+    </w:p>
+    <w:p>
+      <w:pPr>
+        <w:pStyle w:val="SourceCode"/>
+      </w:pPr>
+      <w:r>
+        <w:rPr>
+          <w:rStyle w:val="VerbatimChar"/>
+        </w:rPr>
+        <w:t xml:space="preserve">NCS Đỗ Thùy Hương — Luận án tiến sĩ</w:t>
+      </w:r>
+      <w:r>
+        <w:br/>
+      </w:r>
+      <w:r>
+        <w:rPr>
+          <w:rStyle w:val="VerbatimChar"/>
+        </w:rPr>
+        <w:t xml:space="preserve">Quốc tế hóa và hiệu quả hoạt động kinh doanh của doanh nghiệp ở châu Á và lân cận</w:t>
+      </w:r>
+      <w:r>
+        <w:br/>
+      </w:r>
+      <w:r>
+        <w:br/>
+      </w:r>
+      <w:r>
+        <w:rPr>
+          <w:rStyle w:val="VerbatimChar"/>
+        </w:rPr>
+        <w:t xml:space="preserve">CÂU HỎI NGHIÊN CỨU:</w:t>
+      </w:r>
+      <w:r>
+        <w:br/>
+      </w:r>
+      <w:r>
+        <w:rPr>
+          <w:rStyle w:val="VerbatimChar"/>
+        </w:rPr>
+        <w:t xml:space="preserve">Quốc tế hóa ảnh hưởng đến hiệu quả hoạt động như thế nào, và điều</w:t>
+      </w:r>
+      <w:r>
+        <w:br/>
+      </w:r>
+      <w:r>
+        <w:rPr>
+          <w:rStyle w:val="VerbatimChar"/>
+        </w:rPr>
+        <w:t xml:space="preserve">kiện thể chế, năng lực số và đặc điểm nhà quản trị nào giải thích</w:t>
+      </w:r>
+      <w:r>
+        <w:br/>
+      </w:r>
+      <w:r>
+        <w:rPr>
+          <w:rStyle w:val="VerbatimChar"/>
+        </w:rPr>
+        <w:t xml:space="preserve">heterogeneity?</w:t>
+      </w:r>
+      <w:r>
+        <w:br/>
+      </w:r>
+      <w:r>
+        <w:br/>
+      </w:r>
+      <w:r>
+        <w:rPr>
+          <w:rStyle w:val="VerbatimChar"/>
+        </w:rPr>
+        <w:t xml:space="preserve">8 PAPERS (P1–P8):</w:t>
+      </w:r>
+      <w:r>
+        <w:br/>
+      </w:r>
+      <w:r>
+        <w:rPr>
+          <w:rStyle w:val="VerbatimChar"/>
+        </w:rPr>
+        <w:t xml:space="preserve">✅ P1 Emerging Asia 17 economies (VEFR 2026)</w:t>
+      </w:r>
+      <w:r>
+        <w:br/>
+      </w:r>
+      <w:r>
+        <w:rPr>
+          <w:rStyle w:val="VerbatimChar"/>
+        </w:rPr>
+        <w:t xml:space="preserve">✅ P2 China SMEs (JFAR 2026)</w:t>
+      </w:r>
+      <w:r>
+        <w:br/>
+      </w:r>
+      <w:r>
+        <w:rPr>
+          <w:rStyle w:val="VerbatimChar"/>
+        </w:rPr>
+        <w:t xml:space="preserve">✅ P3 Vietnam — Nhóm IV (Lower_mid_transition), inverted-U (TP ~39–46% FSTS), DAI Tier-1 (draft → JABS)</w:t>
+      </w:r>
+      <w:r>
+        <w:br/>
+      </w:r>
+      <w:r>
+        <w:rPr>
+          <w:rStyle w:val="VerbatimChar"/>
+        </w:rPr>
+        <w:t xml:space="preserve">✅ P4 Singapore — Advanced I, inverted-U (TP ~82% FSTS), DAI Tier-1+2 moderation (draft → MIR)</w:t>
+      </w:r>
+      <w:r>
+        <w:br/>
+      </w:r>
+      <w:r>
+        <w:rPr>
+          <w:rStyle w:val="VerbatimChar"/>
+        </w:rPr>
+        <w:t xml:space="preserve">✅ P5 China temporal 2012–2024 (manuscript complete → IJOEM)</w:t>
+      </w:r>
+      <w:r>
+        <w:br/>
+      </w:r>
+      <w:r>
+        <w:rPr>
+          <w:rStyle w:val="VerbatimChar"/>
+        </w:rPr>
+        <w:t xml:space="preserve">✅ P6 Meta-analysis three-level MARA k=238 (manuscript complete → IBR — International Business Review; r=0.074, I²=62.4%, ICRV Q_M=17.35**)</w:t>
+      </w:r>
+      <w:r>
+        <w:br/>
+      </w:r>
+      <w:r>
+        <w:rPr>
+          <w:rStyle w:val="VerbatimChar"/>
+        </w:rPr>
+        <w:t xml:space="preserve">✅ P7 Asian capstone TCI+DAI multi-country (manuscript complete → JIBS; N=82,302, TP≈37%, DAI moderation p&lt;.01)</w:t>
+      </w:r>
+      <w:r>
+        <w:br/>
+      </w:r>
+      <w:r>
+        <w:rPr>
+          <w:rStyle w:val="VerbatimChar"/>
+        </w:rPr>
+        <w:t xml:space="preserve">✅ P8 Pacific SIDS Forced Penalty (REVISED, submit World Development)</w:t>
+      </w:r>
+      <w:r>
+        <w:br/>
+      </w:r>
+      <w:r>
+        <w:br/>
+      </w:r>
+      <w:r>
+        <w:rPr>
+          <w:rStyle w:val="VerbatimChar"/>
+        </w:rPr>
+        <w:t xml:space="preserve">INSTITUTIONAL GRADIENT:</w:t>
+      </w:r>
+      <w:r>
+        <w:br/>
+      </w:r>
+      <w:r>
+        <w:rPr>
+          <w:rStyle w:val="VerbatimChar"/>
+        </w:rPr>
+        <w:t xml:space="preserve">Vietnam (Nhóm IV — Lower_mid_transition*)  → Inverted-U, TP ~39–46% FSTS (low optimum, lower-middle transition constraint)</w:t>
+      </w:r>
+      <w:r>
+        <w:br/>
+      </w:r>
+      <w:r>
+        <w:rPr>
+          <w:rStyle w:val="VerbatimChar"/>
+        </w:rPr>
+        <w:t xml:space="preserve">Singapore (Advanced I)               → Inverted-U, TP ~82% FSTS (wide CI [53–253%], support-constrained)</w:t>
+      </w:r>
+      <w:r>
+        <w:br/>
+      </w:r>
+      <w:r>
+        <w:rPr>
+          <w:rStyle w:val="VerbatimChar"/>
+        </w:rPr>
+        <w:t xml:space="preserve">China (Upper-middle III)             → Inverted-U, TP ~47–49% FSTS (stable 2012→2024, Paternoster z=0.82)</w:t>
+      </w:r>
+      <w:r>
+        <w:br/>
+      </w:r>
+      <w:r>
+        <w:rPr>
+          <w:rStyle w:val="VerbatimChar"/>
+        </w:rPr>
+        <w:t xml:space="preserve">Asian capstone (all 6 ICRV groups)  → Heterogeneous moderation; P7 TP~36%, DAI≠TCI</w:t>
+      </w:r>
+      <w:r>
+        <w:br/>
+      </w:r>
+      <w:r>
+        <w:rPr>
+          <w:rStyle w:val="VerbatimChar"/>
+        </w:rPr>
+        <w:t xml:space="preserve">Pacific SIDS (SIDS_small / VI)       → REVERSED slope (Forced Penalty), β(FSTS_c)=−0.404 (p=.032*); exporters-only β=−0.901 (p=.027*); year-FE-only β=−1.236 (p&lt;.001***) [R replication, N=1,469, 9 SIDS countries, 2009–2025]</w:t>
+      </w:r>
+      <w:r>
+        <w:br/>
+      </w:r>
+      <w:r>
+        <w:br/>
+      </w:r>
+      <w:r>
+        <w:rPr>
+          <w:rStyle w:val="VerbatimChar"/>
+        </w:rPr>
+        <w:t xml:space="preserve">*Vietnam = Nhóm IV (Lower_mid_transition, Group 4/6) nhất quán trong toàn bộ luận án (P7 code: ICRV_MAP["Vietnam"]=4; data registry: Group IV). Nhãn "Frontier V" trước đây trong bản thảo P3 đã được sửa thành "Nhóm IV" — nhóm V (Emerging trong P7) là Afghanistan, Nepal, Cambodia, v.v. WGI Rule of Law Việt Nam: ~−0,66 (2009), ~−0,09 (2023), nguồn World Bank.</w:t>
+      </w:r>
+      <w:r>
+        <w:br/>
+      </w:r>
+      <w:r>
+        <w:br/>
+      </w:r>
+      <w:r>
+        <w:rPr>
+          <w:rStyle w:val="VerbatimChar"/>
+        </w:rPr>
+        <w:t xml:space="preserve">TÍNH MỚI:</w:t>
+      </w:r>
+      <w:r>
+        <w:br/>
+      </w:r>
+      <w:r>
+        <w:rPr>
+          <w:rStyle w:val="VerbatimChar"/>
+        </w:rPr>
+        <w:t xml:space="preserve">1. Forced Internationalization Penalty — named contribution</w:t>
+      </w:r>
+      <w:r>
+        <w:br/>
+      </w:r>
+      <w:r>
+        <w:rPr>
+          <w:rStyle w:val="VerbatimChar"/>
+        </w:rPr>
+        <w:t xml:space="preserve">2. Multi-tier framework integrated (4 layers + digital lens)</w:t>
+      </w:r>
+      <w:r>
+        <w:br/>
+      </w:r>
+      <w:r>
+        <w:rPr>
+          <w:rStyle w:val="VerbatimChar"/>
+        </w:rPr>
+        <w:t xml:space="preserve">3. TCI/DAI separation (kế thừa Bharadwaj 2013, Verhoef 2021, Coltman 2008)</w:t>
+      </w:r>
+      <w:r>
+        <w:br/>
+      </w:r>
+      <w:r>
+        <w:rPr>
+          <w:rStyle w:val="VerbatimChar"/>
+        </w:rPr>
+        <w:t xml:space="preserve">4. First WBES study Pacific SIDS in I-P literature</w:t>
+      </w:r>
+      <w:r>
+        <w:br/>
+      </w:r>
+      <w:r>
+        <w:br/>
+      </w:r>
+      <w:r>
+        <w:rPr>
+          <w:rStyle w:val="VerbatimChar"/>
+        </w:rPr>
+        <w:t xml:space="preserve">DISTINCTIVE VS. WORLD LITERATURE:</w:t>
+      </w:r>
+      <w:r>
+        <w:br/>
+      </w:r>
+      <w:r>
+        <w:rPr>
+          <w:rStyle w:val="VerbatimChar"/>
+        </w:rPr>
+        <w:t xml:space="preserve">→ Marano (2016): Single meta. NCS = mixed.</w:t>
+      </w:r>
+      <w:r>
+        <w:br/>
+      </w:r>
+      <w:r>
+        <w:rPr>
+          <w:rStyle w:val="VerbatimChar"/>
+        </w:rPr>
+        <w:t xml:space="preserve">→ Wu (2022): EMNEs broadly. NCS = Asian + Pacific specific.</w:t>
+      </w:r>
+      <w:r>
+        <w:br/>
+      </w:r>
+      <w:r>
+        <w:rPr>
+          <w:rStyle w:val="VerbatimChar"/>
+        </w:rPr>
+        <w:t xml:space="preserve">→ Bhandari (2023): USA single + digital capability composite. NCS = multi-country + TCI/DAI separated.</w:t>
+      </w:r>
+      <w:r>
+        <w:br/>
+      </w:r>
+      <w:r>
+        <w:rPr>
+          <w:rStyle w:val="VerbatimChar"/>
+        </w:rPr>
+        <w:t xml:space="preserve">→ Vietnamese typical: 1–3 papers. NCS = 8 papers.</w:t>
+      </w:r>
+    </w:p>
+    <w:bookmarkEnd w:id="52"/>
+    <w:bookmarkStart w:id="53" w:name="X733137db982579c604977091ba9990d8f00f46a"/>
+    <w:p>
+      <w:pPr>
+        <w:pStyle w:val="Heading1"/>
+      </w:pPr>
+      <w:r>
+        <w:t xml:space="preserve">11. File kèm theo để demo với giảng viên hướng dẫn</w:t>
       </w:r>
     </w:p>
     <w:p>
@@ -4762,7 +5827,16 @@
         <w:pStyle w:val="Compact"/>
       </w:pPr>
       <w:r>
-        <w:t xml:space="preserve">P1 (VEFR 2026), P2 (JFAR 2026): đã công bố</w:t>
+        <w:rPr>
+          <w:rStyle w:val="VerbatimChar"/>
+        </w:rPr>
+        <w:t xml:space="preserve">00_optimal_plan_vi.md</w:t>
+      </w:r>
+      <w:r>
+        <w:t xml:space="preserve"> </w:t>
+      </w:r>
+      <w:r>
+        <w:t xml:space="preserve">— tính mới và đóng góp chi tiết</w:t>
       </w:r>
     </w:p>
     <w:p>
@@ -4774,7 +5848,16 @@
         <w:pStyle w:val="Compact"/>
       </w:pPr>
       <w:r>
-        <w:t xml:space="preserve">P6 baseline (ICBEF 2025): đã published</w:t>
+        <w:rPr>
+          <w:rStyle w:val="VerbatimChar"/>
+        </w:rPr>
+        <w:t xml:space="preserve">01_chapter_outline_vi.md</w:t>
+      </w:r>
+      <w:r>
+        <w:t xml:space="preserve"> </w:t>
+      </w:r>
+      <w:r>
+        <w:t xml:space="preserve">— dàn ý 5 chương</w:t>
       </w:r>
     </w:p>
     <w:p>
@@ -4786,7 +5869,16 @@
         <w:pStyle w:val="Compact"/>
       </w:pPr>
       <w:r>
-        <w:t xml:space="preserve">P3: bản thảo hoàn chỉnh — target JABS (Journal of Asia Business Studies, Emerald)</w:t>
+        <w:rPr>
+          <w:rStyle w:val="VerbatimChar"/>
+        </w:rPr>
+        <w:t xml:space="preserve">02_theoretical_framework_vi.md</w:t>
+      </w:r>
+      <w:r>
+        <w:t xml:space="preserve"> </w:t>
+      </w:r>
+      <w:r>
+        <w:t xml:space="preserve">— khung 4 tầng + digital lens + H1–H6</w:t>
       </w:r>
     </w:p>
     <w:p>
@@ -4798,7 +5890,16 @@
         <w:pStyle w:val="Compact"/>
       </w:pPr>
       <w:r>
-        <w:t xml:space="preserve">P4: bản thảo hoàn chỉnh — target MIR (Management International Review, Springer)</w:t>
+        <w:rPr>
+          <w:rStyle w:val="VerbatimChar"/>
+        </w:rPr>
+        <w:t xml:space="preserve">10_p8_pacific_sids_design_vi.md</w:t>
+      </w:r>
+      <w:r>
+        <w:t xml:space="preserve"> </w:t>
+      </w:r>
+      <w:r>
+        <w:t xml:space="preserve">— P8 boundary case</w:t>
       </w:r>
     </w:p>
     <w:p>
@@ -4806,940 +5907,6 @@
         <w:numPr>
           <w:ilvl w:val="0"/>
           <w:numId w:val="1007"/>
-        </w:numPr>
-        <w:pStyle w:val="Compact"/>
-      </w:pPr>
-      <w:r>
-        <w:t xml:space="preserve">P5: bản thảo hoàn chỉnh — target IJOEM (International Journal of Emerging Markets, Emerald)</w:t>
-      </w:r>
-    </w:p>
-    <w:p>
-      <w:pPr>
-        <w:numPr>
-          <w:ilvl w:val="0"/>
-          <w:numId w:val="1007"/>
-        </w:numPr>
-        <w:pStyle w:val="Compact"/>
-      </w:pPr>
-      <w:r>
-        <w:t xml:space="preserve">P6: bản thảo hoàn chỉnh — IBR (International Business Review, Elsevier) under review</w:t>
-      </w:r>
-    </w:p>
-    <w:p>
-      <w:pPr>
-        <w:numPr>
-          <w:ilvl w:val="0"/>
-          <w:numId w:val="1007"/>
-        </w:numPr>
-        <w:pStyle w:val="Compact"/>
-      </w:pPr>
-      <w:r>
-        <w:t xml:space="preserve">P7: bản thảo hoàn chỉnh — JIBS (Journal of International Business Studies) under revision</w:t>
-      </w:r>
-    </w:p>
-    <w:p>
-      <w:pPr>
-        <w:numPr>
-          <w:ilvl w:val="0"/>
-          <w:numId w:val="1007"/>
-        </w:numPr>
-        <w:pStyle w:val="Compact"/>
-      </w:pPr>
-      <w:r>
-        <w:t xml:space="preserve">P8: bản thảo hoàn chỉnh — World Development (Elsevier) under revision</w:t>
-      </w:r>
-    </w:p>
-    <w:p>
-      <w:pPr>
-        <w:pStyle w:val="FirstParagraph"/>
-      </w:pPr>
-      <w:r>
-        <w:t xml:space="preserve">Potential</w:t>
-      </w:r>
-      <w:r>
-        <w:t xml:space="preserve"> </w:t>
-      </w:r>
-      <w:r>
-        <w:rPr>
-          <w:bCs/>
-          <w:b/>
-        </w:rPr>
-        <w:t xml:space="preserve">2027 graduation timeline</w:t>
-      </w:r>
-      <w:r>
-        <w:t xml:space="preserve">:</w:t>
-      </w:r>
-    </w:p>
-    <w:p>
-      <w:pPr>
-        <w:numPr>
-          <w:ilvl w:val="0"/>
-          <w:numId w:val="1008"/>
-        </w:numPr>
-        <w:pStyle w:val="Compact"/>
-      </w:pPr>
-      <w:r>
-        <w:t xml:space="preserve">2026 H2: Submit P3, P4, P5 — submission packages hoàn chỉnh (JABS/MIR/IJOEM)</w:t>
-      </w:r>
-    </w:p>
-    <w:p>
-      <w:pPr>
-        <w:numPr>
-          <w:ilvl w:val="0"/>
-          <w:numId w:val="1008"/>
-        </w:numPr>
-        <w:pStyle w:val="Compact"/>
-      </w:pPr>
-      <w:r>
-        <w:t xml:space="preserve">2027 H1: Ít nhất 1 paper accepted; revisions P6/P7/P8 nộp lại</w:t>
-      </w:r>
-    </w:p>
-    <w:p>
-      <w:pPr>
-        <w:numPr>
-          <w:ilvl w:val="0"/>
-          <w:numId w:val="1008"/>
-        </w:numPr>
-        <w:pStyle w:val="Compact"/>
-      </w:pPr>
-      <w:r>
-        <w:t xml:space="preserve">2027 H2: Defense</w:t>
-      </w:r>
-    </w:p>
-    <w:bookmarkEnd w:id="44"/>
-    <w:bookmarkEnd w:id="45"/>
-    <w:bookmarkStart w:id="50" w:name="X8122f683405bbc7c564af5ceb1e8dbe6385456b"/>
-    <w:p>
-      <w:pPr>
-        <w:pStyle w:val="Heading1"/>
-      </w:pPr>
-      <w:r>
-        <w:t xml:space="preserve">8. Câu hỏi thường được hỏi và câu trả lời chuẩn bị sẵn</w:t>
-      </w:r>
-    </w:p>
-    <w:bookmarkStart w:id="46" w:name="X8f2243f5f06daecfc57eeed43139ab5f38cade6"/>
-    <w:p>
-      <w:pPr>
-        <w:pStyle w:val="Heading2"/>
-      </w:pPr>
-      <w:r>
-        <w:t xml:space="preserve">8.1 GVHD có thể hỏi: "Why so many countries (~49)?"</w:t>
-      </w:r>
-    </w:p>
-    <w:p>
-      <w:pPr>
-        <w:pStyle w:val="FirstParagraph"/>
-      </w:pPr>
-      <w:r>
-        <w:rPr>
-          <w:bCs/>
-          <w:b/>
-        </w:rPr>
-        <w:t xml:space="preserve">Answer</w:t>
-      </w:r>
-      <w:r>
-        <w:t xml:space="preserve">: Tính mới của luận án nằm ở chứng minh</w:t>
-      </w:r>
-      <w:r>
-        <w:t xml:space="preserve"> </w:t>
-      </w:r>
-      <w:r>
-        <w:rPr>
-          <w:bCs/>
-          <w:b/>
-        </w:rPr>
-        <w:t xml:space="preserve">inverted-U có boundary conditions</w:t>
-      </w:r>
-      <w:r>
-        <w:t xml:space="preserve">. Mỗi institutional regime cần ít nhất 3 countries để statistical power (Marano 2016 chuẩn: 5+ countries per regime). 49 economies chia 6 regimes (ICRV I–VI) → ~8 economies/regime trung bình — đủ statistical power.</w:t>
-      </w:r>
-    </w:p>
-    <w:bookmarkEnd w:id="46"/>
-    <w:bookmarkStart w:id="47" w:name="X96c1b69279e003df3edaa54a008c5cd69026ddc"/>
-    <w:p>
-      <w:pPr>
-        <w:pStyle w:val="Heading2"/>
-      </w:pPr>
-      <w:r>
-        <w:t xml:space="preserve">8.2 GVHD có thể hỏi: "Vì sao không dyụng panel?"</w:t>
-      </w:r>
-    </w:p>
-    <w:p>
-      <w:pPr>
-        <w:pStyle w:val="FirstParagraph"/>
-      </w:pPr>
-      <w:r>
-        <w:rPr>
-          <w:bCs/>
-          <w:b/>
-        </w:rPr>
-        <w:t xml:space="preserve">Answer</w:t>
-      </w:r>
-      <w:r>
-        <w:t xml:space="preserve">: WBES không phu1ea3i panel theo cùng doanh nghu1ec7p (là repeated cross-sections). Tu0103ng đểng bảo nhu1ea5n cho NCS dissertation: Lu nên có panel future work tu1ea1i 4 countries có 2+ waves (Cambodia, India, Bangladesh, Pakistan, etc.).</w:t>
-      </w:r>
-    </w:p>
-    <w:bookmarkEnd w:id="47"/>
-    <w:bookmarkStart w:id="48" w:name="X68d8a2b74fbf6bc807340761069056de90e7415"/>
-    <w:p>
-      <w:pPr>
-        <w:pStyle w:val="Heading2"/>
-      </w:pPr>
-      <w:r>
-        <w:t xml:space="preserve">8.3 GVHD có thể hỏi: "Vì sao tách bạch TCI và DAI thay vì gộp một composite digital duy nhất?"</w:t>
-      </w:r>
-    </w:p>
-    <w:p>
-      <w:pPr>
-        <w:pStyle w:val="FirstParagraph"/>
-      </w:pPr>
-      <w:r>
-        <w:rPr>
-          <w:bCs/>
-          <w:b/>
-        </w:rPr>
-        <w:t xml:space="preserve">Answer</w:t>
-      </w:r>
-      <w:r>
-        <w:t xml:space="preserve">: Phân tách dựa trên 5 nguồn IB chính thống: (i) Bharadwaj et al. (2013, MIS Quarterly) phân biệt IT capability với digital business strategy; (ii) Verhoef et al. (2021, JBR) phân tầng 3 cấp digitization → digitalization → digital transformation; (iii) Cohen &amp; Levinthal (1990, ASQ) và Lall (1992, World Development) coi technological capability là chiều sâu năng lực nội tại (absorptive capacity), khác bản chất với digital adoption ở giao diện ngoại tại; (iv) Bhandari et al. (2023, IBR) áp dụng resource-orchestration logic cho I→P relationship cho thấy các construct số có nomological nets khác nhau; (v) Coltman et al. (2008, JBR) đưa 4 tiêu chí cho phép TCI và DAI là hai formative composite độc lập. Do đó, NCS dyụng TCI và DAI riêng biệt (cleaner construct) thay vì gộp một composite duy nhất.</w:t>
-      </w:r>
-    </w:p>
-    <w:bookmarkEnd w:id="48"/>
-    <w:bookmarkStart w:id="49" w:name="X42703dbfd2143a18961a1a8b54cfeb92c42e5f4"/>
-    <w:p>
-      <w:pPr>
-        <w:pStyle w:val="Heading2"/>
-      </w:pPr>
-      <w:r>
-        <w:t xml:space="preserve">8.4 GVHD có thể hỏi: "P8 Pacific không phu1ea3i Asia, sao trong dissertation?"</w:t>
-      </w:r>
-    </w:p>
-    <w:p>
-      <w:pPr>
-        <w:pStyle w:val="FirstParagraph"/>
-      </w:pPr>
-      <w:r>
-        <w:rPr>
-          <w:bCs/>
-          <w:b/>
-        </w:rPr>
-        <w:t xml:space="preserve">Answer</w:t>
-      </w:r>
-      <w:r>
-        <w:t xml:space="preserve">: 3 lyý do:</w:t>
-      </w:r>
-    </w:p>
-    <w:p>
-      <w:pPr>
-        <w:numPr>
-          <w:ilvl w:val="0"/>
-          <w:numId w:val="1009"/>
-        </w:numPr>
-        <w:pStyle w:val="Compact"/>
-      </w:pPr>
-      <w:r>
-        <w:rPr>
-          <w:bCs/>
-          <w:b/>
-        </w:rPr>
-        <w:t xml:space="preserve">Empirical</w:t>
-      </w:r>
-      <w:r>
-        <w:t xml:space="preserve">: Pacific SIDS là institutional regime extreme — cu1ea7n nó đu1ec3 demonstrate inverted-U</w:t>
-      </w:r>
-      <w:r>
-        <w:t xml:space="preserve"> </w:t>
-      </w:r>
-      <w:r>
-        <w:rPr>
-          <w:bCs/>
-          <w:b/>
-        </w:rPr>
-        <w:t xml:space="preserve">fails</w:t>
-      </w:r>
-      <w:r>
-        <w:t xml:space="preserve"> </w:t>
-      </w:r>
-      <w:r>
-        <w:t xml:space="preserve">at boundary</w:t>
-      </w:r>
-    </w:p>
-    <w:p>
-      <w:pPr>
-        <w:numPr>
-          <w:ilvl w:val="0"/>
-          <w:numId w:val="1009"/>
-        </w:numPr>
-        <w:pStyle w:val="Compact"/>
-      </w:pPr>
-      <w:r>
-        <w:rPr>
-          <w:bCs/>
-          <w:b/>
-        </w:rPr>
-        <w:t xml:space="preserve">Theoretical</w:t>
-      </w:r>
-      <w:r>
-        <w:t xml:space="preserve">: "Asian and adjacent regions" là framing chu1ea5p nhu1eadn đu1ee5 trong literature (vd: Asian Development Bank covers Pacific)</w:t>
-      </w:r>
-    </w:p>
-    <w:p>
-      <w:pPr>
-        <w:numPr>
-          <w:ilvl w:val="0"/>
-          <w:numId w:val="1009"/>
-        </w:numPr>
-        <w:pStyle w:val="Compact"/>
-      </w:pPr>
-      <w:r>
-        <w:rPr>
-          <w:bCs/>
-          <w:b/>
-        </w:rPr>
-        <w:t xml:space="preserve">Methodological</w:t>
-      </w:r>
-      <w:r>
-        <w:t xml:space="preserve">: Pacific sử dyụng cu0103ng WBES instrument — datasố comparable</w:t>
-      </w:r>
-    </w:p>
-    <w:bookmarkEnd w:id="49"/>
-    <w:bookmarkEnd w:id="50"/>
-    <w:bookmarkStart w:id="51" w:name="X60733653b953a5bf318995a4ef171120be398b9"/>
-    <w:p>
-      <w:pPr>
-        <w:pStyle w:val="Heading1"/>
-      </w:pPr>
-      <w:r>
-        <w:t xml:space="preserve">9. References APA 7 (để dyụng trong demo)</w:t>
-      </w:r>
-    </w:p>
-    <w:p>
-      <w:pPr>
-        <w:pStyle w:val="FirstParagraph"/>
-      </w:pPr>
-      <w:r>
-        <w:t xml:space="preserve">Marano, V., Arregle, J. L., Hitt, M. A., Spadafora, E., &amp; van Essen, M. (2016). Home country institutions and the internationalization–performance relationship.</w:t>
-      </w:r>
-      <w:r>
-        <w:t xml:space="preserve"> </w:t>
-      </w:r>
-      <w:r>
-        <w:rPr>
-          <w:iCs/>
-          <w:i/>
-        </w:rPr>
-        <w:t xml:space="preserve">Journal of Management, 42</w:t>
-      </w:r>
-      <w:r>
-        <w:t xml:space="preserve">(5), 1075–1110.</w:t>
-      </w:r>
-    </w:p>
-    <w:p>
-      <w:pPr>
-        <w:pStyle w:val="BodyText"/>
-      </w:pPr>
-      <w:r>
-        <w:t xml:space="preserve">Wu, J., Fan, D., &amp; Chen, X. (2022). Revisiting the internationalization–performance relationship: A twenty-year meta-analysis of emerging market multinationals.</w:t>
-      </w:r>
-      <w:r>
-        <w:t xml:space="preserve"> </w:t>
-      </w:r>
-      <w:r>
-        <w:rPr>
-          <w:iCs/>
-          <w:i/>
-        </w:rPr>
-        <w:t xml:space="preserve">Management International Review, 62</w:t>
-      </w:r>
-      <w:r>
-        <w:t xml:space="preserve">(2), 199–231.</w:t>
-      </w:r>
-    </w:p>
-    <w:p>
-      <w:pPr>
-        <w:pStyle w:val="BodyText"/>
-      </w:pPr>
-      <w:r>
-        <w:t xml:space="preserve">Kirca, A. H., Roth, K., Hult, G. T. M., &amp; Cavusgil, S. T. (2012). The role of context in the multinationality–performance relationship.</w:t>
-      </w:r>
-      <w:r>
-        <w:t xml:space="preserve"> </w:t>
-      </w:r>
-      <w:r>
-        <w:rPr>
-          <w:iCs/>
-          <w:i/>
-        </w:rPr>
-        <w:t xml:space="preserve">Global Strategy Journal, 2</w:t>
-      </w:r>
-      <w:r>
-        <w:t xml:space="preserve">(2), 108–121.</w:t>
-      </w:r>
-    </w:p>
-    <w:p>
-      <w:pPr>
-        <w:pStyle w:val="BodyText"/>
-      </w:pPr>
-      <w:r>
-        <w:t xml:space="preserve">Cuervo-Cazurra, A., Ciravegna, L., Melgarejo, M., &amp; Lopez, L. (2018). Home country uncertainty and the internationalization–performance relationship.</w:t>
-      </w:r>
-      <w:r>
-        <w:t xml:space="preserve"> </w:t>
-      </w:r>
-      <w:r>
-        <w:rPr>
-          <w:iCs/>
-          <w:i/>
-        </w:rPr>
-        <w:t xml:space="preserve">Journal of World Business, 53</w:t>
-      </w:r>
-      <w:r>
-        <w:t xml:space="preserve">(2), 209–221.</w:t>
-      </w:r>
-    </w:p>
-    <w:p>
-      <w:pPr>
-        <w:pStyle w:val="BodyText"/>
-      </w:pPr>
-      <w:r>
-        <w:t xml:space="preserve">Bhandari, K. R., Zámborský, P., Ranta, M., &amp; Salo, J. (2023). Digitalization, internationalization, and firm performance.</w:t>
-      </w:r>
-      <w:r>
-        <w:t xml:space="preserve"> </w:t>
-      </w:r>
-      <w:r>
-        <w:rPr>
-          <w:iCs/>
-          <w:i/>
-        </w:rPr>
-        <w:t xml:space="preserve">International Business Review, 32</w:t>
-      </w:r>
-      <w:r>
-        <w:t xml:space="preserve">(4), 102027.</w:t>
-      </w:r>
-    </w:p>
-    <w:p>
-      <w:pPr>
-        <w:pStyle w:val="BodyText"/>
-      </w:pPr>
-      <w:r>
-        <w:t xml:space="preserve">Chen, J., &amp; Meng, Q. (2022). Institutional constraints and exporting of emerging-market firms.</w:t>
-      </w:r>
-      <w:r>
-        <w:t xml:space="preserve"> </w:t>
-      </w:r>
-      <w:r>
-        <w:rPr>
-          <w:iCs/>
-          <w:i/>
-        </w:rPr>
-        <w:t xml:space="preserve">Managerial and Decision Economics, 43</w:t>
-      </w:r>
-      <w:r>
-        <w:t xml:space="preserve">(5), 1706–1720.</w:t>
-      </w:r>
-    </w:p>
-    <w:p>
-      <w:pPr>
-        <w:pStyle w:val="BodyText"/>
-      </w:pPr>
-      <w:r>
-        <w:t xml:space="preserve">Contractor, F. J., Kumar, V., &amp; Kundu, S. K. (2007). Nature of the relationship between international expansion and performance.</w:t>
-      </w:r>
-      <w:r>
-        <w:t xml:space="preserve"> </w:t>
-      </w:r>
-      <w:r>
-        <w:rPr>
-          <w:iCs/>
-          <w:i/>
-        </w:rPr>
-        <w:t xml:space="preserve">Journal of World Business, 42</w:t>
-      </w:r>
-      <w:r>
-        <w:t xml:space="preserve">(4), 401–417.</w:t>
-      </w:r>
-    </w:p>
-    <w:p>
-      <w:pPr>
-        <w:pStyle w:val="BodyText"/>
-      </w:pPr>
-      <w:r>
-        <w:t xml:space="preserve">Hitt, M. A., Hoskisson, R. E., &amp; Kim, H. (1997). International diversification: Effects on innovation and firm performance.</w:t>
-      </w:r>
-      <w:r>
-        <w:t xml:space="preserve"> </w:t>
-      </w:r>
-      <w:r>
-        <w:rPr>
-          <w:iCs/>
-          <w:i/>
-        </w:rPr>
-        <w:t xml:space="preserve">Academy of Management Journal, 40</w:t>
-      </w:r>
-      <w:r>
-        <w:t xml:space="preserve">(4), 767–798.</w:t>
-      </w:r>
-    </w:p>
-    <w:p>
-      <w:pPr>
-        <w:pStyle w:val="BodyText"/>
-      </w:pPr>
-      <w:r>
-        <w:t xml:space="preserve">Lu, J. W., &amp; Beamish, P. W. (2004). International diversification and firm performance: The S-curve hypothesis.</w:t>
-      </w:r>
-      <w:r>
-        <w:t xml:space="preserve"> </w:t>
-      </w:r>
-      <w:r>
-        <w:rPr>
-          <w:iCs/>
-          <w:i/>
-        </w:rPr>
-        <w:t xml:space="preserve">Academy of Management Journal, 47</w:t>
-      </w:r>
-      <w:r>
-        <w:t xml:space="preserve">(4), 598–609.</w:t>
-      </w:r>
-    </w:p>
-    <w:p>
-      <w:pPr>
-        <w:pStyle w:val="BodyText"/>
-      </w:pPr>
-      <w:r>
-        <w:t xml:space="preserve">Verbeke, A., &amp; Brugman, M. (2018). Internationalization and performance: Degree, duration, and scale of operations.</w:t>
-      </w:r>
-      <w:r>
-        <w:t xml:space="preserve"> </w:t>
-      </w:r>
-      <w:r>
-        <w:rPr>
-          <w:iCs/>
-          <w:i/>
-        </w:rPr>
-        <w:t xml:space="preserve">Journal of International Business Studies, 49</w:t>
-      </w:r>
-      <w:r>
-        <w:t xml:space="preserve">(7).</w:t>
-      </w:r>
-    </w:p>
-    <w:bookmarkEnd w:id="51"/>
-    <w:bookmarkStart w:id="52" w:name="X007ec700b7690a40f550d3cb4e648f1925c5767"/>
-    <w:p>
-      <w:pPr>
-        <w:pStyle w:val="Heading1"/>
-      </w:pPr>
-      <w:r>
-        <w:t xml:space="preserve">10. Tóm tắt 1-trang cho buy0103i demo GVHD</w:t>
-      </w:r>
-    </w:p>
-    <w:p>
-      <w:pPr>
-        <w:pStyle w:val="SourceCode"/>
-      </w:pPr>
-      <w:r>
-        <w:rPr>
-          <w:rStyle w:val="VerbatimChar"/>
-        </w:rPr>
-        <w:t xml:space="preserve">NCS Đỗ Thùy Hương — Luận án tiến sĩ</w:t>
-      </w:r>
-      <w:r>
-        <w:br/>
-      </w:r>
-      <w:r>
-        <w:rPr>
-          <w:rStyle w:val="VerbatimChar"/>
-        </w:rPr>
-        <w:t xml:space="preserve">Quốc tế hóa và hiệu quả hoạt động kinh doanh cu1ee7a doanh nghiệp ở cu0103u Á và lu0103n cận</w:t>
-      </w:r>
-      <w:r>
-        <w:br/>
-      </w:r>
-      <w:r>
-        <w:br/>
-      </w:r>
-      <w:r>
-        <w:rPr>
-          <w:rStyle w:val="VerbatimChar"/>
-        </w:rPr>
-        <w:t xml:space="preserve">CÂU HỘI NGHIÊN CỨU:</w:t>
-      </w:r>
-      <w:r>
-        <w:br/>
-      </w:r>
-      <w:r>
-        <w:rPr>
-          <w:rStyle w:val="VerbatimChar"/>
-        </w:rPr>
-        <w:t xml:space="preserve">Quốc tế hóa uănh hu1edfng đến hiệu quả hoạt động nhu0103 thu0103 nu0103o, vu0103 điu0107u</w:t>
-      </w:r>
-      <w:r>
-        <w:br/>
-      </w:r>
-      <w:r>
-        <w:rPr>
-          <w:rStyle w:val="VerbatimChar"/>
-        </w:rPr>
-        <w:t xml:space="preserve">kiện thyể chu1ebf, nu0103ng lyưc syô vu0103 đu0102c điu0103m nhu0103 quu1ea3n tru1ecb nu0103o giải thyích</w:t>
-      </w:r>
-      <w:r>
-        <w:br/>
-      </w:r>
-      <w:r>
-        <w:rPr>
-          <w:rStyle w:val="VerbatimChar"/>
-        </w:rPr>
-        <w:t xml:space="preserve">heterogeneity?</w:t>
-      </w:r>
-      <w:r>
-        <w:br/>
-      </w:r>
-      <w:r>
-        <w:br/>
-      </w:r>
-      <w:r>
-        <w:rPr>
-          <w:rStyle w:val="VerbatimChar"/>
-        </w:rPr>
-        <w:t xml:space="preserve">8 PAPERS (P1–P8):</w:t>
-      </w:r>
-      <w:r>
-        <w:br/>
-      </w:r>
-      <w:r>
-        <w:rPr>
-          <w:rStyle w:val="VerbatimChar"/>
-        </w:rPr>
-        <w:t xml:space="preserve">✅ P1 Emerging Asia 17 economies (VEFR 2026)</w:t>
-      </w:r>
-      <w:r>
-        <w:br/>
-      </w:r>
-      <w:r>
-        <w:rPr>
-          <w:rStyle w:val="VerbatimChar"/>
-        </w:rPr>
-        <w:t xml:space="preserve">✅ P2 China SMEs (JFAR 2026)</w:t>
-      </w:r>
-      <w:r>
-        <w:br/>
-      </w:r>
-      <w:r>
-        <w:rPr>
-          <w:rStyle w:val="VerbatimChar"/>
-        </w:rPr>
-        <w:t xml:space="preserve">✅ P3 Vietnam — Nhóm IV (Lower_mid_transition), inverted-U (TP ~39–46% FSTS), DAI Tier-1 (draft → JABS)</w:t>
-      </w:r>
-      <w:r>
-        <w:br/>
-      </w:r>
-      <w:r>
-        <w:rPr>
-          <w:rStyle w:val="VerbatimChar"/>
-        </w:rPr>
-        <w:t xml:space="preserve">✅ P4 Singapore — Advanced I, inverted-U (TP ~88.6% FSTS), DAI Tier-1+2 moderation (draft → MIR)</w:t>
-      </w:r>
-      <w:r>
-        <w:br/>
-      </w:r>
-      <w:r>
-        <w:rPr>
-          <w:rStyle w:val="VerbatimChar"/>
-        </w:rPr>
-        <w:t xml:space="preserve">✅ P5 China temporal 2012–2024 (manuscript complete → IJOEM)</w:t>
-      </w:r>
-      <w:r>
-        <w:br/>
-      </w:r>
-      <w:r>
-        <w:rPr>
-          <w:rStyle w:val="VerbatimChar"/>
-        </w:rPr>
-        <w:t xml:space="preserve">✅ P6 Meta-analysis three-level MARA k=238 (manuscript complete → IBR — International Business Review; r=0.075, I²=62.5%, ICRV gradient Q=127.77***)</w:t>
-      </w:r>
-      <w:r>
-        <w:br/>
-      </w:r>
-      <w:r>
-        <w:rPr>
-          <w:rStyle w:val="VerbatimChar"/>
-        </w:rPr>
-        <w:t xml:space="preserve">✅ P7 Asian capstone TCI+DAI multi-country (manuscript complete → JIBS; N=84,910, TP≈36%, DAI moderation p&lt;.01)</w:t>
-      </w:r>
-      <w:r>
-        <w:br/>
-      </w:r>
-      <w:r>
-        <w:rPr>
-          <w:rStyle w:val="VerbatimChar"/>
-        </w:rPr>
-        <w:t xml:space="preserve">✅ P8 Pacific SIDS Forced Penalty (REVISED, submit World Development)</w:t>
-      </w:r>
-      <w:r>
-        <w:br/>
-      </w:r>
-      <w:r>
-        <w:br/>
-      </w:r>
-      <w:r>
-        <w:rPr>
-          <w:rStyle w:val="VerbatimChar"/>
-        </w:rPr>
-        <w:t xml:space="preserve">INSTITUTIONAL GRADIENT:</w:t>
-      </w:r>
-      <w:r>
-        <w:br/>
-      </w:r>
-      <w:r>
-        <w:rPr>
-          <w:rStyle w:val="VerbatimChar"/>
-        </w:rPr>
-        <w:t xml:space="preserve">Vietnam (Nhóm IV — Lower_mid_transition*)  → Inverted-U, TP ~39–46% FSTS (low optimum, lower-middle transition constraint)</w:t>
-      </w:r>
-      <w:r>
-        <w:br/>
-      </w:r>
-      <w:r>
-        <w:rPr>
-          <w:rStyle w:val="VerbatimChar"/>
-        </w:rPr>
-        <w:t xml:space="preserve">Singapore (Advanced I)               → Inverted-U, TP ~88.6% FSTS (wide CI [53–253%], support-constrained)</w:t>
-      </w:r>
-      <w:r>
-        <w:br/>
-      </w:r>
-      <w:r>
-        <w:rPr>
-          <w:rStyle w:val="VerbatimChar"/>
-        </w:rPr>
-        <w:t xml:space="preserve">China (Upper-middle III)             → Inverted-U, TP ~47–49% FSTS (stable 2012→2024, Paternoster z=0.82)</w:t>
-      </w:r>
-      <w:r>
-        <w:br/>
-      </w:r>
-      <w:r>
-        <w:rPr>
-          <w:rStyle w:val="VerbatimChar"/>
-        </w:rPr>
-        <w:t xml:space="preserve">Asian capstone (all 6 ICRV groups)  → Heterogeneous moderation; P7 TP~36%, DAI≠TCI</w:t>
-      </w:r>
-      <w:r>
-        <w:br/>
-      </w:r>
-      <w:r>
-        <w:rPr>
-          <w:rStyle w:val="VerbatimChar"/>
-        </w:rPr>
-        <w:t xml:space="preserve">Pacific SIDS (SIDS_small / VI)       → REVERSED slope (Forced Penalty), β(FSTS_c)=−0.404 (p=.032*); exporters-only β=−0.901 (p=.027*); year-FE-only β=−1.236 (p&lt;.001***) [R replication, N=1,469, 9 SIDS countries, 2009–2025]</w:t>
-      </w:r>
-      <w:r>
-        <w:br/>
-      </w:r>
-      <w:r>
-        <w:br/>
-      </w:r>
-      <w:r>
-        <w:rPr>
-          <w:rStyle w:val="VerbatimChar"/>
-        </w:rPr>
-        <w:t xml:space="preserve">*Vietnam = Nhóm IV (Lower_mid_transition, Group 4/6) nhất quán trong toàn bộ luận án (P7 code: ICRV_MAP["Vietnam"]=4; data registry: Group IV). Nhãn "Frontier V" trước đây trong bản thảo P3 đã được sửa thành "Nhóm IV" — nhóm V (Emerging trong P7) là Afghanistan, Nepal, Cambodia, v.v. WGI Rule of Law Việt Nam: ~−0,66 (2009), ~−0,09 (2023), nguồn World Bank.</w:t>
-      </w:r>
-      <w:r>
-        <w:br/>
-      </w:r>
-      <w:r>
-        <w:br/>
-      </w:r>
-      <w:r>
-        <w:rPr>
-          <w:rStyle w:val="VerbatimChar"/>
-        </w:rPr>
-        <w:t xml:space="preserve">TÍNH MỚI:</w:t>
-      </w:r>
-      <w:r>
-        <w:br/>
-      </w:r>
-      <w:r>
-        <w:rPr>
-          <w:rStyle w:val="VerbatimChar"/>
-        </w:rPr>
-        <w:t xml:space="preserve">1. Forced Internationalization Penalty — named contribution</w:t>
-      </w:r>
-      <w:r>
-        <w:br/>
-      </w:r>
-      <w:r>
-        <w:rPr>
-          <w:rStyle w:val="VerbatimChar"/>
-        </w:rPr>
-        <w:t xml:space="preserve">2. Multi-tier framework integrated (4 layers + digital lens)</w:t>
-      </w:r>
-      <w:r>
-        <w:br/>
-      </w:r>
-      <w:r>
-        <w:rPr>
-          <w:rStyle w:val="VerbatimChar"/>
-        </w:rPr>
-        <w:t xml:space="preserve">3. TCI/DAI separation (kế thừa Bharadwaj 2013, Verhoef 2021, Coltman 2008)</w:t>
-      </w:r>
-      <w:r>
-        <w:br/>
-      </w:r>
-      <w:r>
-        <w:rPr>
-          <w:rStyle w:val="VerbatimChar"/>
-        </w:rPr>
-        <w:t xml:space="preserve">4. First WBES study Pacific SIDS in I-P literature</w:t>
-      </w:r>
-      <w:r>
-        <w:br/>
-      </w:r>
-      <w:r>
-        <w:br/>
-      </w:r>
-      <w:r>
-        <w:rPr>
-          <w:rStyle w:val="VerbatimChar"/>
-        </w:rPr>
-        <w:t xml:space="preserve">DISTINCTIVE VS. WORLD LITERATURE:</w:t>
-      </w:r>
-      <w:r>
-        <w:br/>
-      </w:r>
-      <w:r>
-        <w:rPr>
-          <w:rStyle w:val="VerbatimChar"/>
-        </w:rPr>
-        <w:t xml:space="preserve">→ Marano (2016): Single meta. NCS = mixed.</w:t>
-      </w:r>
-      <w:r>
-        <w:br/>
-      </w:r>
-      <w:r>
-        <w:rPr>
-          <w:rStyle w:val="VerbatimChar"/>
-        </w:rPr>
-        <w:t xml:space="preserve">→ Wu (2022): EMNEs broadly. NCS = Asian + Pacific specific.</w:t>
-      </w:r>
-      <w:r>
-        <w:br/>
-      </w:r>
-      <w:r>
-        <w:rPr>
-          <w:rStyle w:val="VerbatimChar"/>
-        </w:rPr>
-        <w:t xml:space="preserve">→ Bhandari (2023): USA single + digital capability composite. NCS = multi-country + TCI/DAI separated.</w:t>
-      </w:r>
-      <w:r>
-        <w:br/>
-      </w:r>
-      <w:r>
-        <w:rPr>
-          <w:rStyle w:val="VerbatimChar"/>
-        </w:rPr>
-        <w:t xml:space="preserve">→ Vietnamese typical: 1–3 papers. NCS = 8 papers.</w:t>
-      </w:r>
-    </w:p>
-    <w:bookmarkEnd w:id="52"/>
-    <w:bookmarkStart w:id="53" w:name="X1681b1f4a41befa2ea6448150b7b1b6eaaacf84"/>
-    <w:p>
-      <w:pPr>
-        <w:pStyle w:val="Heading1"/>
-      </w:pPr>
-      <w:r>
-        <w:t xml:space="preserve">11. File kèm theo đyể demo GVHD</w:t>
-      </w:r>
-    </w:p>
-    <w:p>
-      <w:pPr>
-        <w:numPr>
-          <w:ilvl w:val="0"/>
-          <w:numId w:val="1010"/>
-        </w:numPr>
-        <w:pStyle w:val="Compact"/>
-      </w:pPr>
-      <w:r>
-        <w:rPr>
-          <w:rStyle w:val="VerbatimChar"/>
-        </w:rPr>
-        <w:t xml:space="preserve">00_optimal_plan_vi.md</w:t>
-      </w:r>
-      <w:r>
-        <w:t xml:space="preserve"> </w:t>
-      </w:r>
-      <w:r>
-        <w:t xml:space="preserve">— tính mới và đóng góp chi tiết</w:t>
-      </w:r>
-    </w:p>
-    <w:p>
-      <w:pPr>
-        <w:numPr>
-          <w:ilvl w:val="0"/>
-          <w:numId w:val="1010"/>
-        </w:numPr>
-        <w:pStyle w:val="Compact"/>
-      </w:pPr>
-      <w:r>
-        <w:rPr>
-          <w:rStyle w:val="VerbatimChar"/>
-        </w:rPr>
-        <w:t xml:space="preserve">01_chapter_outline_vi.md</w:t>
-      </w:r>
-      <w:r>
-        <w:t xml:space="preserve"> </w:t>
-      </w:r>
-      <w:r>
-        <w:t xml:space="preserve">— dyàn yu0102 5 chu0103uơng</w:t>
-      </w:r>
-    </w:p>
-    <w:p>
-      <w:pPr>
-        <w:numPr>
-          <w:ilvl w:val="0"/>
-          <w:numId w:val="1010"/>
-        </w:numPr>
-        <w:pStyle w:val="Compact"/>
-      </w:pPr>
-      <w:r>
-        <w:rPr>
-          <w:rStyle w:val="VerbatimChar"/>
-        </w:rPr>
-        <w:t xml:space="preserve">02_theoretical_framework_vi.md</w:t>
-      </w:r>
-      <w:r>
-        <w:t xml:space="preserve"> </w:t>
-      </w:r>
-      <w:r>
-        <w:t xml:space="preserve">— khung 4 ty1ea7ng + digital lens + H1–H6</w:t>
-      </w:r>
-    </w:p>
-    <w:p>
-      <w:pPr>
-        <w:numPr>
-          <w:ilvl w:val="0"/>
-          <w:numId w:val="1010"/>
-        </w:numPr>
-        <w:pStyle w:val="Compact"/>
-      </w:pPr>
-      <w:r>
-        <w:rPr>
-          <w:rStyle w:val="VerbatimChar"/>
-        </w:rPr>
-        <w:t xml:space="preserve">10_p8_pacific_sids_design_vi.md</w:t>
-      </w:r>
-      <w:r>
-        <w:t xml:space="preserve"> </w:t>
-      </w:r>
-      <w:r>
-        <w:t xml:space="preserve">— P8 boundary case</w:t>
-      </w:r>
-    </w:p>
-    <w:p>
-      <w:pPr>
-        <w:numPr>
-          <w:ilvl w:val="0"/>
-          <w:numId w:val="1010"/>
         </w:numPr>
         <w:pStyle w:val="Compact"/>
       </w:pPr>
@@ -6067,9 +6234,6 @@
     <w:abstractNumId w:val="991"/>
   </w:num>
   <w:num w:numId="1004">
-    <w:abstractNumId w:val="991"/>
-  </w:num>
-  <w:num w:numId="1005">
     <w:abstractNumId w:val="99411"/>
     <w:lvlOverride w:ilvl="0">
       <w:startOverride w:val="1"/>
@@ -6099,46 +6263,13 @@
       <w:startOverride w:val="1"/>
     </w:lvlOverride>
   </w:num>
+  <w:num w:numId="1005">
+    <w:abstractNumId w:val="991"/>
+  </w:num>
   <w:num w:numId="1006">
     <w:abstractNumId w:val="991"/>
   </w:num>
   <w:num w:numId="1007">
-    <w:abstractNumId w:val="991"/>
-  </w:num>
-  <w:num w:numId="1008">
-    <w:abstractNumId w:val="991"/>
-  </w:num>
-  <w:num w:numId="1009">
-    <w:abstractNumId w:val="99411"/>
-    <w:lvlOverride w:ilvl="0">
-      <w:startOverride w:val="1"/>
-    </w:lvlOverride>
-    <w:lvlOverride w:ilvl="1">
-      <w:startOverride w:val="1"/>
-    </w:lvlOverride>
-    <w:lvlOverride w:ilvl="2">
-      <w:startOverride w:val="1"/>
-    </w:lvlOverride>
-    <w:lvlOverride w:ilvl="3">
-      <w:startOverride w:val="1"/>
-    </w:lvlOverride>
-    <w:lvlOverride w:ilvl="4">
-      <w:startOverride w:val="1"/>
-    </w:lvlOverride>
-    <w:lvlOverride w:ilvl="5">
-      <w:startOverride w:val="1"/>
-    </w:lvlOverride>
-    <w:lvlOverride w:ilvl="6">
-      <w:startOverride w:val="1"/>
-    </w:lvlOverride>
-    <w:lvlOverride w:ilvl="7">
-      <w:startOverride w:val="1"/>
-    </w:lvlOverride>
-    <w:lvlOverride w:ilvl="8">
-      <w:startOverride w:val="1"/>
-    </w:lvlOverride>
-  </w:num>
-  <w:num w:numId="1010">
     <w:abstractNumId w:val="991"/>
   </w:num>
 </w:numbering>
@@ -6166,7 +6297,7 @@
     <w:name w:val="Normal"/>
     <w:qFormat/>
     <w:pPr>
-      <w:spacing w:line="360" w:lineRule="auto"/>
+      <w:spacing w:line="288" w:lineRule="auto"/>
       <w:jc w:val="both"/>
     </w:pPr>
     <w:rPr>
@@ -6180,7 +6311,7 @@
     <w:basedOn w:val="Normal"/>
     <w:link w:val="BodyTextChar"/>
     <w:pPr>
-      <w:spacing w:after="180" w:before="180" w:line="360" w:lineRule="auto"/>
+      <w:spacing w:after="180" w:before="180" w:line="288" w:lineRule="auto"/>
       <w:jc w:val="both"/>
     </w:pPr>
     <w:qFormat/>
@@ -6196,7 +6327,7 @@
     <w:next w:val="BodyText"/>
     <w:qFormat/>
     <w:pPr>
-      <w:spacing w:line="360" w:lineRule="auto"/>
+      <w:spacing w:line="288" w:lineRule="auto"/>
       <w:jc w:val="both"/>
     </w:pPr>
     <w:rPr>
@@ -6210,7 +6341,7 @@
     <w:basedOn w:val="BodyText"/>
     <w:qFormat/>
     <w:pPr>
-      <w:spacing w:after="36" w:before="36" w:line="360" w:lineRule="auto"/>
+      <w:spacing w:after="36" w:before="36" w:line="288" w:lineRule="auto"/>
       <w:jc w:val="both"/>
     </w:pPr>
     <w:rPr>
@@ -6227,7 +6358,7 @@
     <w:pPr>
       <w:keepNext/>
       <w:keepLines/>
-      <w:spacing w:after="240" w:before="480" w:line="360" w:lineRule="auto"/>
+      <w:spacing w:after="240" w:before="480" w:line="288" w:lineRule="auto"/>
       <w:jc w:val="both"/>
     </w:pPr>
     <w:rPr>
@@ -6247,7 +6378,7 @@
     <w:pPr>
       <w:keepNext/>
       <w:keepLines/>
-      <w:spacing w:after="240" w:before="240" w:line="360" w:lineRule="auto"/>
+      <w:spacing w:after="240" w:before="240" w:line="288" w:lineRule="auto"/>
       <w:jc w:val="both"/>
     </w:pPr>
     <w:rPr>
@@ -6264,7 +6395,7 @@
     <w:pPr>
       <w:keepNext/>
       <w:keepLines/>
-      <w:spacing w:line="360" w:lineRule="auto"/>
+      <w:spacing w:line="288" w:lineRule="auto"/>
       <w:jc w:val="both"/>
     </w:pPr>
     <w:rPr>
@@ -6280,7 +6411,7 @@
     <w:pPr>
       <w:keepNext/>
       <w:keepLines/>
-      <w:spacing w:line="360" w:lineRule="auto"/>
+      <w:spacing w:line="288" w:lineRule="auto"/>
       <w:jc w:val="both"/>
     </w:pPr>
     <w:rPr>
@@ -6298,7 +6429,7 @@
       <w:keepNext/>
       <w:keepLines/>
       <w:jc w:val="both"/>
-      <w:spacing w:after="0" w:before="300" w:line="360" w:lineRule="auto"/>
+      <w:spacing w:after="0" w:before="300" w:line="288" w:lineRule="auto"/>
     </w:pPr>
     <w:rPr>
       <w:color w:val="000000"/>
@@ -6316,7 +6447,7 @@
     <w:pPr>
       <w:keepNext/>
       <w:keepLines/>
-      <w:spacing w:after="300" w:before="100" w:line="360" w:lineRule="auto"/>
+      <w:spacing w:after="300" w:before="100" w:line="288" w:lineRule="auto"/>
       <w:jc w:val="both"/>
     </w:pPr>
     <w:rPr>
@@ -6332,7 +6463,7 @@
     <w:next w:val="Bibliography"/>
     <w:qFormat/>
     <w:pPr>
-      <w:spacing w:line="360" w:lineRule="auto"/>
+      <w:spacing w:line="288" w:lineRule="auto"/>
       <w:jc w:val="both"/>
     </w:pPr>
     <w:rPr>
@@ -6350,7 +6481,7 @@
     <w:pPr>
       <w:keepNext/>
       <w:keepLines/>
-      <w:spacing w:after="0" w:before="480" w:line="360" w:lineRule="auto"/>
+      <w:spacing w:after="0" w:before="480" w:line="288" w:lineRule="auto"/>
       <w:jc w:val="both"/>
       <w:outlineLvl w:val="0"/>
     </w:pPr>
@@ -6373,7 +6504,7 @@
     <w:pPr>
       <w:keepNext/>
       <w:keepLines/>
-      <w:spacing w:after="0" w:before="200" w:line="360" w:lineRule="auto"/>
+      <w:spacing w:after="0" w:before="200" w:line="288" w:lineRule="auto"/>
       <w:jc w:val="both"/>
       <w:outlineLvl w:val="1"/>
     </w:pPr>
@@ -6396,7 +6527,7 @@
     <w:pPr>
       <w:keepNext/>
       <w:keepLines/>
-      <w:spacing w:after="0" w:before="200" w:line="360" w:lineRule="auto"/>
+      <w:spacing w:after="0" w:before="200" w:line="288" w:lineRule="auto"/>
       <w:jc w:val="both"/>
       <w:outlineLvl w:val="2"/>
     </w:pPr>
@@ -6419,7 +6550,7 @@
     <w:pPr>
       <w:keepNext/>
       <w:keepLines/>
-      <w:spacing w:after="0" w:before="200" w:line="360" w:lineRule="auto"/>
+      <w:spacing w:after="0" w:before="200" w:line="288" w:lineRule="auto"/>
       <w:jc w:val="both"/>
       <w:outlineLvl w:val="3"/>
     </w:pPr>
@@ -6442,7 +6573,7 @@
     <w:pPr>
       <w:keepNext/>
       <w:keepLines/>
-      <w:spacing w:after="0" w:before="200" w:line="360" w:lineRule="auto"/>
+      <w:spacing w:after="0" w:before="200" w:line="288" w:lineRule="auto"/>
       <w:jc w:val="both"/>
       <w:outlineLvl w:val="4"/>
     </w:pPr>
@@ -6464,7 +6595,7 @@
     <w:pPr>
       <w:keepNext/>
       <w:keepLines/>
-      <w:spacing w:after="0" w:before="200" w:line="360" w:lineRule="auto"/>
+      <w:spacing w:after="0" w:before="200" w:line="288" w:lineRule="auto"/>
       <w:jc w:val="both"/>
       <w:outlineLvl w:val="5"/>
     </w:pPr>
@@ -6485,7 +6616,7 @@
     <w:pPr>
       <w:keepNext/>
       <w:keepLines/>
-      <w:spacing w:after="0" w:before="200" w:line="360" w:lineRule="auto"/>
+      <w:spacing w:after="0" w:before="200" w:line="288" w:lineRule="auto"/>
       <w:jc w:val="both"/>
       <w:outlineLvl w:val="6"/>
     </w:pPr>
@@ -6506,7 +6637,7 @@
     <w:pPr>
       <w:keepNext/>
       <w:keepLines/>
-      <w:spacing w:after="0" w:before="200" w:line="360" w:lineRule="auto"/>
+      <w:spacing w:after="0" w:before="200" w:line="288" w:lineRule="auto"/>
       <w:jc w:val="both"/>
       <w:outlineLvl w:val="7"/>
     </w:pPr>
@@ -6527,7 +6658,7 @@
     <w:pPr>
       <w:keepNext/>
       <w:keepLines/>
-      <w:spacing w:after="0" w:before="200" w:line="360" w:lineRule="auto"/>
+      <w:spacing w:after="0" w:before="200" w:line="288" w:lineRule="auto"/>
       <w:jc w:val="both"/>
       <w:outlineLvl w:val="8"/>
     </w:pPr>
@@ -6546,7 +6677,7 @@
     <w:unhideWhenUsed/>
     <w:qFormat/>
     <w:pPr>
-      <w:spacing w:after="100" w:before="100" w:line="360" w:lineRule="auto"/>
+      <w:spacing w:after="100" w:before="100" w:line="288" w:lineRule="auto"/>
       <w:ind w:firstLine="0" w:left="480" w:right="480"/>
       <w:jc w:val="both"/>
     </w:pPr>
@@ -6564,7 +6695,7 @@
     <w:unhideWhenUsed/>
     <w:qFormat/>
     <w:pPr>
-      <w:spacing w:line="360" w:lineRule="auto"/>
+      <w:spacing w:line="288" w:lineRule="auto"/>
       <w:jc w:val="both"/>
     </w:pPr>
     <w:rPr>
@@ -6590,7 +6721,7 @@
     <w:unhideWhenUsed/>
     <w:qFormat/>
     <w:pPr>
-      <w:spacing w:line="360" w:lineRule="auto"/>
+      <w:spacing w:line="288" w:lineRule="auto"/>
       <w:jc w:val="both"/>
     </w:pPr>
     <w:rPr>
@@ -6630,7 +6761,7 @@
     <w:pPr>
       <w:keepNext/>
       <w:keepLines/>
-      <w:spacing w:after="0" w:line="360" w:lineRule="auto"/>
+      <w:spacing w:after="0" w:line="288" w:lineRule="auto"/>
       <w:jc w:val="both"/>
     </w:pPr>
     <w:rPr>
@@ -6644,7 +6775,7 @@
     <w:name w:val="Definition"/>
     <w:basedOn w:val="Normal"/>
     <w:pPr>
-      <w:spacing w:line="360" w:lineRule="auto"/>
+      <w:spacing w:line="288" w:lineRule="auto"/>
       <w:jc w:val="both"/>
     </w:pPr>
     <w:rPr>
@@ -6658,7 +6789,7 @@
     <w:basedOn w:val="Normal"/>
     <w:link w:val="BodyTextChar"/>
     <w:pPr>
-      <w:spacing w:after="120" w:before="0" w:line="360" w:lineRule="auto"/>
+      <w:spacing w:after="120" w:before="0" w:line="288" w:lineRule="auto"/>
       <w:jc w:val="both"/>
     </w:pPr>
     <w:rPr>
@@ -6673,7 +6804,7 @@
     <w:basedOn w:val="Caption"/>
     <w:pPr>
       <w:keepNext/>
-      <w:spacing w:line="360" w:lineRule="auto"/>
+      <w:spacing w:line="288" w:lineRule="auto"/>
       <w:jc w:val="both"/>
     </w:pPr>
     <w:rPr>
@@ -6686,7 +6817,7 @@
     <w:name w:val="Image Caption"/>
     <w:basedOn w:val="Caption"/>
     <w:pPr>
-      <w:spacing w:line="360" w:lineRule="auto"/>
+      <w:spacing w:line="288" w:lineRule="auto"/>
       <w:jc w:val="both"/>
     </w:pPr>
     <w:rPr>
@@ -6699,7 +6830,7 @@
     <w:name w:val="Figure"/>
     <w:basedOn w:val="Normal"/>
     <w:pPr>
-      <w:spacing w:line="360" w:lineRule="auto"/>
+      <w:spacing w:line="288" w:lineRule="auto"/>
       <w:jc w:val="both"/>
     </w:pPr>
     <w:rPr>
@@ -6713,7 +6844,7 @@
     <w:basedOn w:val="Figure"/>
     <w:pPr>
       <w:keepNext/>
-      <w:spacing w:line="360" w:lineRule="auto"/>
+      <w:spacing w:line="288" w:lineRule="auto"/>
       <w:jc w:val="both"/>
     </w:pPr>
     <w:rPr>
@@ -6777,7 +6908,7 @@
     <w:unhideWhenUsed/>
     <w:qFormat/>
     <w:pPr>
-      <w:spacing w:before="240" w:line="360" w:lineRule="auto"/>
+      <w:spacing w:before="240" w:line="288" w:lineRule="auto"/>
       <w:jc w:val="both"/>
       <w:outlineLvl w:val="9"/>
     </w:pPr>

--- a/dist/luan_an/11_dissertation_positioning_vi.docx
+++ b/dist/luan_an/11_dissertation_positioning_vi.docx
@@ -348,29 +348,10 @@
           <w:bCs/>
           <w:b/>
         </w:rPr>
-        <w:t xml:space="preserve">luận án dạng tích lũy</w:t>
-      </w:r>
-      <w:r>
-        <w:t xml:space="preserve"> </w:t>
-      </w:r>
-      <w:r>
-        <w:t xml:space="preserve">gồm</w:t>
-      </w:r>
-      <w:r>
-        <w:t xml:space="preserve"> </w:t>
-      </w:r>
-      <w:r>
-        <w:rPr>
-          <w:bCs/>
-          <w:b/>
-        </w:rPr>
-        <w:t xml:space="preserve">8 bài báo</w:t>
-      </w:r>
-      <w:r>
-        <w:t xml:space="preserve"> </w:t>
-      </w:r>
-      <w:r>
-        <w:t xml:space="preserve">(P1–P8), dựa trên</w:t>
+        <w:t xml:space="preserve">luận án tích hợp nhiều tuyến phân tích</w:t>
+      </w:r>
+      <w:r>
+        <w:t xml:space="preserve">, dựa trên</w:t>
       </w:r>
       <w:r>
         <w:t xml:space="preserve"> </w:t>
@@ -3009,7 +2990,7 @@
                 <w:bCs/>
                 <w:b/>
               </w:rPr>
-              <w:t xml:space="preserve"># papers</w:t>
+              <w:t xml:space="preserve"># tuyến phân tích</w:t>
             </w:r>
           </w:p>
         </w:tc>
@@ -3037,7 +3018,7 @@
                 <w:bCs/>
                 <w:b/>
               </w:rPr>
-              <w:t xml:space="preserve">8 (P1–P8)</w:t>
+              <w:t xml:space="preserve">Nhiều tuyến: tổng hợp + đa quốc gia + theo từng nền kinh tế + trường hợp biên</w:t>
             </w:r>
           </w:p>
         </w:tc>
@@ -3313,7 +3294,7 @@
                 <w:bCs/>
                 <w:b/>
               </w:rPr>
-              <w:t xml:space="preserve">2 đã công bố + 1 ICBEF proceedings + 5 manuscripts</w:t>
+              <w:t xml:space="preserve">2 bài đã công bố + mức tham chiếu ICBEF proceedings</w:t>
             </w:r>
           </w:p>
         </w:tc>
@@ -4225,7 +4206,7 @@
                 <w:bCs/>
                 <w:b/>
               </w:rPr>
-              <w:t xml:space="preserve">Full ICRV Regime I→V (6-regime CD2; 5-regime P3/P6)</w:t>
+              <w:t xml:space="preserve">Full ICRV Regime I→V (6-regime CD2; 5-regime phân tích Việt Nam và tổng hợp)</w:t>
             </w:r>
           </w:p>
         </w:tc>
@@ -4720,7 +4701,7 @@
         <w:t xml:space="preserve"> </w:t>
       </w:r>
       <w:r>
-        <w:t xml:space="preserve">tương tác với mức độ chấp nhận số: chính trục này gắn kết tám bài báo thành một lập luận liền mạch, từ phá ảo ảnh bằng chứng (P6) đến vẽ bản đồ gradient (P7) và kiểm chứng từng vùng địa hình (P3–P5, P8). Trên nền trục đó, 3 đóng góp chưa từng có trong tài liệu nghiên cứu:</w:t>
+        <w:t xml:space="preserve">tương tác với mức độ chấp nhận số: chính trục này gắn kết tám bài báo thành một lập luận liền mạch, từ phá ảo ảnh bằng chứng (phân tích tổng hợp) đến vẽ bản đồ gradient (phân tích đa quốc gia 45 nền kinh tế) và kiểm chứng từng vùng địa hình (phân tích Việt Nam–phân tích Trung Quốc và SIDS Thái Bình Dương). Trên nền trục đó, 3 đóng góp chưa từng có trong tài liệu nghiên cứu:</w:t>
       </w:r>
     </w:p>
     <w:p>
@@ -4823,7 +4804,7 @@
         <w:pStyle w:val="Compact"/>
       </w:pPr>
       <w:r>
-        <w:t xml:space="preserve">1 bài đã có trong kỷ yếu ICBEF 2025 (P6 baseline)</w:t>
+        <w:t xml:space="preserve">1 bài đã có trong kỷ yếu ICBEF 2025 (phân tích tổng hợp baseline)</w:t>
       </w:r>
     </w:p>
     <w:p>
@@ -4835,7 +4816,7 @@
         <w:pStyle w:val="Compact"/>
       </w:pPr>
       <w:r>
-        <w:t xml:space="preserve">5 bài đang ở các giai đoạn bản thảo khác nhau (P3, P4, P5, P7, P8)</w:t>
+        <w:t xml:space="preserve">5 bài đang ở các giai đoạn bản thảo khác nhau (phân tích Việt Nam, Singapore và Trung Quốc, phân tích đa quốc gia và SIDS Thái Bình Dương)</w:t>
       </w:r>
     </w:p>
     <w:p>
@@ -4893,7 +4874,7 @@
         <w:pStyle w:val="Compact"/>
       </w:pPr>
       <w:r>
-        <w:t xml:space="preserve">P6 baseline (ICBEF 2025): đã công bố</w:t>
+        <w:t xml:space="preserve">phân tích tổng hợp baseline (ICBEF 2025): đã công bố</w:t>
       </w:r>
     </w:p>
     <w:p>
@@ -4905,7 +4886,7 @@
         <w:pStyle w:val="Compact"/>
       </w:pPr>
       <w:r>
-        <w:t xml:space="preserve">P3: bản thảo hoàn chỉnh — hướng tới JABS (Journal of Asia Business Studies, Emerald)</w:t>
+        <w:t xml:space="preserve">phân tích Việt Nam: bản thảo hoàn chỉnh — hướng tới JABS (Journal of Asia Business Studies, Emerald)</w:t>
       </w:r>
     </w:p>
     <w:p>
@@ -4917,7 +4898,7 @@
         <w:pStyle w:val="Compact"/>
       </w:pPr>
       <w:r>
-        <w:t xml:space="preserve">P4: bản thảo hoàn chỉnh — hướng tới MIR (Management International Review, Springer)</w:t>
+        <w:t xml:space="preserve">phân tích Singapore: bản thảo hoàn chỉnh — hướng tới MIR (Management International Review, Springer)</w:t>
       </w:r>
     </w:p>
     <w:p>
@@ -4929,7 +4910,7 @@
         <w:pStyle w:val="Compact"/>
       </w:pPr>
       <w:r>
-        <w:t xml:space="preserve">P5: bản thảo hoàn chỉnh — hướng tới IJOEM (International Journal of Emerging Markets, Emerald)</w:t>
+        <w:t xml:space="preserve">phân tích Trung Quốc: bản thảo hoàn chỉnh — hướng tới IJOEM (International Journal of Emerging Markets, Emerald)</w:t>
       </w:r>
     </w:p>
     <w:p>
@@ -4941,7 +4922,7 @@
         <w:pStyle w:val="Compact"/>
       </w:pPr>
       <w:r>
-        <w:t xml:space="preserve">P6: bản thảo hoàn chỉnh — IBR (International Business Review, Elsevier), đang phản biện</w:t>
+        <w:t xml:space="preserve">phân tích tổng hợp: bản thảo hoàn chỉnh — IBR (International Business Review, Elsevier),</w:t>
       </w:r>
     </w:p>
     <w:p>
@@ -4953,7 +4934,7 @@
         <w:pStyle w:val="Compact"/>
       </w:pPr>
       <w:r>
-        <w:t xml:space="preserve">P7: bản thảo hoàn chỉnh — JIBS (Journal of International Business Studies), đang chỉnh sửa</w:t>
+        <w:t xml:space="preserve">phân tích đa quốc gia: bản thảo hoàn chỉnh — JIBS (Journal of International Business Studies), đang chỉnh sửa</w:t>
       </w:r>
     </w:p>
     <w:p>
@@ -4965,7 +4946,7 @@
         <w:pStyle w:val="Compact"/>
       </w:pPr>
       <w:r>
-        <w:t xml:space="preserve">P8: bản thảo hoàn chỉnh — World Development (Elsevier), đang chỉnh sửa</w:t>
+        <w:t xml:space="preserve">phân tích SIDS Thái Bình Dương: bản thảo hoàn chỉnh — World Development (Elsevier), đang chỉnh sửa</w:t>
       </w:r>
     </w:p>
     <w:p>
@@ -4992,13 +4973,13 @@
         <w:t xml:space="preserve"> </w:t>
       </w:r>
       <w:r>
-        <w:t xml:space="preserve">- 2026 H2: nộp P3, P4, P5 — hồ sơ nộp bài hoàn chỉnh (JABS/MIR/IJOEM)</w:t>
-      </w:r>
-      <w:r>
-        <w:t xml:space="preserve"> </w:t>
-      </w:r>
-      <w:r>
-        <w:t xml:space="preserve">- 2027 H1: ít nhất 1 bài được chấp nhận; nộp lại các bản chỉnh sửa P6/P7/P8</w:t>
+        <w:t xml:space="preserve">- 2026 H2: nộp phân tích Việt Nam, Singapore và Trung Quốc — hồ sơ nộp bài hoàn chỉnh (JABS/MIR/IJOEM)</w:t>
+      </w:r>
+      <w:r>
+        <w:t xml:space="preserve"> </w:t>
+      </w:r>
+      <w:r>
+        <w:t xml:space="preserve">- 2027 H1: ít nhất 1 bài được chấp nhận; nộp lại các bản chỉnh sửa phân tích tổng hợp và đa quốc gia/phân tích SIDS Thái Bình Dương</w:t>
       </w:r>
       <w:r>
         <w:t xml:space="preserve"> </w:t>
@@ -5142,7 +5123,7 @@
       </w:r>
     </w:p>
     <w:bookmarkEnd w:id="48"/>
-    <w:bookmarkStart w:id="49" w:name="X68f9fe279818b58126729bae1d966dab925ccf3"/>
+    <w:bookmarkStart w:id="49" w:name="Xae079deae3290a72e821614280c590b884041b7"/>
     <w:p>
       <w:pPr>
         <w:pStyle w:val="Heading2"/>
@@ -5157,7 +5138,7 @@
         <w:t xml:space="preserve">“</w:t>
       </w:r>
       <w:r>
-        <w:t xml:space="preserve">P8 Pacific không thuộc châu Á, vì sao lại đưa vào luận án?</w:t>
+        <w:t xml:space="preserve">phân tích SIDS Thái Bình Dương Pacific không thuộc châu Á, vì sao lại đưa vào luận án?</w:t>
       </w:r>
       <w:r>
         <w:t xml:space="preserve">”</w:t>
@@ -5568,7 +5549,7 @@
         <w:rPr>
           <w:rStyle w:val="VerbatimChar"/>
         </w:rPr>
-        <w:t xml:space="preserve">8 PAPERS (P1–P8):</w:t>
+        <w:t xml:space="preserve">8 PAPERS (P1–phân tích SIDS Thái Bình Dương):</w:t>
       </w:r>
       <w:r>
         <w:br/>
@@ -5595,7 +5576,7 @@
         <w:rPr>
           <w:rStyle w:val="VerbatimChar"/>
         </w:rPr>
-        <w:t xml:space="preserve">✅ P3 Vietnam — Nhóm IV (Lower_mid_transition), inverted-U (TP ~39–46% FSTS), DAI Tier-1 (draft → JABS)</w:t>
+        <w:t xml:space="preserve">✅ phân tích Việt Nam Vietnam — Nhóm IV (Lower_mid_transition), inverted-U (TP ~39–46% FSTS), DAI Tier-1 (draft → JABS)</w:t>
       </w:r>
       <w:r>
         <w:br/>
@@ -5604,7 +5585,7 @@
         <w:rPr>
           <w:rStyle w:val="VerbatimChar"/>
         </w:rPr>
-        <w:t xml:space="preserve">✅ P4 Singapore — Advanced I, inverted-U (TP ~82% FSTS), DAI Tier-1+2 moderation (draft → MIR)</w:t>
+        <w:t xml:space="preserve">✅ phân tích Singapore — Advanced I, inverted-U (TP ~82% FSTS), DAI Tier-1+2 moderation (draft → MIR)</w:t>
       </w:r>
       <w:r>
         <w:br/>
@@ -5613,7 +5594,7 @@
         <w:rPr>
           <w:rStyle w:val="VerbatimChar"/>
         </w:rPr>
-        <w:t xml:space="preserve">✅ P5 China temporal 2012–2024 (manuscript complete → IJOEM)</w:t>
+        <w:t xml:space="preserve">✅ phân tích Trung Quốc China temporal 2012–2024</w:t>
       </w:r>
       <w:r>
         <w:br/>
@@ -5622,7 +5603,7 @@
         <w:rPr>
           <w:rStyle w:val="VerbatimChar"/>
         </w:rPr>
-        <w:t xml:space="preserve">✅ P6 Meta-analysis three-level MARA k=238 (manuscript complete → IBR — International Business Review; r=0.074, I²=62.4%, ICRV Q_M=17.35**)</w:t>
+        <w:t xml:space="preserve">✅ phân tích tổng hợp Meta-analysis three-level MARA k=238 (r=0.074, I²=62.4%, ICRV Q_M=17.35**)</w:t>
       </w:r>
       <w:r>
         <w:br/>
@@ -5631,7 +5612,7 @@
         <w:rPr>
           <w:rStyle w:val="VerbatimChar"/>
         </w:rPr>
-        <w:t xml:space="preserve">✅ P7 Asian capstone TCI+DAI multi-country (manuscript complete → JIBS; N=82,302, TP≈37%, DAI moderation p&lt;.01)</w:t>
+        <w:t xml:space="preserve">✅ phân tích đa quốc gia Asian capstone TCI+DAI multi-country (N=82,302, TP≈37%, DAI moderation p&lt;.01)</w:t>
       </w:r>
       <w:r>
         <w:br/>
@@ -5640,7 +5621,7 @@
         <w:rPr>
           <w:rStyle w:val="VerbatimChar"/>
         </w:rPr>
-        <w:t xml:space="preserve">✅ P8 Pacific SIDS Forced Penalty (REVISED, submit World Development)</w:t>
+        <w:t xml:space="preserve">✅ phân tích SIDS Thái Bình Dương Pacific SIDS Forced Penalty (REVISED, submit World Development)</w:t>
       </w:r>
       <w:r>
         <w:br/>
@@ -5688,7 +5669,7 @@
         <w:rPr>
           <w:rStyle w:val="VerbatimChar"/>
         </w:rPr>
-        <w:t xml:space="preserve">Asian capstone (all 6 ICRV groups)  → Heterogeneous moderation; P7 TP~36%, DAI≠TCI</w:t>
+        <w:t xml:space="preserve">Asian capstone (all 6 ICRV groups)  → Heterogeneous moderation; phân tích đa quốc gia TP~36%, DAI≠TCI</w:t>
       </w:r>
       <w:r>
         <w:br/>
@@ -5709,7 +5690,7 @@
         <w:rPr>
           <w:rStyle w:val="VerbatimChar"/>
         </w:rPr>
-        <w:t xml:space="preserve">*Vietnam = Nhóm IV (Lower_mid_transition, Group 4/6) nhất quán trong toàn bộ luận án (P7 code: ICRV_MAP["Vietnam"]=4; data registry: Group IV). Nhãn "Frontier V" trước đây trong bản thảo P3 đã được sửa thành "Nhóm IV" — nhóm V (Emerging trong P7) là Afghanistan, Nepal, Cambodia, v.v. WGI Rule of Law Việt Nam: ~−0,66 (2009), ~−0,09 (2023), nguồn World Bank.</w:t>
+        <w:t xml:space="preserve">*Vietnam = Nhóm IV (Lower_mid_transition, Group 4/6) nhất quán trong toàn bộ luận án (phân tích đa quốc gia code: ICRV_MAP["Vietnam"]=4; data registry: Group IV). Nhãn "Frontier V" trước đây trong phân tích Việt Nam đã được sửa thành "Nhóm IV" — nhóm V (Emerging trong phân tích đa quốc gia) là Afghanistan, Nepal, Cambodia, v.v. WGI Rule of Law Việt Nam: ~−0,66 (2009), ~−0,09 (2023), nguồn World Bank.</w:t>
       </w:r>
       <w:r>
         <w:br/>
@@ -5899,7 +5880,7 @@
         <w:t xml:space="preserve"> </w:t>
       </w:r>
       <w:r>
-        <w:t xml:space="preserve">— P8 boundary case</w:t>
+        <w:t xml:space="preserve">— phân tích SIDS Thái Bình Dương boundary case</w:t>
       </w:r>
     </w:p>
     <w:p>

--- a/dist/luan_an/11_dissertation_positioning_vi.docx
+++ b/dist/luan_an/11_dissertation_positioning_vi.docx
@@ -193,7 +193,7 @@
         <w:pStyle w:val="Compact"/>
       </w:pPr>
       <w:r>
-        <w:t xml:space="preserve">Định vị dựa trên hiện tượng — vì sao luận án này khác biệt</w:t>
+        <w:t xml:space="preserve">Phenomenon-based positioning — vì sao luận án này khác</w:t>
       </w:r>
     </w:p>
     <w:p>
@@ -205,7 +205,7 @@
         <w:pStyle w:val="Compact"/>
       </w:pPr>
       <w:r>
-        <w:t xml:space="preserve">So sánh với 6 chương trình nghiên cứu tương đương</w:t>
+        <w:t xml:space="preserve">So sánh với 6 research programs comparable</w:t>
       </w:r>
     </w:p>
     <w:p>
@@ -217,7 +217,7 @@
         <w:pStyle w:val="Compact"/>
       </w:pPr>
       <w:r>
-        <w:t xml:space="preserve">So sánh với 4 luận án kinh điển trong tài liệu về quan hệ giữa quốc tế hóa và hiệu quả hoạt động</w:t>
+        <w:t xml:space="preserve">So sánh với 4 dissertations cổ điển trong I–P literature</w:t>
       </w:r>
     </w:p>
     <w:p>
@@ -229,7 +229,7 @@
         <w:pStyle w:val="Compact"/>
       </w:pPr>
       <w:r>
-        <w:t xml:space="preserve">So sánh với các luận án ở châu Á</w:t>
+        <w:t xml:space="preserve">So sánh với dissertations ở châu Á</w:t>
       </w:r>
     </w:p>
     <w:p>
@@ -241,7 +241,7 @@
         <w:pStyle w:val="Compact"/>
       </w:pPr>
       <w:r>
-        <w:t xml:space="preserve">Luận án Việt Nam cùng chủ đề</w:t>
+        <w:t xml:space="preserve">Dissertation Việt Nam cùng chủ đề</w:t>
       </w:r>
     </w:p>
     <w:p>
@@ -253,7 +253,7 @@
         <w:pStyle w:val="Compact"/>
       </w:pPr>
       <w:r>
-        <w:t xml:space="preserve">Ma trận khác biệt hóa</w:t>
+        <w:t xml:space="preserve">Differentiation matrix</w:t>
       </w:r>
     </w:p>
     <w:p>
@@ -265,7 +265,7 @@
         <w:pStyle w:val="Compact"/>
       </w:pPr>
       <w:r>
-        <w:t xml:space="preserve">Các điểm trình bày cho buổi demo với giảng viên hướng dẫn</w:t>
+        <w:t xml:space="preserve">Talking points cho buổi demo GVHD</w:t>
       </w:r>
     </w:p>
     <w:p>
@@ -313,7 +313,7 @@
         <w:pStyle w:val="Compact"/>
       </w:pPr>
       <w:r>
-        <w:t xml:space="preserve">File kèm theo để demo với giảng viên hướng dẫn</w:t>
+        <w:t xml:space="preserve">File kèm theo để demo GVHD</w:t>
       </w:r>
     </w:p>
     <w:p>
@@ -324,13 +324,13 @@
       </w:r>
     </w:p>
     <w:bookmarkEnd w:id="22"/>
-    <w:bookmarkStart w:id="23" w:name="Xf6f47a997e69c5c61f0a15dab729d86b11298e9"/>
+    <w:bookmarkStart w:id="23" w:name="Xea3db4baaabbeef9055baaadbb86cb2e0b2856a"/>
     <w:p>
       <w:pPr>
         <w:pStyle w:val="Heading1"/>
       </w:pPr>
       <w:r>
-        <w:t xml:space="preserve">1. Định vị dựa trên hiện tượng — vì sao luận án này khác biệt</w:t>
+        <w:t xml:space="preserve">1. Phenomenon-based positioning — vì sao luận án này khác</w:t>
       </w:r>
     </w:p>
     <w:p>
@@ -338,7 +338,7 @@
         <w:pStyle w:val="FirstParagraph"/>
       </w:pPr>
       <w:r>
-        <w:t xml:space="preserve">Luận án của nghiên cứu sinh là một</w:t>
+        <w:t xml:space="preserve">Luận án của NCS là</w:t>
       </w:r>
       <w:r>
         <w:t xml:space="preserve"> </w:t>
@@ -348,10 +348,13 @@
           <w:bCs/>
           <w:b/>
         </w:rPr>
-        <w:t xml:space="preserve">luận án tích hợp nhiều tuyến phân tích</w:t>
-      </w:r>
-      <w:r>
-        <w:t xml:space="preserve">, dựa trên</w:t>
+        <w:t xml:space="preserve">cumulative dissertation</w:t>
+      </w:r>
+      <w:r>
+        <w:t xml:space="preserve"> </w:t>
+      </w:r>
+      <w:r>
+        <w:t xml:space="preserve">với</w:t>
       </w:r>
       <w:r>
         <w:t xml:space="preserve"> </w:t>
@@ -361,13 +364,13 @@
           <w:bCs/>
           <w:b/>
         </w:rPr>
-        <w:t xml:space="preserve">dữ liệu WBES đa quốc gia ở 45 nền kinh tế</w:t>
-      </w:r>
-      <w:r>
-        <w:t xml:space="preserve"> </w:t>
-      </w:r>
-      <w:r>
-        <w:t xml:space="preserve">và</w:t>
+        <w:t xml:space="preserve">8 papers</w:t>
+      </w:r>
+      <w:r>
+        <w:t xml:space="preserve"> </w:t>
+      </w:r>
+      <w:r>
+        <w:t xml:space="preserve">(P1–P8),</w:t>
       </w:r>
       <w:r>
         <w:t xml:space="preserve"> </w:t>
@@ -377,13 +380,10 @@
           <w:bCs/>
           <w:b/>
         </w:rPr>
-        <w:t xml:space="preserve">mạch trần thuật về gradient thể chế</w:t>
-      </w:r>
-      <w:r>
-        <w:t xml:space="preserve"> </w:t>
-      </w:r>
-      <w:r>
-        <w:t xml:space="preserve">theo khung ICRV (Institutional Context Regime Variation — Biến thiên chế độ bối cảnh thể chế), trải từ Singapore (ICRV Regime I — Advanced Innovation-Driven) đến Pacific SIDS (ICRV Regime V/Frontier). Trong số 1,745 bài báo sử dụng WBES đã công bố,</w:t>
+        <w:t xml:space="preserve">multi-country WBES 47–45 economies</w:t>
+      </w:r>
+      <w:r>
+        <w:t xml:space="preserve">,</w:t>
       </w:r>
       <w:r>
         <w:t xml:space="preserve"> </w:t>
@@ -393,21 +393,13 @@
           <w:bCs/>
           <w:b/>
         </w:rPr>
-        <w:t xml:space="preserve">không có</w:t>
-      </w:r>
-      <w:r>
-        <w:t xml:space="preserve"> </w:t>
-      </w:r>
-      <w:r>
-        <w:t xml:space="preserve">luận án nào có cấu trúc tương đương.</w:t>
-      </w:r>
-    </w:p>
-    <w:p>
-      <w:pPr>
-        <w:pStyle w:val="BodyText"/>
-      </w:pPr>
-      <w:r>
-        <w:t xml:space="preserve">Tổng luận này đối chiếu luận án với các công trình nghiên cứu quốc tế và châu Á tương đương nhằm chứng minh</w:t>
+        <w:t xml:space="preserve">institutional gradient narrative</w:t>
+      </w:r>
+      <w:r>
+        <w:t xml:space="preserve"> </w:t>
+      </w:r>
+      <w:r>
+        <w:t xml:space="preserve">theo khung ICRV (Institutional Context Regime Variation — Biến thiên chế độ bối cảnh thể chế) từ Singapore (ICRV Regime I — Advanced Innovation-Driven) đến Pacific SIDS (ICRV Regime V/Frontier). Trong 1,745 papers sử dụng WBES đã công bố,</w:t>
       </w:r>
       <w:r>
         <w:t xml:space="preserve"> </w:t>
@@ -417,6 +409,30 @@
           <w:bCs/>
           <w:b/>
         </w:rPr>
+        <w:t xml:space="preserve">không có</w:t>
+      </w:r>
+      <w:r>
+        <w:t xml:space="preserve"> </w:t>
+      </w:r>
+      <w:r>
+        <w:t xml:space="preserve">dissertation nào có cấu trúc tương đương.</w:t>
+      </w:r>
+    </w:p>
+    <w:p>
+      <w:pPr>
+        <w:pStyle w:val="BodyText"/>
+      </w:pPr>
+      <w:r>
+        <w:t xml:space="preserve">Tông luận này đối chiếu luận án với các công trình nghiên cứu quốc tế và châu Á tương đương để chứng minh</w:t>
+      </w:r>
+      <w:r>
+        <w:t xml:space="preserve"> </w:t>
+      </w:r>
+      <w:r>
+        <w:rPr>
+          <w:bCs/>
+          <w:b/>
+        </w:rPr>
         <w:t xml:space="preserve">tính mới và đóng góp độc đáo</w:t>
       </w:r>
       <w:r>
@@ -427,13 +443,13 @@
       </w:r>
     </w:p>
     <w:bookmarkEnd w:id="23"/>
-    <w:bookmarkStart w:id="30" w:name="Xbbb641c37adb5958546c23562a2dfbfa14d699f"/>
+    <w:bookmarkStart w:id="30" w:name="X553f1a1e2b058aa59b22352f709fc051083c185"/>
     <w:p>
       <w:pPr>
         <w:pStyle w:val="Heading1"/>
       </w:pPr>
       <w:r>
-        <w:t xml:space="preserve">2. So sánh với 6 chương trình nghiên cứu tương đương</w:t>
+        <w:t xml:space="preserve">2. So sánh với 6 research programs comparable</w:t>
       </w:r>
     </w:p>
     <w:bookmarkStart w:id="24" w:name="marano-et-al.-2016-journal-of-management"/>
@@ -780,13 +796,16 @@
         <w:t xml:space="preserve">“</w:t>
       </w:r>
       <w:r>
-        <w:t xml:space="preserve">điều tiết thể chế</w:t>
+        <w:t xml:space="preserve">institutional moderation</w:t>
       </w:r>
       <w:r>
         <w:t xml:space="preserve">”</w:t>
       </w:r>
       <w:r>
-        <w:t xml:space="preserve">, còn luận án của nghiên cứu sinh đi xa hơn đến mức</w:t>
+        <w:t xml:space="preserve"> </w:t>
+      </w:r>
+      <w:r>
+        <w:t xml:space="preserve">— luận án của NCS đi xa hơn sắc biết</w:t>
       </w:r>
       <w:r>
         <w:t xml:space="preserve"> </w:t>
@@ -795,7 +814,7 @@
         <w:t xml:space="preserve">“</w:t>
       </w:r>
       <w:r>
-        <w:t xml:space="preserve">phụ thuộc thể chế</w:t>
+        <w:t xml:space="preserve">institutional dependency</w:t>
       </w:r>
       <w:r>
         <w:t xml:space="preserve">”</w:t>
@@ -804,7 +823,7 @@
         <w:t xml:space="preserve"> </w:t>
       </w:r>
       <w:r>
-        <w:t xml:space="preserve">(dấu của hiệu ứng đảo chiều khi chế độ thể chế ở mức cực đoan).</w:t>
+        <w:t xml:space="preserve">(sign reversal khi regime extreme).</w:t>
       </w:r>
     </w:p>
     <w:bookmarkEnd w:id="24"/>
@@ -1087,7 +1106,7 @@
         <w:t xml:space="preserve">Điểm khác biệt</w:t>
       </w:r>
       <w:r>
-        <w:t xml:space="preserve">: Wu tập trung vào doanh nghiệp đa quốc gia thị trường mới nổi nói chung; nghiên cứu sinh tập trung vào</w:t>
+        <w:t xml:space="preserve">: Wu focus EMNEs broadly; NCS focus</w:t>
       </w:r>
       <w:r>
         <w:t xml:space="preserve"> </w:t>
@@ -1097,10 +1116,13 @@
           <w:bCs/>
           <w:b/>
         </w:rPr>
-        <w:t xml:space="preserve">châu Á và Thái Bình Dương</w:t>
-      </w:r>
-      <w:r>
-        <w:t xml:space="preserve">, kèm các</w:t>
+        <w:t xml:space="preserve">Asia + Pacific</w:t>
+      </w:r>
+      <w:r>
+        <w:t xml:space="preserve"> </w:t>
+      </w:r>
+      <w:r>
+        <w:t xml:space="preserve">với</w:t>
       </w:r>
       <w:r>
         <w:t xml:space="preserve"> </w:t>
@@ -1110,13 +1132,13 @@
           <w:bCs/>
           <w:b/>
         </w:rPr>
-        <w:t xml:space="preserve">trường hợp biên</w:t>
-      </w:r>
-      <w:r>
-        <w:t xml:space="preserve"> </w:t>
-      </w:r>
-      <w:r>
-        <w:t xml:space="preserve">Pacific SIDS mà Wu chưa bao quát.</w:t>
+        <w:t xml:space="preserve">boundary cases</w:t>
+      </w:r>
+      <w:r>
+        <w:t xml:space="preserve"> </w:t>
+      </w:r>
+      <w:r>
+        <w:t xml:space="preserve">Pacific SIDS (Wu không cover).</w:t>
       </w:r>
     </w:p>
     <w:bookmarkEnd w:id="25"/>
@@ -1367,7 +1389,7 @@
         <w:t xml:space="preserve">Điểm khác biệt</w:t>
       </w:r>
       <w:r>
-        <w:t xml:space="preserve">: Kirca đã thiết lập tính phụ thuộc bối cảnh; nghiên cứu sinh mở rộng sang tính điều kiện theo bối cảnh, kèm bằng chứng về sự đảo chiều của dấu hiệu ứng.</w:t>
+        <w:t xml:space="preserve">: Kirca established context-dependent; NCS extended sang context-conditional với sign reversal evidence.</w:t>
       </w:r>
     </w:p>
     <w:bookmarkEnd w:id="26"/>
@@ -1578,7 +1600,7 @@
         <w:t xml:space="preserve">Điểm khác biệt</w:t>
       </w:r>
       <w:r>
-        <w:t xml:space="preserve">: Cuervo-Cazurra nghiên cứu một quốc gia; nghiên cứu sinh nghiên cứu đa quốc gia kèm gradient thể chế.</w:t>
+        <w:t xml:space="preserve">: Cuervo-Cazurra single country; NCS multi-country với institutional gradient.</w:t>
       </w:r>
     </w:p>
     <w:bookmarkEnd w:id="27"/>
@@ -1829,7 +1851,7 @@
         <w:t xml:space="preserve">Điểm khác biệt</w:t>
       </w:r>
       <w:r>
-        <w:t xml:space="preserve">: Bhandari nghiên cứu một quốc gia là Hoa Kỳ, gộp năng lực số theo logic dàn xếp nguồn lực; nghiên cứu sinh nghiên cứu</w:t>
+        <w:t xml:space="preserve">: Bhandari single-country USA, gộp digital capability theo resource-orchestration logic; NCS</w:t>
       </w:r>
       <w:r>
         <w:t xml:space="preserve"> </w:t>
@@ -1839,13 +1861,13 @@
           <w:bCs/>
           <w:b/>
         </w:rPr>
-        <w:t xml:space="preserve">đa quốc gia thị trường mới nổi</w:t>
-      </w:r>
-      <w:r>
-        <w:t xml:space="preserve"> </w:t>
-      </w:r>
-      <w:r>
-        <w:t xml:space="preserve">và</w:t>
+        <w:t xml:space="preserve">multi-country emerging</w:t>
+      </w:r>
+      <w:r>
+        <w:t xml:space="preserve"> </w:t>
+      </w:r>
+      <w:r>
+        <w:t xml:space="preserve">+</w:t>
       </w:r>
       <w:r>
         <w:t xml:space="preserve"> </w:t>
@@ -1855,13 +1877,13 @@
           <w:bCs/>
           <w:b/>
         </w:rPr>
-        <w:t xml:space="preserve">tách bạch TCI với DAI</w:t>
-      </w:r>
-      <w:r>
-        <w:t xml:space="preserve"> </w:t>
-      </w:r>
-      <w:r>
-        <w:t xml:space="preserve">(kế thừa Bharadwaj 2013, Verhoef 2021, Cohen &amp; Levinthal 1990, Lall 1992), nhờ đó vững hơn về mặt lý thuyết.</w:t>
+        <w:t xml:space="preserve">TCI/DAI separated</w:t>
+      </w:r>
+      <w:r>
+        <w:t xml:space="preserve"> </w:t>
+      </w:r>
+      <w:r>
+        <w:t xml:space="preserve">(kế thừa Bharadwaj 2013, Verhoef 2021, Cohen &amp; Levinthal 1990, Lall 1992) — theoretically stronger.</w:t>
       </w:r>
     </w:p>
     <w:bookmarkEnd w:id="28"/>
@@ -2078,18 +2100,18 @@
         <w:t xml:space="preserve">Điểm khác biệt</w:t>
       </w:r>
       <w:r>
-        <w:t xml:space="preserve">: Chen và Meng chỉ phân tích riêng Trung Quốc; nghiên cứu sinh định vị Trung Quốc trong một gradient rộng hơn.</w:t>
+        <w:t xml:space="preserve">: Chen &amp; Meng analyze China alone; NCS positions China within broader gradient.</w:t>
       </w:r>
     </w:p>
     <w:bookmarkEnd w:id="29"/>
     <w:bookmarkEnd w:id="30"/>
-    <w:bookmarkStart w:id="35" w:name="X78aea080e7d2733005bc9e209e601db53b462e8"/>
+    <w:bookmarkStart w:id="35" w:name="Xab8dd5d792a38842c986f53744c2426e61339fb"/>
     <w:p>
       <w:pPr>
         <w:pStyle w:val="Heading1"/>
       </w:pPr>
       <w:r>
-        <w:t xml:space="preserve">3. So sánh với 4 luận án kinh điển trong tài liệu về quan hệ giữa quốc tế hóa và hiệu quả hoạt động</w:t>
+        <w:t xml:space="preserve">3. So sánh với 4 dissertations cổ điển trong I-P literature</w:t>
       </w:r>
     </w:p>
     <w:bookmarkStart w:id="31" w:name="Xa0703f80107e1a5fdd14867c21014c2a1cace97"/>
@@ -2320,10 +2342,10 @@
           <w:bCs/>
           <w:b/>
         </w:rPr>
-        <w:t xml:space="preserve">Điểm kế thừa</w:t>
-      </w:r>
-      <w:r>
-        <w:t xml:space="preserve">: nghiên cứu sinh kế thừa khung đường chữ S, mở rộng sang nhiều bối cảnh châu Á và trường hợp cực đoan ở Thái Bình Dương.</w:t>
+        <w:t xml:space="preserve">Điểm kết thừa</w:t>
+      </w:r>
+      <w:r>
+        <w:t xml:space="preserve">: NCS kế thừa S-curve framework, mở rộng sang multiple Asian contexts + Pacific extreme.</w:t>
       </w:r>
     </w:p>
     <w:bookmarkEnd w:id="31"/>
@@ -2547,13 +2569,13 @@
           <w:bCs/>
           <w:b/>
         </w:rPr>
-        <w:t xml:space="preserve">Công trình nền tảng về quan hệ chữ U ngược</w:t>
-      </w:r>
-      <w:r>
-        <w:t xml:space="preserve"> </w:t>
-      </w:r>
-      <w:r>
-        <w:t xml:space="preserve">(doanh nghiệp Hoa Kỳ). Nghiên cứu sinh kế thừa khung này và</w:t>
+        <w:t xml:space="preserve">Foundational inverted-U paper</w:t>
+      </w:r>
+      <w:r>
+        <w:t xml:space="preserve"> </w:t>
+      </w:r>
+      <w:r>
+        <w:t xml:space="preserve">(US firms). NCS kế thừa framework,</w:t>
       </w:r>
       <w:r>
         <w:t xml:space="preserve"> </w:t>
@@ -2563,13 +2585,13 @@
           <w:bCs/>
           <w:b/>
         </w:rPr>
-        <w:t xml:space="preserve">kiểm định các điều kiện biên</w:t>
-      </w:r>
-      <w:r>
-        <w:t xml:space="preserve"> </w:t>
-      </w:r>
-      <w:r>
-        <w:t xml:space="preserve">trong bối cảnh châu Á và Thái Bình Dương.</w:t>
+        <w:t xml:space="preserve">test boundary conditions</w:t>
+      </w:r>
+      <w:r>
+        <w:t xml:space="preserve"> </w:t>
+      </w:r>
+      <w:r>
+        <w:t xml:space="preserve">trong bối cảnh châu Á + Pacific.</w:t>
       </w:r>
     </w:p>
     <w:bookmarkEnd w:id="33"/>
@@ -2773,10 +2795,10 @@
           <w:bCs/>
           <w:b/>
         </w:rPr>
-        <w:t xml:space="preserve">Điểm kế thừa</w:t>
-      </w:r>
-      <w:r>
-        <w:t xml:space="preserve">: Verbeke đặt nghi vấn về quan hệ dương giữa mức độ quốc tế hóa và hiệu quả. Nghiên cứu sinh</w:t>
+        <w:t xml:space="preserve">Điểm kết thừa</w:t>
+      </w:r>
+      <w:r>
+        <w:t xml:space="preserve">: Verbeke challenged positive DOI-FP. NCS</w:t>
       </w:r>
       <w:r>
         <w:t xml:space="preserve"> </w:t>
@@ -2786,24 +2808,24 @@
           <w:bCs/>
           <w:b/>
         </w:rPr>
-        <w:t xml:space="preserve">giải thích sự dị biệt</w:t>
-      </w:r>
-      <w:r>
-        <w:t xml:space="preserve"> </w:t>
-      </w:r>
-      <w:r>
-        <w:t xml:space="preserve">vốn tạo ra cả kết quả dương lẫn âm dọc theo gradient thể chế.</w:t>
+        <w:t xml:space="preserve">explains heterogeneity</w:t>
+      </w:r>
+      <w:r>
+        <w:t xml:space="preserve"> </w:t>
+      </w:r>
+      <w:r>
+        <w:t xml:space="preserve">that produces both positive and negative results across institutional gradient.</w:t>
       </w:r>
     </w:p>
     <w:bookmarkEnd w:id="34"/>
     <w:bookmarkEnd w:id="35"/>
-    <w:bookmarkStart w:id="38" w:name="so-sánh-với-các-luận-án-ở-châu-á"/>
+    <w:bookmarkStart w:id="38" w:name="so-sánh-với-dissertations-ở-châu-á"/>
     <w:p>
       <w:pPr>
         <w:pStyle w:val="Heading1"/>
       </w:pPr>
       <w:r>
-        <w:t xml:space="preserve">4. So sánh với các luận án ở châu Á</w:t>
+        <w:t xml:space="preserve">4. So sánh với dissertations ở châu Á</w:t>
       </w:r>
     </w:p>
     <w:p>
@@ -2811,7 +2833,7 @@
         <w:pStyle w:val="FirstParagraph"/>
       </w:pPr>
       <w:r>
-        <w:t xml:space="preserve">Kết quả tra cứu trong các kho ProQuest Dissertations, JIBS và AMJ với từ khóa</w:t>
+        <w:t xml:space="preserve">Tìm kiếm ProQuest Dissertations + JIBS + AMJ archives cho</w:t>
       </w:r>
       <w:r>
         <w:t xml:space="preserve"> </w:t>
@@ -2829,13 +2851,13 @@
         <w:t xml:space="preserve">:</w:t>
       </w:r>
     </w:p>
-    <w:bookmarkStart w:id="36" w:name="X8e528244a842d086bcf91cedf130c77b25df79d"/>
+    <w:bookmarkStart w:id="36" w:name="Xb39567414d5bbbe7ae1d42d758780dc2fa781db"/>
     <w:p>
       <w:pPr>
         <w:pStyle w:val="Heading2"/>
       </w:pPr>
       <w:r>
-        <w:t xml:space="preserve">4.1 Luận án châu Á cùng chủ đề — khuôn mẫu điển hình</w:t>
+        <w:t xml:space="preserve">4.1 Asian dissertations cùng chủ đề — typical pattern</w:t>
       </w:r>
     </w:p>
     <w:p>
@@ -2851,10 +2873,10 @@
           <w:bCs/>
           <w:b/>
         </w:rPr>
-        <w:t xml:space="preserve">Khuôn mẫu</w:t>
-      </w:r>
-      <w:r>
-        <w:t xml:space="preserve">: tập trung 1 quốc gia (Trung Quốc/Hàn Quốc/Đài Loan), 1–3 bài báo, một phương pháp duy nhất</w:t>
+        <w:t xml:space="preserve">Pattern</w:t>
+      </w:r>
+      <w:r>
+        <w:t xml:space="preserve">: 1 country focus (China/Korea/Taiwan), 1–3 papers, single methodology</w:t>
       </w:r>
     </w:p>
     <w:p>
@@ -2870,10 +2892,10 @@
           <w:bCs/>
           <w:b/>
         </w:rPr>
-        <w:t xml:space="preserve">Quy mô mẫu</w:t>
-      </w:r>
-      <w:r>
-        <w:t xml:space="preserve">: 100–1,500 doanh nghiệp</w:t>
+        <w:t xml:space="preserve">Sample size</w:t>
+      </w:r>
+      <w:r>
+        <w:t xml:space="preserve">: 100–1,500 firms</w:t>
       </w:r>
     </w:p>
     <w:p>
@@ -2889,10 +2911,10 @@
           <w:bCs/>
           <w:b/>
         </w:rPr>
-        <w:t xml:space="preserve">Lý thuyết</w:t>
-      </w:r>
-      <w:r>
-        <w:t xml:space="preserve">: 1–2 khung (lý thuyết dựa trên nguồn lực hoặc lý thuyết thể chế)</w:t>
+        <w:t xml:space="preserve">Theory</w:t>
+      </w:r>
+      <w:r>
+        <w:t xml:space="preserve">: 1–2 frameworks (RBV hoặc Institutional Theory)</w:t>
       </w:r>
     </w:p>
     <w:p>
@@ -2908,20 +2930,20 @@
           <w:bCs/>
           <w:b/>
         </w:rPr>
-        <w:t xml:space="preserve">Đóng góp</w:t>
-      </w:r>
-      <w:r>
-        <w:t xml:space="preserve">: phát hiện đặc thù theo quốc gia</w:t>
+        <w:t xml:space="preserve">Contribution</w:t>
+      </w:r>
+      <w:r>
+        <w:t xml:space="preserve">: Country-specific findings</w:t>
       </w:r>
     </w:p>
     <w:bookmarkEnd w:id="36"/>
-    <w:bookmarkStart w:id="37" w:name="X86dfb7786b8e0302f5a3a2fa26048a238ebbebd"/>
+    <w:bookmarkStart w:id="37" w:name="ncs-dissertation-differentiation"/>
     <w:p>
       <w:pPr>
         <w:pStyle w:val="Heading2"/>
       </w:pPr>
       <w:r>
-        <w:t xml:space="preserve">4.2 Điểm khác biệt của luận án nghiên cứu sinh</w:t>
+        <w:t xml:space="preserve">4.2 NCS dissertation differentiation</w:t>
       </w:r>
     </w:p>
     <w:tbl>
@@ -2990,7 +3012,7 @@
                 <w:bCs/>
                 <w:b/>
               </w:rPr>
-              <w:t xml:space="preserve"># tuyến phân tích</w:t>
+              <w:t xml:space="preserve"># papers</w:t>
             </w:r>
           </w:p>
         </w:tc>
@@ -3018,7 +3040,7 @@
                 <w:bCs/>
                 <w:b/>
               </w:rPr>
-              <w:t xml:space="preserve">Nhiều tuyến: tổng hợp + đa quốc gia + theo từng nền kinh tế + trường hợp biên</w:t>
+              <w:t xml:space="preserve">8 (P1–P8)</w:t>
             </w:r>
           </w:p>
         </w:tc>
@@ -3294,7 +3316,7 @@
                 <w:bCs/>
                 <w:b/>
               </w:rPr>
-              <w:t xml:space="preserve">2 bài đã công bố + mức tham chiếu ICBEF proceedings</w:t>
+              <w:t xml:space="preserve">2 đã công bố + 1 ICBEF proceedings + 5 manuscripts</w:t>
             </w:r>
           </w:p>
         </w:tc>
@@ -3302,13 +3324,13 @@
     </w:tbl>
     <w:bookmarkEnd w:id="37"/>
     <w:bookmarkEnd w:id="38"/>
-    <w:bookmarkStart w:id="39" w:name="luận-án-việt-nam-cùng-chủ-đề"/>
+    <w:bookmarkStart w:id="39" w:name="dissertation-việt-nam-cùng-chủ-đề"/>
     <w:p>
       <w:pPr>
         <w:pStyle w:val="Heading1"/>
       </w:pPr>
       <w:r>
-        <w:t xml:space="preserve">5. Luận án Việt Nam cùng chủ đề</w:t>
+        <w:t xml:space="preserve">5. Dissertation Việt Nam cùng chủ đề</w:t>
       </w:r>
     </w:p>
     <w:p>
@@ -3316,7 +3338,7 @@
         <w:pStyle w:val="FirstParagraph"/>
       </w:pPr>
       <w:r>
-        <w:t xml:space="preserve">Kết quả tra cứu trong cơ sở dữ liệu luận án của các trường CTU, NEU, UEH và Đại học Ngoại thương:</w:t>
+        <w:t xml:space="preserve">Tìm trong cơ sở dữ liệu Luận án CTU, NEU, UEH, Foreign Trade University:</w:t>
       </w:r>
     </w:p>
     <w:p>
@@ -3328,7 +3350,7 @@
         <w:pStyle w:val="Compact"/>
       </w:pPr>
       <w:r>
-        <w:t xml:space="preserve">Khuôn mẫu: tập trung 1 ngành hoặc 1 vùng (ví dụ:</w:t>
+        <w:t xml:space="preserve">Pattern: focus 1 ngành hoặc 1 vùng (vd:</w:t>
       </w:r>
       <w:r>
         <w:t xml:space="preserve"> </w:t>
@@ -3337,7 +3359,7 @@
         <w:t xml:space="preserve">“</w:t>
       </w:r>
       <w:r>
-        <w:t xml:space="preserve">Quốc tế hóa và hiệu quả doanh nghiệp ngành dệt may Việt Nam</w:t>
+        <w:t xml:space="preserve">DOI và hiệu quả doanh nghiệp ngành dệt may Việt Nam</w:t>
       </w:r>
       <w:r>
         <w:t xml:space="preserve">”</w:t>
@@ -3355,7 +3377,7 @@
         <w:pStyle w:val="Compact"/>
       </w:pPr>
       <w:r>
-        <w:t xml:space="preserve">Phương pháp: chủ yếu là dữ liệu bảng đơn quốc gia</w:t>
+        <w:t xml:space="preserve">Method: chủ yếu single-country panel</w:t>
       </w:r>
     </w:p>
     <w:p>
@@ -3367,7 +3389,7 @@
         <w:pStyle w:val="Compact"/>
       </w:pPr>
       <w:r>
-        <w:t xml:space="preserve">Lý thuyết: chủ yếu lý thuyết dựa trên nguồn lực hoặc Uppsala, không tích hợp</w:t>
+        <w:t xml:space="preserve">Theory: chủ yếu RBV hoặc Uppsala, không integrated</w:t>
       </w:r>
     </w:p>
     <w:p>
@@ -3391,7 +3413,7 @@
           <w:bCs/>
           <w:b/>
         </w:rPr>
-        <w:t xml:space="preserve">Điểm khác biệt của luận án nghiên cứu sinh</w:t>
+        <w:t xml:space="preserve">NCS dissertation differentiation</w:t>
       </w:r>
       <w:r>
         <w:t xml:space="preserve">:</w:t>
@@ -3400,7 +3422,7 @@
         <w:t xml:space="preserve"> </w:t>
       </w:r>
       <w:r>
-        <w:t xml:space="preserve">- Lần đầu tiên nghiên cứu</w:t>
+        <w:t xml:space="preserve">- Đầu tiên</w:t>
       </w:r>
       <w:r>
         <w:t xml:space="preserve"> </w:t>
@@ -3410,19 +3432,19 @@
           <w:bCs/>
           <w:b/>
         </w:rPr>
-        <w:t xml:space="preserve">đa quốc gia châu Á và Thái Bình Dương</w:t>
-      </w:r>
-      <w:r>
-        <w:t xml:space="preserve"> </w:t>
-      </w:r>
-      <w:r>
-        <w:t xml:space="preserve">trong một luận án tiến sĩ tại Việt Nam</w:t>
-      </w:r>
-      <w:r>
-        <w:t xml:space="preserve"> </w:t>
-      </w:r>
-      <w:r>
-        <w:t xml:space="preserve">- Lần đầu tiên là</w:t>
+        <w:t xml:space="preserve">châu Á + Pacific multi-country</w:t>
+      </w:r>
+      <w:r>
+        <w:t xml:space="preserve"> </w:t>
+      </w:r>
+      <w:r>
+        <w:t xml:space="preserve">trong VN PhD</w:t>
+      </w:r>
+      <w:r>
+        <w:t xml:space="preserve"> </w:t>
+      </w:r>
+      <w:r>
+        <w:t xml:space="preserve">- Đầu tiên</w:t>
       </w:r>
       <w:r>
         <w:t xml:space="preserve"> </w:t>
@@ -3432,16 +3454,19 @@
           <w:bCs/>
           <w:b/>
         </w:rPr>
-        <w:t xml:space="preserve">luận án tích lũy gồm 8 bài báo</w:t>
-      </w:r>
-      <w:r>
-        <w:t xml:space="preserve">, trong đó 2 bài đã công bố</w:t>
-      </w:r>
-      <w:r>
-        <w:t xml:space="preserve"> </w:t>
-      </w:r>
-      <w:r>
-        <w:t xml:space="preserve">- Lần đầu tiên</w:t>
+        <w:t xml:space="preserve">cumulative thesis 8 papers</w:t>
+      </w:r>
+      <w:r>
+        <w:t xml:space="preserve"> </w:t>
+      </w:r>
+      <w:r>
+        <w:t xml:space="preserve">với 2 đã công bố</w:t>
+      </w:r>
+      <w:r>
+        <w:t xml:space="preserve"> </w:t>
+      </w:r>
+      <w:r>
+        <w:t xml:space="preserve">- Đầu tiên</w:t>
       </w:r>
       <w:r>
         <w:t xml:space="preserve"> </w:t>
@@ -3451,13 +3476,13 @@
           <w:bCs/>
           <w:b/>
         </w:rPr>
-        <w:t xml:space="preserve">tích hợp khung 4 tầng cùng lăng kính năng lực số</w:t>
-      </w:r>
-      <w:r>
-        <w:t xml:space="preserve"> </w:t>
-      </w:r>
-      <w:r>
-        <w:t xml:space="preserve">- Lần đầu tiên có một</w:t>
+        <w:t xml:space="preserve">integrated 4-tier framework + digital lens</w:t>
+      </w:r>
+      <w:r>
+        <w:t xml:space="preserve"> </w:t>
+      </w:r>
+      <w:r>
+        <w:t xml:space="preserve">- Đầu tiên</w:t>
       </w:r>
       <w:r>
         <w:t xml:space="preserve"> </w:t>
@@ -3467,23 +3492,23 @@
           <w:bCs/>
           <w:b/>
         </w:rPr>
-        <w:t xml:space="preserve">đóng góp lý thuyết được định danh</w:t>
-      </w:r>
-      <w:r>
-        <w:t xml:space="preserve"> </w:t>
-      </w:r>
-      <w:r>
-        <w:t xml:space="preserve">(gánh nặng quốc tế hóa bắt buộc — Forced Internationalization Penalty)</w:t>
+        <w:t xml:space="preserve">named theoretical contribution</w:t>
+      </w:r>
+      <w:r>
+        <w:t xml:space="preserve"> </w:t>
+      </w:r>
+      <w:r>
+        <w:t xml:space="preserve">(Forced Internationalization Penalty)</w:t>
       </w:r>
     </w:p>
     <w:bookmarkEnd w:id="39"/>
-    <w:bookmarkStart w:id="40" w:name="X01582b53cfc5cf7b42e4fbf75992fb553899db0"/>
+    <w:bookmarkStart w:id="40" w:name="X904d3cf6da9268b4a8195defd3f92c1ef21e91c"/>
     <w:p>
       <w:pPr>
         <w:pStyle w:val="Heading1"/>
       </w:pPr>
       <w:r>
-        <w:t xml:space="preserve">6. Ma trận khác biệt hóa — luận án của nghiên cứu sinh so với 7 mốc tham chiếu</w:t>
+        <w:t xml:space="preserve">6. Differentiation matrix — luận án của NCS so với 7 reference points</w:t>
       </w:r>
     </w:p>
     <w:tbl>
@@ -4206,7 +4231,7 @@
                 <w:bCs/>
                 <w:b/>
               </w:rPr>
-              <w:t xml:space="preserve">Full ICRV Regime I→V (6-regime CD2; 5-regime phân tích Việt Nam và tổng hợp)</w:t>
+              <w:t xml:space="preserve">Full ICRV Regime I→V (6-regime CD2; 5-regime P3/P6)</w:t>
             </w:r>
           </w:p>
         </w:tc>
@@ -4567,13 +4592,13 @@
       </w:tr>
     </w:tbl>
     <w:bookmarkEnd w:id="40"/>
-    <w:bookmarkStart w:id="45" w:name="X85dd6b1c221705be2fa5a60182b3887011946ea"/>
+    <w:bookmarkStart w:id="45" w:name="talking-points-cho-buổi-demo-gvhd"/>
     <w:p>
       <w:pPr>
         <w:pStyle w:val="Heading1"/>
       </w:pPr>
       <w:r>
-        <w:t xml:space="preserve">7. Các điểm trình bày cho buổi demo với giảng viên hướng dẫn</w:t>
+        <w:t xml:space="preserve">7. Talking points cho buổi demo GVHD</w:t>
       </w:r>
     </w:p>
     <w:bookmarkStart w:id="41" w:name="vì-sao-luận-án-này-khác-và-có-đóng-góp"/>
@@ -4602,7 +4627,7 @@
         <w:pStyle w:val="FirstParagraph"/>
       </w:pPr>
       <w:r>
-        <w:t xml:space="preserve">Mở đầu bằng một lời dẫn dựa trên hiện tượng:</w:t>
+        <w:t xml:space="preserve">Mở bằng phenomenon-based pitch:</w:t>
       </w:r>
     </w:p>
     <w:p>
@@ -4613,7 +4638,7 @@
         <w:t xml:space="preserve">“</w:t>
       </w:r>
       <w:r>
-        <w:t xml:space="preserve">Trong 50 năm nghiên cứu về quan hệ giữa quốc tế hóa và hiệu quả hoạt động, vẫn còn một khoảng trống cơ bản: chưa ai kiểm định xem</w:t>
+        <w:t xml:space="preserve">Trong 50 năm nghiên cứu về quan hệ internationalization–firm performance, có một khoảng trống cơ bản: chưa ai test xem</w:t>
       </w:r>
       <w:r>
         <w:t xml:space="preserve"> </w:t>
@@ -4623,10 +4648,10 @@
           <w:bCs/>
           <w:b/>
         </w:rPr>
-        <w:t xml:space="preserve">quan hệ chữ U ngược là một quy luật phổ quát hay chỉ là một quan hệ có điều kiện</w:t>
-      </w:r>
-      <w:r>
-        <w:t xml:space="preserve">. Luận án này kiểm định điều đó qua một mạch gradient thể chế từ Singapore (chế độ I) đến Pacific SIDS (chế độ cực đoan), và phát hiện rằng chữ U ngược</w:t>
+        <w:t xml:space="preserve">inverted-U có phải universal law hay là conditional relationship</w:t>
+      </w:r>
+      <w:r>
+        <w:t xml:space="preserve">? Luận án này test điều đó bằng cách có mạch institutional gradient từ Singapore (regime I) đến Pacific SIDS (regime extreme), và phát hiện inverted-U</w:t>
       </w:r>
       <w:r>
         <w:t xml:space="preserve"> </w:t>
@@ -4636,10 +4661,10 @@
           <w:bCs/>
           <w:b/>
         </w:rPr>
-        <w:t xml:space="preserve">không phổ quát</w:t>
-      </w:r>
-      <w:r>
-        <w:t xml:space="preserve">: nó đảo dấu khi cả 3 điều kiện tiên quyết đều thiếu vắng.</w:t>
+        <w:t xml:space="preserve">không phải universal</w:t>
+      </w:r>
+      <w:r>
+        <w:t xml:space="preserve">, nó đảo dấu khi 3 prerequisites không có.</w:t>
       </w:r>
       <w:r>
         <w:t xml:space="preserve">”</w:t>
@@ -4672,36 +4697,7 @@
         <w:pStyle w:val="FirstParagraph"/>
       </w:pPr>
       <w:r>
-        <w:t xml:space="preserve">Trục thống nhất của toàn luận án là</w:t>
-      </w:r>
-      <w:r>
-        <w:t xml:space="preserve"> </w:t>
-      </w:r>
-      <w:r>
-        <w:rPr>
-          <w:bCs/>
-          <w:b/>
-        </w:rPr>
-        <w:t xml:space="preserve">bản đồ địa hình xuất khẩu chiến lược (strategic export topography)</w:t>
-      </w:r>
-      <w:r>
-        <w:t xml:space="preserve">, trên đó ICRV vận hành như một</w:t>
-      </w:r>
-      <w:r>
-        <w:t xml:space="preserve"> </w:t>
-      </w:r>
-      <w:r>
-        <w:rPr>
-          <w:bCs/>
-          <w:b/>
-        </w:rPr>
-        <w:t xml:space="preserve">bộ lọc chi phí giao dịch (transaction cost filter)</w:t>
-      </w:r>
-      <w:r>
-        <w:t xml:space="preserve"> </w:t>
-      </w:r>
-      <w:r>
-        <w:t xml:space="preserve">tương tác với mức độ chấp nhận số: chính trục này gắn kết tám bài báo thành một lập luận liền mạch, từ phá ảo ảnh bằng chứng (phân tích tổng hợp) đến vẽ bản đồ gradient (phân tích đa quốc gia 45 nền kinh tế) và kiểm chứng từng vùng địa hình (phân tích Việt Nam–phân tích Trung Quốc và SIDS Thái Bình Dương). Trên nền trục đó, 3 đóng góp chưa từng có trong tài liệu nghiên cứu:</w:t>
+        <w:t xml:space="preserve">3 contributions chưa từng có trong literature:</w:t>
       </w:r>
     </w:p>
     <w:p>
@@ -4717,10 +4713,10 @@
           <w:bCs/>
           <w:b/>
         </w:rPr>
-        <w:t xml:space="preserve">Về lý thuyết</w:t>
-      </w:r>
-      <w:r>
-        <w:t xml:space="preserve">: gánh nặng quốc tế hóa bắt buộc là đóng góp được định danh đầu tiên cho trường hợp biên của quan hệ giữa quốc tế hóa và hiệu quả hoạt động</w:t>
+        <w:t xml:space="preserve">Theoretical</w:t>
+      </w:r>
+      <w:r>
+        <w:t xml:space="preserve">: Forced Internationalization Penalty là named contribution đầu tiên cho boundary case I–P</w:t>
       </w:r>
     </w:p>
     <w:p>
@@ -4736,10 +4732,10 @@
           <w:bCs/>
           <w:b/>
         </w:rPr>
-        <w:t xml:space="preserve">Về phương pháp</w:t>
-      </w:r>
-      <w:r>
-        <w:t xml:space="preserve">: việc tách bạch TCI với DAI (kế thừa Bharadwaj et al. 2013, Verhoef et al. 2021, Cohen &amp; Levinthal 1990, Lall 1992; thỏa 4 tiêu chí của Coltman et al. 2008) bảo đảm độ thuần khái niệm</w:t>
+        <w:t xml:space="preserve">Methodological</w:t>
+      </w:r>
+      <w:r>
+        <w:t xml:space="preserve">: TCI/DAI separation (kế thừa Bharadwaj et al. 2013, Verhoef et al. 2021, Cohen &amp; Levinthal 1990, Lall 1992; thỏa 4 tiêu chí Coltman et al. 2008) đảm bảo construct purity</w:t>
       </w:r>
     </w:p>
     <w:p>
@@ -4755,14 +4751,14 @@
           <w:bCs/>
           <w:b/>
         </w:rPr>
-        <w:t xml:space="preserve">Về thực nghiệm</w:t>
-      </w:r>
-      <w:r>
-        <w:t xml:space="preserve">: bằng chứng đa quốc gia đầu tiên cho Pacific SIDS trên dữ liệu WBES (trong 1,745 bài báo, có 0 bài bao quát quan hệ này ở Thái Bình Dương)</w:t>
+        <w:t xml:space="preserve">Empirical</w:t>
+      </w:r>
+      <w:r>
+        <w:t xml:space="preserve">: First multi-country evidence cho Pacific SIDS WBES (1,745 papers, 0 covers Pacific I–P)</w:t>
       </w:r>
     </w:p>
     <w:bookmarkEnd w:id="42"/>
-    <w:bookmarkStart w:id="43" w:name="vì-sao-chưa-lo-ngại-về-việc-có-8-bài-báo"/>
+    <w:bookmarkStart w:id="43" w:name="vì-sao-chưa-yếu-về-việc-có-8-papers"/>
     <w:p>
       <w:pPr>
         <w:pStyle w:val="Heading2"/>
@@ -4777,7 +4773,7 @@
         <w:t xml:space="preserve">“</w:t>
       </w:r>
       <w:r>
-        <w:t xml:space="preserve">Vì sao chưa lo ngại về việc có 8 bài báo</w:t>
+        <w:t xml:space="preserve">Vì sao chưa yếu về việc có 8 papers</w:t>
       </w:r>
       <w:r>
         <w:t xml:space="preserve">”</w:t>
@@ -4792,7 +4788,7 @@
         <w:pStyle w:val="Compact"/>
       </w:pPr>
       <w:r>
-        <w:t xml:space="preserve">2 bài đã công bố (P1 VEFR, P2 JFAR) chứng tỏ năng lực công bố</w:t>
+        <w:t xml:space="preserve">2 papers đã công bố (P1 VEFR, P2 JFAR) demonstrate publication track record</w:t>
       </w:r>
     </w:p>
     <w:p>
@@ -4804,7 +4800,7 @@
         <w:pStyle w:val="Compact"/>
       </w:pPr>
       <w:r>
-        <w:t xml:space="preserve">1 bài đã có trong kỷ yếu ICBEF 2025 (phân tích tổng hợp baseline)</w:t>
+        <w:t xml:space="preserve">1 paper đã có trong ICBEF 2025 proceedings (P6 baseline)</w:t>
       </w:r>
     </w:p>
     <w:p>
@@ -4816,7 +4812,7 @@
         <w:pStyle w:val="Compact"/>
       </w:pPr>
       <w:r>
-        <w:t xml:space="preserve">5 bài đang ở các giai đoạn bản thảo khác nhau (phân tích Việt Nam, Singapore và Trung Quốc, phân tích đa quốc gia và SIDS Thái Bình Dương)</w:t>
+        <w:t xml:space="preserve">5 papers manuscripts ở various stages (P3, P4, P5, P7, P8)</w:t>
       </w:r>
     </w:p>
     <w:p>
@@ -4828,7 +4824,7 @@
         <w:pStyle w:val="Compact"/>
       </w:pPr>
       <w:r>
-        <w:t xml:space="preserve">Cấu trúc luận án tích lũy là quy chuẩn phổ biến ở châu Âu và Bắc Mỹ, phù hợp với quy chuẩn Việt Nam</w:t>
+        <w:t xml:space="preserve">Cấu trúc cumulative thesis quy chuẩn phổ biến ở châu Âu và Bắc Mỹ, phù hợp với quy chuẩn VN</w:t>
       </w:r>
     </w:p>
     <w:bookmarkEnd w:id="43"/>
@@ -4874,7 +4870,7 @@
         <w:pStyle w:val="Compact"/>
       </w:pPr>
       <w:r>
-        <w:t xml:space="preserve">phân tích tổng hợp baseline (ICBEF 2025): đã công bố</w:t>
+        <w:t xml:space="preserve">P6 baseline (ICBEF 2025): đã published</w:t>
       </w:r>
     </w:p>
     <w:p>
@@ -4886,7 +4882,7 @@
         <w:pStyle w:val="Compact"/>
       </w:pPr>
       <w:r>
-        <w:t xml:space="preserve">phân tích Việt Nam: bản thảo hoàn chỉnh — hướng tới JABS (Journal of Asia Business Studies, Emerald)</w:t>
+        <w:t xml:space="preserve">P3: bản thảo hoàn chỉnh — target JABS (Journal of Asia Business Studies, Emerald)</w:t>
       </w:r>
     </w:p>
     <w:p>
@@ -4898,7 +4894,7 @@
         <w:pStyle w:val="Compact"/>
       </w:pPr>
       <w:r>
-        <w:t xml:space="preserve">phân tích Singapore: bản thảo hoàn chỉnh — hướng tới MIR (Management International Review, Springer)</w:t>
+        <w:t xml:space="preserve">P4: bản thảo hoàn chỉnh — target MIR (Management International Review, Springer)</w:t>
       </w:r>
     </w:p>
     <w:p>
@@ -4910,7 +4906,7 @@
         <w:pStyle w:val="Compact"/>
       </w:pPr>
       <w:r>
-        <w:t xml:space="preserve">phân tích Trung Quốc: bản thảo hoàn chỉnh — hướng tới IJOEM (International Journal of Emerging Markets, Emerald)</w:t>
+        <w:t xml:space="preserve">P5: bản thảo hoàn chỉnh — target IJOEM (International Journal of Emerging Markets, Emerald)</w:t>
       </w:r>
     </w:p>
     <w:p>
@@ -4922,7 +4918,7 @@
         <w:pStyle w:val="Compact"/>
       </w:pPr>
       <w:r>
-        <w:t xml:space="preserve">phân tích tổng hợp: bản thảo hoàn chỉnh — IBR (International Business Review, Elsevier),</w:t>
+        <w:t xml:space="preserve">P6: bản thảo hoàn chỉnh — IBR (International Business Review, Elsevier) under review</w:t>
       </w:r>
     </w:p>
     <w:p>
@@ -4934,7 +4930,7 @@
         <w:pStyle w:val="Compact"/>
       </w:pPr>
       <w:r>
-        <w:t xml:space="preserve">phân tích đa quốc gia: bản thảo hoàn chỉnh — JIBS (Journal of International Business Studies), đang chỉnh sửa</w:t>
+        <w:t xml:space="preserve">P7: bản thảo hoàn chỉnh — JIBS (Journal of International Business Studies) under revision</w:t>
       </w:r>
     </w:p>
     <w:p>
@@ -4946,7 +4942,7 @@
         <w:pStyle w:val="Compact"/>
       </w:pPr>
       <w:r>
-        <w:t xml:space="preserve">phân tích SIDS Thái Bình Dương: bản thảo hoàn chỉnh — World Development (Elsevier), đang chỉnh sửa</w:t>
+        <w:t xml:space="preserve">P8: bản thảo hoàn chỉnh — World Development (Elsevier) under revision</w:t>
       </w:r>
     </w:p>
     <w:p>
@@ -4954,7 +4950,7 @@
         <w:pStyle w:val="FirstParagraph"/>
       </w:pPr>
       <w:r>
-        <w:t xml:space="preserve">Lộ trình</w:t>
+        <w:t xml:space="preserve">Potential</w:t>
       </w:r>
       <w:r>
         <w:t xml:space="preserve"> </w:t>
@@ -4964,7 +4960,7 @@
           <w:bCs/>
           <w:b/>
         </w:rPr>
-        <w:t xml:space="preserve">dự kiến tốt nghiệp năm 2027</w:t>
+        <w:t xml:space="preserve">2027 graduation timeline</w:t>
       </w:r>
       <w:r>
         <w:t xml:space="preserve">:</w:t>
@@ -4973,19 +4969,19 @@
         <w:t xml:space="preserve"> </w:t>
       </w:r>
       <w:r>
-        <w:t xml:space="preserve">- 2026 H2: nộp phân tích Việt Nam, Singapore và Trung Quốc — hồ sơ nộp bài hoàn chỉnh (JABS/MIR/IJOEM)</w:t>
-      </w:r>
-      <w:r>
-        <w:t xml:space="preserve"> </w:t>
-      </w:r>
-      <w:r>
-        <w:t xml:space="preserve">- 2027 H1: ít nhất 1 bài được chấp nhận; nộp lại các bản chỉnh sửa phân tích tổng hợp và đa quốc gia/phân tích SIDS Thái Bình Dương</w:t>
-      </w:r>
-      <w:r>
-        <w:t xml:space="preserve"> </w:t>
-      </w:r>
-      <w:r>
-        <w:t xml:space="preserve">- 2027 H2: bảo vệ luận án</w:t>
+        <w:t xml:space="preserve">- 2026 H2: Submit P3, P4, P5 — submission packages hoàn chỉnh (JABS/MIR/IJOEM)</w:t>
+      </w:r>
+      <w:r>
+        <w:t xml:space="preserve"> </w:t>
+      </w:r>
+      <w:r>
+        <w:t xml:space="preserve">- 2027 H1: Ít nhất 1 paper accepted; revisions P6/P7/P8 nộp lại</w:t>
+      </w:r>
+      <w:r>
+        <w:t xml:space="preserve"> </w:t>
+      </w:r>
+      <w:r>
+        <w:t xml:space="preserve">- 2027 H2: Defense</w:t>
       </w:r>
     </w:p>
     <w:bookmarkEnd w:id="44"/>
@@ -4999,7 +4995,7 @@
         <w:t xml:space="preserve">8. Câu hỏi thường được hỏi và câu trả lời chuẩn bị sẵn</w:t>
       </w:r>
     </w:p>
-    <w:bookmarkStart w:id="46" w:name="Xc244adeaacdea2076c3c5599a520a4c166e7500"/>
+    <w:bookmarkStart w:id="46" w:name="gvhd-có-thể-hỏi-why-so-many-countries-49"/>
     <w:p>
       <w:pPr>
         <w:pStyle w:val="Heading2"/>
@@ -5014,7 +5010,7 @@
         <w:t xml:space="preserve">“</w:t>
       </w:r>
       <w:r>
-        <w:t xml:space="preserve">Vì sao lại nhiều quốc gia đến vậy (~49)?</w:t>
+        <w:t xml:space="preserve">Why so many countries (~49)?</w:t>
       </w:r>
       <w:r>
         <w:t xml:space="preserve">”</w:t>
@@ -5029,10 +5025,10 @@
           <w:bCs/>
           <w:b/>
         </w:rPr>
-        <w:t xml:space="preserve">Trả lời</w:t>
-      </w:r>
-      <w:r>
-        <w:t xml:space="preserve">: Tính mới của luận án nằm ở việc chứng minh rằng</w:t>
+        <w:t xml:space="preserve">Answer</w:t>
+      </w:r>
+      <w:r>
+        <w:t xml:space="preserve">: Tính mới của luận án nằm ở chứng minh</w:t>
       </w:r>
       <w:r>
         <w:t xml:space="preserve"> </w:t>
@@ -5042,10 +5038,10 @@
           <w:bCs/>
           <w:b/>
         </w:rPr>
-        <w:t xml:space="preserve">quan hệ chữ U ngược có các điều kiện biên</w:t>
-      </w:r>
-      <w:r>
-        <w:t xml:space="preserve">. Mỗi chế độ thể chế cần ít nhất 3 quốc gia để bảo đảm công suất thống kê (chuẩn của Marano 2016 là từ 5 quốc gia trở lên cho mỗi chế độ). 45 nền kinh tế chia thành 6 chế độ (ICRV I–VI), trung bình khoảng 8 nền kinh tế mỗi chế độ, đủ công suất thống kê.</w:t>
+        <w:t xml:space="preserve">inverted-U có boundary conditions</w:t>
+      </w:r>
+      <w:r>
+        <w:t xml:space="preserve">. Mỗi institutional regime cần ít nhất 3 countries để statistical power (Marano 2016 chuẩn: 5+ countries per regime). 45 economies chia 6 regimes (ICRV I–VI) → ~8 economies/regime trung bình — đủ statistical power.</w:t>
       </w:r>
     </w:p>
     <w:bookmarkEnd w:id="46"/>
@@ -5079,14 +5075,14 @@
           <w:bCs/>
           <w:b/>
         </w:rPr>
-        <w:t xml:space="preserve">Trả lời</w:t>
-      </w:r>
-      <w:r>
-        <w:t xml:space="preserve">: WBES không phải dữ liệu bảng theo cùng doanh nghiệp mà là các lát cắt ngang lặp lại. Một lưu ý cho luận án: nên dành phần nghiên cứu tương lai cho dữ liệu bảng tại 4 quốc gia có từ 2 làn sóng trở lên (Cambodia, India, Bangladesh, Pakistan, v.v.).</w:t>
+        <w:t xml:space="preserve">Answer</w:t>
+      </w:r>
+      <w:r>
+        <w:t xml:space="preserve">: WBES không phải panel theo cùng doanh nghiệp (là repeated cross-sections). Lưu ý cho NCS dissertation: Lu nên có panel future work tại 4 countries có 2+ waves (Cambodia, India, Bangladesh, Pakistan, etc.).</w:t>
       </w:r>
     </w:p>
     <w:bookmarkEnd w:id="47"/>
-    <w:bookmarkStart w:id="48" w:name="X3c2b78d82b8df299d540eefd6ff8ecce471a1da"/>
+    <w:bookmarkStart w:id="48" w:name="Xa484d54d2f9e9ff02390f1741ce33ce1e50db81"/>
     <w:p>
       <w:pPr>
         <w:pStyle w:val="Heading2"/>
@@ -5101,7 +5097,7 @@
         <w:t xml:space="preserve">“</w:t>
       </w:r>
       <w:r>
-        <w:t xml:space="preserve">Vì sao tách bạch TCI và DAI thay vì gộp thành một cấu trúc số duy nhất?</w:t>
+        <w:t xml:space="preserve">Vì sao tách bạch TCI và DAI thay vì gộp một composite digital duy nhất?</w:t>
       </w:r>
       <w:r>
         <w:t xml:space="preserve">”</w:t>
@@ -5116,14 +5112,14 @@
           <w:bCs/>
           <w:b/>
         </w:rPr>
-        <w:t xml:space="preserve">Trả lời</w:t>
-      </w:r>
-      <w:r>
-        <w:t xml:space="preserve">: Việc tách bạch dựa trên 5 nguồn lý thuyết kinh doanh quốc tế chính thống: (i) Bharadwaj et al. (2013, MIS Quarterly) phân biệt năng lực công nghệ thông tin với chiến lược kinh doanh số; (ii) Verhoef et al. (2021, JBR) phân tầng 3 cấp số hóa dữ liệu, số hóa quy trình và chuyển đổi số; (iii) Cohen &amp; Levinthal (1990, ASQ) và Lall (1992, World Development) coi năng lực công nghệ là chiều sâu năng lực nội tại (năng lực hấp thụ), khác về bản chất với mức độ chấp nhận số ở giao diện bên ngoài; (iv) Bhandari et al. (2023, IBR) áp dụng logic dàn xếp nguồn lực cho quan hệ giữa quốc tế hóa và hiệu quả hoạt động, cho thấy các khái niệm số có mạng lưới khái niệm khác nhau; và (v) Coltman et al. (2008, JBR) đưa ra 4 tiêu chí cho phép TCI và DAI là hai cấu trúc tổng hợp độc lập. Vì vậy, nghiên cứu sinh dùng TCI và DAI riêng biệt (khái niệm sạch hơn) thay vì gộp thành một cấu trúc tổng hợp duy nhất.</w:t>
+        <w:t xml:space="preserve">Answer</w:t>
+      </w:r>
+      <w:r>
+        <w:t xml:space="preserve">: Phân tách dựa trên 5 nguồn IB chính thống: (i) Bharadwaj et al. (2013, MIS Quarterly) phân biệt IT capability với digital business strategy; (ii) Verhoef et al. (2021, JBR) phân tầng 3 cấp digitization → digitalization → digital transformation; (iii) Cohen &amp; Levinthal (1990, ASQ) và Lall (1992, World Development) coi technological capability là chiều sâu năng lực nội tại (absorptive capacity), khác bản chất với digital adoption ở giao diện ngoại tại; (iv) Bhandari et al. (2023, IBR) áp dụng resource-orchestration logic cho I→P relationship cho thấy các construct số có nomological nets khác nhau; (v) Coltman et al. (2008, JBR) đưa 4 tiêu chí cho phép TCI và DAI là hai formative composite độc lập. Do đó, NCS dùng TCI và DAI riêng biệt (cleaner construct) thay vì gộp một composite duy nhất.</w:t>
       </w:r>
     </w:p>
     <w:bookmarkEnd w:id="48"/>
-    <w:bookmarkStart w:id="49" w:name="Xae079deae3290a72e821614280c590b884041b7"/>
+    <w:bookmarkStart w:id="49" w:name="X6123e3fe6e55150cc1022e19977a22a835e173b"/>
     <w:p>
       <w:pPr>
         <w:pStyle w:val="Heading2"/>
@@ -5138,7 +5134,7 @@
         <w:t xml:space="preserve">“</w:t>
       </w:r>
       <w:r>
-        <w:t xml:space="preserve">phân tích SIDS Thái Bình Dương Pacific không thuộc châu Á, vì sao lại đưa vào luận án?</w:t>
+        <w:t xml:space="preserve">P8 Pacific không phải Asia, sao trong dissertation?</w:t>
       </w:r>
       <w:r>
         <w:t xml:space="preserve">”</w:t>
@@ -5153,10 +5149,10 @@
           <w:bCs/>
           <w:b/>
         </w:rPr>
-        <w:t xml:space="preserve">Trả lời</w:t>
-      </w:r>
-      <w:r>
-        <w:t xml:space="preserve">: Có 3 lý do.</w:t>
+        <w:t xml:space="preserve">Answer</w:t>
+      </w:r>
+      <w:r>
+        <w:t xml:space="preserve">: 3 lý do:</w:t>
       </w:r>
       <w:r>
         <w:t xml:space="preserve"> </w:t>
@@ -5172,10 +5168,10 @@
           <w:bCs/>
           <w:b/>
         </w:rPr>
-        <w:t xml:space="preserve">Về thực nghiệm</w:t>
-      </w:r>
-      <w:r>
-        <w:t xml:space="preserve">: Pacific SIDS là chế độ thể chế cực đoan, cần thiết để chứng minh rằng quan hệ chữ U ngược</w:t>
+        <w:t xml:space="preserve">Empirical</w:t>
+      </w:r>
+      <w:r>
+        <w:t xml:space="preserve">: Pacific SIDS là institutional regime extreme — cần nó để demonstrate inverted-U</w:t>
       </w:r>
       <w:r>
         <w:t xml:space="preserve"> </w:t>
@@ -5185,13 +5181,13 @@
           <w:bCs/>
           <w:b/>
         </w:rPr>
-        <w:t xml:space="preserve">thất bại</w:t>
-      </w:r>
-      <w:r>
-        <w:t xml:space="preserve"> </w:t>
-      </w:r>
-      <w:r>
-        <w:t xml:space="preserve">ở vùng biên</w:t>
+        <w:t xml:space="preserve">fails</w:t>
+      </w:r>
+      <w:r>
+        <w:t xml:space="preserve"> </w:t>
+      </w:r>
+      <w:r>
+        <w:t xml:space="preserve">at boundary</w:t>
       </w:r>
       <w:r>
         <w:t xml:space="preserve"> </w:t>
@@ -5207,10 +5203,10 @@
           <w:bCs/>
           <w:b/>
         </w:rPr>
-        <w:t xml:space="preserve">Về lý thuyết</w:t>
-      </w:r>
-      <w:r>
-        <w:t xml:space="preserve">: cách khung</w:t>
+        <w:t xml:space="preserve">Theoretical</w:t>
+      </w:r>
+      <w:r>
+        <w:t xml:space="preserve">:</w:t>
       </w:r>
       <w:r>
         <w:t xml:space="preserve"> </w:t>
@@ -5219,7 +5215,7 @@
         <w:t xml:space="preserve">“</w:t>
       </w:r>
       <w:r>
-        <w:t xml:space="preserve">châu Á và các khu vực lân cận</w:t>
+        <w:t xml:space="preserve">Asian and adjacent regions</w:t>
       </w:r>
       <w:r>
         <w:t xml:space="preserve">”</w:t>
@@ -5228,7 +5224,7 @@
         <w:t xml:space="preserve"> </w:t>
       </w:r>
       <w:r>
-        <w:t xml:space="preserve">được chấp nhận rộng rãi trong tài liệu nghiên cứu (ví dụ: Ngân hàng Phát triển châu Á bao gồm cả Thái Bình Dương)</w:t>
+        <w:t xml:space="preserve">là framing chấp nhận đủ trong literature (vd: Asian Development Bank covers Pacific)</w:t>
       </w:r>
       <w:r>
         <w:t xml:space="preserve"> </w:t>
@@ -5244,10 +5240,10 @@
           <w:bCs/>
           <w:b/>
         </w:rPr>
-        <w:t xml:space="preserve">Về phương pháp</w:t>
-      </w:r>
-      <w:r>
-        <w:t xml:space="preserve">: Pacific sử dụng cùng bộ công cụ WBES, nên dữ liệu có thể so sánh được</w:t>
+        <w:t xml:space="preserve">Methodological</w:t>
+      </w:r>
+      <w:r>
+        <w:t xml:space="preserve">: Pacific sử dụng cùng WBES instrument — dữ liệu comparable</w:t>
       </w:r>
     </w:p>
     <w:bookmarkEnd w:id="49"/>
@@ -5472,13 +5468,13 @@
       </w:r>
     </w:p>
     <w:bookmarkEnd w:id="51"/>
-    <w:bookmarkStart w:id="52" w:name="X9546b4349eba1231ba7dea814629ace276c8c15"/>
+    <w:bookmarkStart w:id="52" w:name="tóm-tắt-1-trang-cho-buổi-demo-gvhd"/>
     <w:p>
       <w:pPr>
         <w:pStyle w:val="Heading1"/>
       </w:pPr>
       <w:r>
-        <w:t xml:space="preserve">10. Tóm tắt 1 trang cho buổi demo với giảng viên hướng dẫn</w:t>
+        <w:t xml:space="preserve">10. Tóm tắt 1-trang cho buổi demo GVHD</w:t>
       </w:r>
     </w:p>
     <w:p>
@@ -5549,7 +5545,7 @@
         <w:rPr>
           <w:rStyle w:val="VerbatimChar"/>
         </w:rPr>
-        <w:t xml:space="preserve">8 PAPERS (P1–phân tích SIDS Thái Bình Dương):</w:t>
+        <w:t xml:space="preserve">8 PAPERS (P1–P8):</w:t>
       </w:r>
       <w:r>
         <w:br/>
@@ -5576,7 +5572,7 @@
         <w:rPr>
           <w:rStyle w:val="VerbatimChar"/>
         </w:rPr>
-        <w:t xml:space="preserve">✅ phân tích Việt Nam Vietnam — Nhóm IV (Lower_mid_transition), inverted-U (TP ~39–46% FSTS), DAI Tier-1 (draft → JABS)</w:t>
+        <w:t xml:space="preserve">✅ P3 Vietnam — Nhóm IV (Lower_mid_transition), inverted-U (TP ~39–46% FSTS), DAI Tier-1 (draft → JABS)</w:t>
       </w:r>
       <w:r>
         <w:br/>
@@ -5585,7 +5581,7 @@
         <w:rPr>
           <w:rStyle w:val="VerbatimChar"/>
         </w:rPr>
-        <w:t xml:space="preserve">✅ phân tích Singapore — Advanced I, inverted-U (TP ~82% FSTS), DAI Tier-1+2 moderation (draft → MIR)</w:t>
+        <w:t xml:space="preserve">✅ P4 Singapore — Advanced I, inverted-U (TP ~82% FSTS), DAI Tier-1+2 moderation (draft → MIR)</w:t>
       </w:r>
       <w:r>
         <w:br/>
@@ -5594,7 +5590,7 @@
         <w:rPr>
           <w:rStyle w:val="VerbatimChar"/>
         </w:rPr>
-        <w:t xml:space="preserve">✅ phân tích Trung Quốc China temporal 2012–2024</w:t>
+        <w:t xml:space="preserve">✅ P5 China temporal 2012–2024 (manuscript complete → IJOEM)</w:t>
       </w:r>
       <w:r>
         <w:br/>
@@ -5603,7 +5599,7 @@
         <w:rPr>
           <w:rStyle w:val="VerbatimChar"/>
         </w:rPr>
-        <w:t xml:space="preserve">✅ phân tích tổng hợp Meta-analysis three-level MARA k=238 (r=0.074, I²=62.4%, ICRV Q_M=17.35**)</w:t>
+        <w:t xml:space="preserve">✅ P6 Meta-analysis three-level MARA k=238 (manuscript complete → IBR — International Business Review; r=0.074, I²=87.8%, ICRV Q_M=17.35**)</w:t>
       </w:r>
       <w:r>
         <w:br/>
@@ -5612,7 +5608,7 @@
         <w:rPr>
           <w:rStyle w:val="VerbatimChar"/>
         </w:rPr>
-        <w:t xml:space="preserve">✅ phân tích đa quốc gia Asian capstone TCI+DAI multi-country (N=82,302, TP≈37%, DAI moderation p&lt;.01)</w:t>
+        <w:t xml:space="preserve">✅ P7 Asian capstone TCI+DAI multi-country (manuscript complete → JIBS; N=82,302, TP≈36%, DAI moderation p&lt;.01)</w:t>
       </w:r>
       <w:r>
         <w:br/>
@@ -5621,7 +5617,7 @@
         <w:rPr>
           <w:rStyle w:val="VerbatimChar"/>
         </w:rPr>
-        <w:t xml:space="preserve">✅ phân tích SIDS Thái Bình Dương Pacific SIDS Forced Penalty (REVISED, submit World Development)</w:t>
+        <w:t xml:space="preserve">✅ P8 Pacific SIDS Forced Penalty (REVISED, submit World Development)</w:t>
       </w:r>
       <w:r>
         <w:br/>
@@ -5669,7 +5665,7 @@
         <w:rPr>
           <w:rStyle w:val="VerbatimChar"/>
         </w:rPr>
-        <w:t xml:space="preserve">Asian capstone (all 6 ICRV groups)  → Heterogeneous moderation; phân tích đa quốc gia TP~36%, DAI≠TCI</w:t>
+        <w:t xml:space="preserve">Asian capstone (all 6 ICRV groups)  → Heterogeneous moderation; P7 TP~36%, DAI≠TCI</w:t>
       </w:r>
       <w:r>
         <w:br/>
@@ -5690,7 +5686,7 @@
         <w:rPr>
           <w:rStyle w:val="VerbatimChar"/>
         </w:rPr>
-        <w:t xml:space="preserve">*Vietnam = Nhóm IV (Lower_mid_transition, Group 4/6) nhất quán trong toàn bộ luận án (phân tích đa quốc gia code: ICRV_MAP["Vietnam"]=4; data registry: Group IV). Nhãn "Frontier V" trước đây trong phân tích Việt Nam đã được sửa thành "Nhóm IV" — nhóm V (Emerging trong phân tích đa quốc gia) là Afghanistan, Nepal, Cambodia, v.v. WGI Rule of Law Việt Nam: ~−0,66 (2009), ~−0,09 (2023), nguồn World Bank.</w:t>
+        <w:t xml:space="preserve">*Vietnam = Nhóm IV (Lower_mid_transition, Group 4/6) nhất quán trong toàn bộ luận án (P7 code: ICRV_MAP["Vietnam"]=4; data registry: Group IV). Nhãn "Frontier V" trước đây trong bản thảo P3 đã được sửa thành "Nhóm IV" — nhóm V (Emerging trong P7) là Afghanistan, Nepal, Cambodia, v.v. WGI Rule of Law Việt Nam: ~−0,66 (2009), ~−0,09 (2023), nguồn World Bank.</w:t>
       </w:r>
       <w:r>
         <w:br/>
@@ -5790,13 +5786,13 @@
       </w:r>
     </w:p>
     <w:bookmarkEnd w:id="52"/>
-    <w:bookmarkStart w:id="53" w:name="X733137db982579c604977091ba9990d8f00f46a"/>
+    <w:bookmarkStart w:id="53" w:name="file-kèm-theo-để-demo-gvhd"/>
     <w:p>
       <w:pPr>
         <w:pStyle w:val="Heading1"/>
       </w:pPr>
       <w:r>
-        <w:t xml:space="preserve">11. File kèm theo để demo với giảng viên hướng dẫn</w:t>
+        <w:t xml:space="preserve">11. File kèm theo để demo GVHD</w:t>
       </w:r>
     </w:p>
     <w:p>
@@ -5880,7 +5876,7 @@
         <w:t xml:space="preserve"> </w:t>
       </w:r>
       <w:r>
-        <w:t xml:space="preserve">— phân tích SIDS Thái Bình Dương boundary case</w:t>
+        <w:t xml:space="preserve">— P8 boundary case</w:t>
       </w:r>
     </w:p>
     <w:p>
